--- a/OOP/Лабораторна_робота_2/ЗвітООП.docx
+++ b/OOP/Лабораторна_робота_2/ЗвітООП.docx
@@ -214,7 +214,21 @@
         <w:rPr>
           <w:rFonts w:ascii="Times New Roman" w:hAnsi="Times New Roman" w:cs="Times New Roman"/>
         </w:rPr>
-        <w:t>Одиничний елемент бінарного вектора означає наявність елемента, що відповідає його індексу, у множині; нульовий – його відсутність.</w:t>
+        <w:t xml:space="preserve">Одиничний елемент бінарного </w:t>
+      </w:r>
+      <w:proofErr w:type="spellStart"/>
+      <w:r>
+        <w:rPr>
+          <w:rFonts w:ascii="Times New Roman" w:hAnsi="Times New Roman" w:cs="Times New Roman"/>
+        </w:rPr>
+        <w:t>вектора</w:t>
+      </w:r>
+      <w:proofErr w:type="spellEnd"/>
+      <w:r>
+        <w:rPr>
+          <w:rFonts w:ascii="Times New Roman" w:hAnsi="Times New Roman" w:cs="Times New Roman"/>
+        </w:rPr>
+        <w:t xml:space="preserve"> означає наявність елемента, що відповідає його індексу, у множині; нульовий – його відсутність.</w:t>
       </w:r>
     </w:p>
     <w:p>
@@ -262,54 +276,131 @@
         <w:rPr>
           <w:rFonts w:ascii="Courier New" w:hAnsi="Courier New" w:cs="Courier New"/>
         </w:rPr>
-        <w:t>#include &lt;iostream&gt;</w:t>
-      </w:r>
-      <w:r>
-        <w:rPr>
-          <w:rFonts w:ascii="Courier New" w:hAnsi="Courier New" w:cs="Courier New"/>
-        </w:rPr>
-        <w:br/>
-      </w:r>
-      <w:r>
-        <w:rPr>
-          <w:rFonts w:ascii="Courier New" w:hAnsi="Courier New" w:cs="Courier New"/>
-        </w:rPr>
-        <w:br/>
-        <w:t>struct BinaryVector {</w:t>
-      </w:r>
-      <w:r>
-        <w:rPr>
-          <w:rFonts w:ascii="Courier New" w:hAnsi="Courier New" w:cs="Courier New"/>
-        </w:rPr>
-        <w:br/>
-        <w:t xml:space="preserve">    int size;</w:t>
-      </w:r>
-      <w:r>
-        <w:rPr>
-          <w:rFonts w:ascii="Courier New" w:hAnsi="Courier New" w:cs="Courier New"/>
-        </w:rPr>
-        <w:br/>
-        <w:t xml:space="preserve">    int *vector;</w:t>
-      </w:r>
-      <w:r>
-        <w:rPr>
-          <w:rFonts w:ascii="Courier New" w:hAnsi="Courier New" w:cs="Courier New"/>
-        </w:rPr>
-        <w:br/>
-      </w:r>
-      <w:r>
-        <w:rPr>
-          <w:rFonts w:ascii="Courier New" w:hAnsi="Courier New" w:cs="Courier New"/>
-        </w:rPr>
-        <w:br/>
-        <w:t xml:space="preserve">    void displayVector();</w:t>
-      </w:r>
-      <w:r>
-        <w:rPr>
-          <w:rFonts w:ascii="Courier New" w:hAnsi="Courier New" w:cs="Courier New"/>
-        </w:rPr>
-        <w:br/>
-        <w:t xml:space="preserve">    int isValid();</w:t>
+        <w:t>#include &lt;</w:t>
+      </w:r>
+      <w:proofErr w:type="spellStart"/>
+      <w:r>
+        <w:rPr>
+          <w:rFonts w:ascii="Courier New" w:hAnsi="Courier New" w:cs="Courier New"/>
+        </w:rPr>
+        <w:t>iostream</w:t>
+      </w:r>
+      <w:proofErr w:type="spellEnd"/>
+      <w:r>
+        <w:rPr>
+          <w:rFonts w:ascii="Courier New" w:hAnsi="Courier New" w:cs="Courier New"/>
+        </w:rPr>
+        <w:t>&gt;</w:t>
+      </w:r>
+      <w:r>
+        <w:rPr>
+          <w:rFonts w:ascii="Courier New" w:hAnsi="Courier New" w:cs="Courier New"/>
+        </w:rPr>
+        <w:br/>
+      </w:r>
+      <w:r>
+        <w:rPr>
+          <w:rFonts w:ascii="Courier New" w:hAnsi="Courier New" w:cs="Courier New"/>
+        </w:rPr>
+        <w:br/>
+      </w:r>
+      <w:proofErr w:type="spellStart"/>
+      <w:r>
+        <w:rPr>
+          <w:rFonts w:ascii="Courier New" w:hAnsi="Courier New" w:cs="Courier New"/>
+        </w:rPr>
+        <w:t>struct</w:t>
+      </w:r>
+      <w:proofErr w:type="spellEnd"/>
+      <w:r>
+        <w:rPr>
+          <w:rFonts w:ascii="Courier New" w:hAnsi="Courier New" w:cs="Courier New"/>
+        </w:rPr>
+        <w:t xml:space="preserve"> </w:t>
+      </w:r>
+      <w:proofErr w:type="spellStart"/>
+      <w:r>
+        <w:rPr>
+          <w:rFonts w:ascii="Courier New" w:hAnsi="Courier New" w:cs="Courier New"/>
+        </w:rPr>
+        <w:t>BinaryVector</w:t>
+      </w:r>
+      <w:proofErr w:type="spellEnd"/>
+      <w:r>
+        <w:rPr>
+          <w:rFonts w:ascii="Courier New" w:hAnsi="Courier New" w:cs="Courier New"/>
+        </w:rPr>
+        <w:t xml:space="preserve"> {</w:t>
+      </w:r>
+      <w:r>
+        <w:rPr>
+          <w:rFonts w:ascii="Courier New" w:hAnsi="Courier New" w:cs="Courier New"/>
+        </w:rPr>
+        <w:br/>
+        <w:t xml:space="preserve">    </w:t>
+      </w:r>
+      <w:proofErr w:type="spellStart"/>
+      <w:r>
+        <w:rPr>
+          <w:rFonts w:ascii="Courier New" w:hAnsi="Courier New" w:cs="Courier New"/>
+        </w:rPr>
+        <w:t>int</w:t>
+      </w:r>
+      <w:proofErr w:type="spellEnd"/>
+      <w:r>
+        <w:rPr>
+          <w:rFonts w:ascii="Courier New" w:hAnsi="Courier New" w:cs="Courier New"/>
+        </w:rPr>
+        <w:t xml:space="preserve"> </w:t>
+      </w:r>
+      <w:proofErr w:type="spellStart"/>
+      <w:r>
+        <w:rPr>
+          <w:rFonts w:ascii="Courier New" w:hAnsi="Courier New" w:cs="Courier New"/>
+        </w:rPr>
+        <w:t>size</w:t>
+      </w:r>
+      <w:proofErr w:type="spellEnd"/>
+      <w:r>
+        <w:rPr>
+          <w:rFonts w:ascii="Courier New" w:hAnsi="Courier New" w:cs="Courier New"/>
+        </w:rPr>
+        <w:t>;</w:t>
+      </w:r>
+      <w:r>
+        <w:rPr>
+          <w:rFonts w:ascii="Courier New" w:hAnsi="Courier New" w:cs="Courier New"/>
+        </w:rPr>
+        <w:br/>
+        <w:t xml:space="preserve">    </w:t>
+      </w:r>
+      <w:proofErr w:type="spellStart"/>
+      <w:r>
+        <w:rPr>
+          <w:rFonts w:ascii="Courier New" w:hAnsi="Courier New" w:cs="Courier New"/>
+        </w:rPr>
+        <w:t>int</w:t>
+      </w:r>
+      <w:proofErr w:type="spellEnd"/>
+      <w:r>
+        <w:rPr>
+          <w:rFonts w:ascii="Courier New" w:hAnsi="Courier New" w:cs="Courier New"/>
+        </w:rPr>
+        <w:t xml:space="preserve"> *</w:t>
+      </w:r>
+      <w:proofErr w:type="spellStart"/>
+      <w:r>
+        <w:rPr>
+          <w:rFonts w:ascii="Courier New" w:hAnsi="Courier New" w:cs="Courier New"/>
+        </w:rPr>
+        <w:t>vector</w:t>
+      </w:r>
+      <w:proofErr w:type="spellEnd"/>
+      <w:r>
+        <w:rPr>
+          <w:rFonts w:ascii="Courier New" w:hAnsi="Courier New" w:cs="Courier New"/>
+        </w:rPr>
+        <w:t>;</w:t>
       </w:r>
       <w:r>
         <w:rPr>
@@ -329,35 +420,305 @@
           <w:rFonts w:ascii="Courier New" w:hAnsi="Courier New" w:cs="Courier New"/>
         </w:rPr>
         <w:br/>
-        <w:t>void BinaryVector::displayVector() {</w:t>
-      </w:r>
-      <w:r>
-        <w:rPr>
-          <w:rFonts w:ascii="Courier New" w:hAnsi="Courier New" w:cs="Courier New"/>
-        </w:rPr>
-        <w:br/>
-        <w:t xml:space="preserve">    std::cout &lt;&lt; "(";</w:t>
-      </w:r>
-      <w:r>
-        <w:rPr>
-          <w:rFonts w:ascii="Courier New" w:hAnsi="Courier New" w:cs="Courier New"/>
-        </w:rPr>
-        <w:br/>
-        <w:t xml:space="preserve">    for (int i = 0; i &lt; size; i++) {</w:t>
-      </w:r>
-      <w:r>
-        <w:rPr>
-          <w:rFonts w:ascii="Courier New" w:hAnsi="Courier New" w:cs="Courier New"/>
-        </w:rPr>
-        <w:br/>
-        <w:t xml:space="preserve">        if (i == size - 1) { std::cout &lt;&lt; vector[i]; break;}</w:t>
-      </w:r>
-      <w:r>
-        <w:rPr>
-          <w:rFonts w:ascii="Courier New" w:hAnsi="Courier New" w:cs="Courier New"/>
-        </w:rPr>
-        <w:br/>
-        <w:t xml:space="preserve">        std::cout &lt;&lt; vector[i] &lt;&lt; ", ";</w:t>
+      </w:r>
+      <w:proofErr w:type="spellStart"/>
+      <w:r>
+        <w:rPr>
+          <w:rFonts w:ascii="Courier New" w:hAnsi="Courier New" w:cs="Courier New"/>
+        </w:rPr>
+        <w:t>void</w:t>
+      </w:r>
+      <w:proofErr w:type="spellEnd"/>
+      <w:r>
+        <w:rPr>
+          <w:rFonts w:ascii="Courier New" w:hAnsi="Courier New" w:cs="Courier New"/>
+        </w:rPr>
+        <w:t xml:space="preserve"> </w:t>
+      </w:r>
+      <w:proofErr w:type="spellStart"/>
+      <w:r>
+        <w:rPr>
+          <w:rFonts w:ascii="Courier New" w:hAnsi="Courier New" w:cs="Courier New"/>
+        </w:rPr>
+        <w:t>displayVector</w:t>
+      </w:r>
+      <w:proofErr w:type="spellEnd"/>
+      <w:r>
+        <w:rPr>
+          <w:rFonts w:ascii="Courier New" w:hAnsi="Courier New" w:cs="Courier New"/>
+        </w:rPr>
+        <w:t>(</w:t>
+      </w:r>
+      <w:proofErr w:type="spellStart"/>
+      <w:r>
+        <w:rPr>
+          <w:rFonts w:ascii="Courier New" w:hAnsi="Courier New" w:cs="Courier New"/>
+        </w:rPr>
+        <w:t>BinaryVector</w:t>
+      </w:r>
+      <w:proofErr w:type="spellEnd"/>
+      <w:r>
+        <w:rPr>
+          <w:rFonts w:ascii="Courier New" w:hAnsi="Courier New" w:cs="Courier New"/>
+        </w:rPr>
+        <w:t xml:space="preserve"> &amp;v) {</w:t>
+      </w:r>
+      <w:r>
+        <w:rPr>
+          <w:rFonts w:ascii="Courier New" w:hAnsi="Courier New" w:cs="Courier New"/>
+        </w:rPr>
+        <w:br/>
+        <w:t xml:space="preserve">    </w:t>
+      </w:r>
+      <w:proofErr w:type="spellStart"/>
+      <w:r>
+        <w:rPr>
+          <w:rFonts w:ascii="Courier New" w:hAnsi="Courier New" w:cs="Courier New"/>
+        </w:rPr>
+        <w:t>std</w:t>
+      </w:r>
+      <w:proofErr w:type="spellEnd"/>
+      <w:r>
+        <w:rPr>
+          <w:rFonts w:ascii="Courier New" w:hAnsi="Courier New" w:cs="Courier New"/>
+        </w:rPr>
+        <w:t>::</w:t>
+      </w:r>
+      <w:proofErr w:type="spellStart"/>
+      <w:r>
+        <w:rPr>
+          <w:rFonts w:ascii="Courier New" w:hAnsi="Courier New" w:cs="Courier New"/>
+        </w:rPr>
+        <w:t>cout</w:t>
+      </w:r>
+      <w:proofErr w:type="spellEnd"/>
+      <w:r>
+        <w:rPr>
+          <w:rFonts w:ascii="Courier New" w:hAnsi="Courier New" w:cs="Courier New"/>
+        </w:rPr>
+        <w:t xml:space="preserve"> &lt;&lt; "(";</w:t>
+      </w:r>
+      <w:r>
+        <w:rPr>
+          <w:rFonts w:ascii="Courier New" w:hAnsi="Courier New" w:cs="Courier New"/>
+        </w:rPr>
+        <w:br/>
+      </w:r>
+      <w:r>
+        <w:rPr>
+          <w:rFonts w:ascii="Courier New" w:hAnsi="Courier New" w:cs="Courier New"/>
+        </w:rPr>
+        <w:br/>
+        <w:t xml:space="preserve">    </w:t>
+      </w:r>
+      <w:proofErr w:type="spellStart"/>
+      <w:r>
+        <w:rPr>
+          <w:rFonts w:ascii="Courier New" w:hAnsi="Courier New" w:cs="Courier New"/>
+        </w:rPr>
+        <w:t>for</w:t>
+      </w:r>
+      <w:proofErr w:type="spellEnd"/>
+      <w:r>
+        <w:rPr>
+          <w:rFonts w:ascii="Courier New" w:hAnsi="Courier New" w:cs="Courier New"/>
+        </w:rPr>
+        <w:t xml:space="preserve"> (</w:t>
+      </w:r>
+      <w:proofErr w:type="spellStart"/>
+      <w:r>
+        <w:rPr>
+          <w:rFonts w:ascii="Courier New" w:hAnsi="Courier New" w:cs="Courier New"/>
+        </w:rPr>
+        <w:t>int</w:t>
+      </w:r>
+      <w:proofErr w:type="spellEnd"/>
+      <w:r>
+        <w:rPr>
+          <w:rFonts w:ascii="Courier New" w:hAnsi="Courier New" w:cs="Courier New"/>
+        </w:rPr>
+        <w:t xml:space="preserve"> i = 0; i &lt; </w:t>
+      </w:r>
+      <w:proofErr w:type="spellStart"/>
+      <w:r>
+        <w:rPr>
+          <w:rFonts w:ascii="Courier New" w:hAnsi="Courier New" w:cs="Courier New"/>
+        </w:rPr>
+        <w:t>v.size</w:t>
+      </w:r>
+      <w:proofErr w:type="spellEnd"/>
+      <w:r>
+        <w:rPr>
+          <w:rFonts w:ascii="Courier New" w:hAnsi="Courier New" w:cs="Courier New"/>
+        </w:rPr>
+        <w:t>; i++) {</w:t>
+      </w:r>
+      <w:r>
+        <w:rPr>
+          <w:rFonts w:ascii="Courier New" w:hAnsi="Courier New" w:cs="Courier New"/>
+        </w:rPr>
+        <w:br/>
+        <w:t xml:space="preserve">        </w:t>
+      </w:r>
+      <w:proofErr w:type="spellStart"/>
+      <w:r>
+        <w:rPr>
+          <w:rFonts w:ascii="Courier New" w:hAnsi="Courier New" w:cs="Courier New"/>
+        </w:rPr>
+        <w:t>if</w:t>
+      </w:r>
+      <w:proofErr w:type="spellEnd"/>
+      <w:r>
+        <w:rPr>
+          <w:rFonts w:ascii="Courier New" w:hAnsi="Courier New" w:cs="Courier New"/>
+        </w:rPr>
+        <w:t xml:space="preserve"> (i == </w:t>
+      </w:r>
+      <w:proofErr w:type="spellStart"/>
+      <w:r>
+        <w:rPr>
+          <w:rFonts w:ascii="Courier New" w:hAnsi="Courier New" w:cs="Courier New"/>
+        </w:rPr>
+        <w:t>v.size</w:t>
+      </w:r>
+      <w:proofErr w:type="spellEnd"/>
+      <w:r>
+        <w:rPr>
+          <w:rFonts w:ascii="Courier New" w:hAnsi="Courier New" w:cs="Courier New"/>
+        </w:rPr>
+        <w:t xml:space="preserve"> - 1) {</w:t>
+      </w:r>
+      <w:r>
+        <w:rPr>
+          <w:rFonts w:ascii="Courier New" w:hAnsi="Courier New" w:cs="Courier New"/>
+        </w:rPr>
+        <w:br/>
+        <w:t xml:space="preserve">            </w:t>
+      </w:r>
+      <w:proofErr w:type="spellStart"/>
+      <w:r>
+        <w:rPr>
+          <w:rFonts w:ascii="Courier New" w:hAnsi="Courier New" w:cs="Courier New"/>
+        </w:rPr>
+        <w:t>std</w:t>
+      </w:r>
+      <w:proofErr w:type="spellEnd"/>
+      <w:r>
+        <w:rPr>
+          <w:rFonts w:ascii="Courier New" w:hAnsi="Courier New" w:cs="Courier New"/>
+        </w:rPr>
+        <w:t>::</w:t>
+      </w:r>
+      <w:proofErr w:type="spellStart"/>
+      <w:r>
+        <w:rPr>
+          <w:rFonts w:ascii="Courier New" w:hAnsi="Courier New" w:cs="Courier New"/>
+        </w:rPr>
+        <w:t>cout</w:t>
+      </w:r>
+      <w:proofErr w:type="spellEnd"/>
+      <w:r>
+        <w:rPr>
+          <w:rFonts w:ascii="Courier New" w:hAnsi="Courier New" w:cs="Courier New"/>
+        </w:rPr>
+        <w:t xml:space="preserve"> &lt;&lt; </w:t>
+      </w:r>
+      <w:proofErr w:type="spellStart"/>
+      <w:r>
+        <w:rPr>
+          <w:rFonts w:ascii="Courier New" w:hAnsi="Courier New" w:cs="Courier New"/>
+        </w:rPr>
+        <w:t>v.vector</w:t>
+      </w:r>
+      <w:proofErr w:type="spellEnd"/>
+      <w:r>
+        <w:rPr>
+          <w:rFonts w:ascii="Courier New" w:hAnsi="Courier New" w:cs="Courier New"/>
+        </w:rPr>
+        <w:t>[i];</w:t>
+      </w:r>
+      <w:r>
+        <w:rPr>
+          <w:rFonts w:ascii="Courier New" w:hAnsi="Courier New" w:cs="Courier New"/>
+        </w:rPr>
+        <w:br/>
+        <w:t xml:space="preserve">            </w:t>
+      </w:r>
+      <w:proofErr w:type="spellStart"/>
+      <w:r>
+        <w:rPr>
+          <w:rFonts w:ascii="Courier New" w:hAnsi="Courier New" w:cs="Courier New"/>
+        </w:rPr>
+        <w:t>break</w:t>
+      </w:r>
+      <w:proofErr w:type="spellEnd"/>
+      <w:r>
+        <w:rPr>
+          <w:rFonts w:ascii="Courier New" w:hAnsi="Courier New" w:cs="Courier New"/>
+        </w:rPr>
+        <w:t>;</w:t>
+      </w:r>
+      <w:r>
+        <w:rPr>
+          <w:rFonts w:ascii="Courier New" w:hAnsi="Courier New" w:cs="Courier New"/>
+        </w:rPr>
+        <w:br/>
+        <w:t xml:space="preserve">        }</w:t>
+      </w:r>
+      <w:r>
+        <w:rPr>
+          <w:rFonts w:ascii="Courier New" w:hAnsi="Courier New" w:cs="Courier New"/>
+        </w:rPr>
+        <w:br/>
+      </w:r>
+      <w:r>
+        <w:rPr>
+          <w:rFonts w:ascii="Courier New" w:hAnsi="Courier New" w:cs="Courier New"/>
+        </w:rPr>
+        <w:br/>
+        <w:t xml:space="preserve">        </w:t>
+      </w:r>
+      <w:proofErr w:type="spellStart"/>
+      <w:r>
+        <w:rPr>
+          <w:rFonts w:ascii="Courier New" w:hAnsi="Courier New" w:cs="Courier New"/>
+        </w:rPr>
+        <w:t>std</w:t>
+      </w:r>
+      <w:proofErr w:type="spellEnd"/>
+      <w:r>
+        <w:rPr>
+          <w:rFonts w:ascii="Courier New" w:hAnsi="Courier New" w:cs="Courier New"/>
+        </w:rPr>
+        <w:t>::</w:t>
+      </w:r>
+      <w:proofErr w:type="spellStart"/>
+      <w:r>
+        <w:rPr>
+          <w:rFonts w:ascii="Courier New" w:hAnsi="Courier New" w:cs="Courier New"/>
+        </w:rPr>
+        <w:t>cout</w:t>
+      </w:r>
+      <w:proofErr w:type="spellEnd"/>
+      <w:r>
+        <w:rPr>
+          <w:rFonts w:ascii="Courier New" w:hAnsi="Courier New" w:cs="Courier New"/>
+        </w:rPr>
+        <w:t xml:space="preserve"> &lt;&lt; </w:t>
+      </w:r>
+      <w:proofErr w:type="spellStart"/>
+      <w:r>
+        <w:rPr>
+          <w:rFonts w:ascii="Courier New" w:hAnsi="Courier New" w:cs="Courier New"/>
+        </w:rPr>
+        <w:t>v.vector</w:t>
+      </w:r>
+      <w:proofErr w:type="spellEnd"/>
+      <w:r>
+        <w:rPr>
+          <w:rFonts w:ascii="Courier New" w:hAnsi="Courier New" w:cs="Courier New"/>
+        </w:rPr>
+        <w:t>[i] &lt;&lt; ", ";</w:t>
       </w:r>
       <w:r>
         <w:rPr>
@@ -371,7 +732,41 @@
           <w:rFonts w:ascii="Courier New" w:hAnsi="Courier New" w:cs="Courier New"/>
         </w:rPr>
         <w:br/>
-        <w:t xml:space="preserve">    std::cout &lt;&lt; ")";</w:t>
+      </w:r>
+      <w:r>
+        <w:rPr>
+          <w:rFonts w:ascii="Courier New" w:hAnsi="Courier New" w:cs="Courier New"/>
+        </w:rPr>
+        <w:br/>
+        <w:t xml:space="preserve">    </w:t>
+      </w:r>
+      <w:proofErr w:type="spellStart"/>
+      <w:r>
+        <w:rPr>
+          <w:rFonts w:ascii="Courier New" w:hAnsi="Courier New" w:cs="Courier New"/>
+        </w:rPr>
+        <w:t>std</w:t>
+      </w:r>
+      <w:proofErr w:type="spellEnd"/>
+      <w:r>
+        <w:rPr>
+          <w:rFonts w:ascii="Courier New" w:hAnsi="Courier New" w:cs="Courier New"/>
+        </w:rPr>
+        <w:t>::</w:t>
+      </w:r>
+      <w:proofErr w:type="spellStart"/>
+      <w:r>
+        <w:rPr>
+          <w:rFonts w:ascii="Courier New" w:hAnsi="Courier New" w:cs="Courier New"/>
+        </w:rPr>
+        <w:t>cout</w:t>
+      </w:r>
+      <w:proofErr w:type="spellEnd"/>
+      <w:r>
+        <w:rPr>
+          <w:rFonts w:ascii="Courier New" w:hAnsi="Courier New" w:cs="Courier New"/>
+        </w:rPr>
+        <w:t xml:space="preserve"> &lt;&lt; ")";</w:t>
       </w:r>
       <w:r>
         <w:rPr>
@@ -391,49 +786,397 @@
           <w:rFonts w:ascii="Courier New" w:hAnsi="Courier New" w:cs="Courier New"/>
         </w:rPr>
         <w:br/>
-        <w:t>int BinaryVector::isValid() {</w:t>
-      </w:r>
-      <w:r>
-        <w:rPr>
-          <w:rFonts w:ascii="Courier New" w:hAnsi="Courier New" w:cs="Courier New"/>
-        </w:rPr>
-        <w:br/>
-        <w:t xml:space="preserve">    for (int i = 0; i &lt; size; i++) {</w:t>
-      </w:r>
-      <w:r>
-        <w:rPr>
-          <w:rFonts w:ascii="Courier New" w:hAnsi="Courier New" w:cs="Courier New"/>
-        </w:rPr>
-        <w:br/>
-        <w:t xml:space="preserve">        if ((vector[i] != 0) &amp;&amp; (vector[i] != 1)) {</w:t>
-      </w:r>
-      <w:r>
-        <w:rPr>
-          <w:rFonts w:ascii="Courier New" w:hAnsi="Courier New" w:cs="Courier New"/>
-        </w:rPr>
-        <w:br/>
-        <w:t xml:space="preserve">            std::cout &lt;&lt; "Numbers must be either 0 or 1!" &lt;&lt; </w:t>
+      </w:r>
+      <w:proofErr w:type="spellStart"/>
+      <w:r>
+        <w:rPr>
+          <w:rFonts w:ascii="Courier New" w:hAnsi="Courier New" w:cs="Courier New"/>
+        </w:rPr>
+        <w:t>int</w:t>
+      </w:r>
+      <w:proofErr w:type="spellEnd"/>
+      <w:r>
+        <w:rPr>
+          <w:rFonts w:ascii="Courier New" w:hAnsi="Courier New" w:cs="Courier New"/>
+        </w:rPr>
+        <w:t xml:space="preserve"> </w:t>
+      </w:r>
+      <w:proofErr w:type="spellStart"/>
+      <w:r>
+        <w:rPr>
+          <w:rFonts w:ascii="Courier New" w:hAnsi="Courier New" w:cs="Courier New"/>
+        </w:rPr>
+        <w:t>isValid</w:t>
+      </w:r>
+      <w:proofErr w:type="spellEnd"/>
+      <w:r>
+        <w:rPr>
+          <w:rFonts w:ascii="Courier New" w:hAnsi="Courier New" w:cs="Courier New"/>
+        </w:rPr>
+        <w:t>(</w:t>
+      </w:r>
+      <w:proofErr w:type="spellStart"/>
+      <w:r>
+        <w:rPr>
+          <w:rFonts w:ascii="Courier New" w:hAnsi="Courier New" w:cs="Courier New"/>
+        </w:rPr>
+        <w:t>BinaryVector</w:t>
+      </w:r>
+      <w:proofErr w:type="spellEnd"/>
+      <w:r>
+        <w:rPr>
+          <w:rFonts w:ascii="Courier New" w:hAnsi="Courier New" w:cs="Courier New"/>
+        </w:rPr>
+        <w:t xml:space="preserve"> &amp;v) {</w:t>
+      </w:r>
+      <w:r>
+        <w:rPr>
+          <w:rFonts w:ascii="Courier New" w:hAnsi="Courier New" w:cs="Courier New"/>
+        </w:rPr>
+        <w:br/>
       </w:r>
       <w:r>
         <w:rPr>
           <w:rFonts w:ascii="Courier New" w:hAnsi="Courier New" w:cs="Courier New"/>
         </w:rPr>
         <w:lastRenderedPageBreak/>
-        <w:t>std::endl;</w:t>
-      </w:r>
-      <w:r>
-        <w:rPr>
-          <w:rFonts w:ascii="Courier New" w:hAnsi="Courier New" w:cs="Courier New"/>
-        </w:rPr>
-        <w:br/>
-        <w:t xml:space="preserve">            std::cout &lt;&lt; "Try again." &lt;&lt; std::endl;</w:t>
-      </w:r>
-      <w:r>
-        <w:rPr>
-          <w:rFonts w:ascii="Courier New" w:hAnsi="Courier New" w:cs="Courier New"/>
-        </w:rPr>
-        <w:br/>
-        <w:t xml:space="preserve">            return 0;</w:t>
+        <w:t xml:space="preserve">    </w:t>
+      </w:r>
+      <w:proofErr w:type="spellStart"/>
+      <w:r>
+        <w:rPr>
+          <w:rFonts w:ascii="Courier New" w:hAnsi="Courier New" w:cs="Courier New"/>
+        </w:rPr>
+        <w:t>for</w:t>
+      </w:r>
+      <w:proofErr w:type="spellEnd"/>
+      <w:r>
+        <w:rPr>
+          <w:rFonts w:ascii="Courier New" w:hAnsi="Courier New" w:cs="Courier New"/>
+        </w:rPr>
+        <w:t xml:space="preserve"> (</w:t>
+      </w:r>
+      <w:proofErr w:type="spellStart"/>
+      <w:r>
+        <w:rPr>
+          <w:rFonts w:ascii="Courier New" w:hAnsi="Courier New" w:cs="Courier New"/>
+        </w:rPr>
+        <w:t>int</w:t>
+      </w:r>
+      <w:proofErr w:type="spellEnd"/>
+      <w:r>
+        <w:rPr>
+          <w:rFonts w:ascii="Courier New" w:hAnsi="Courier New" w:cs="Courier New"/>
+        </w:rPr>
+        <w:t xml:space="preserve"> i = 0; i &lt; </w:t>
+      </w:r>
+      <w:proofErr w:type="spellStart"/>
+      <w:r>
+        <w:rPr>
+          <w:rFonts w:ascii="Courier New" w:hAnsi="Courier New" w:cs="Courier New"/>
+        </w:rPr>
+        <w:t>v.size</w:t>
+      </w:r>
+      <w:proofErr w:type="spellEnd"/>
+      <w:r>
+        <w:rPr>
+          <w:rFonts w:ascii="Courier New" w:hAnsi="Courier New" w:cs="Courier New"/>
+        </w:rPr>
+        <w:t>; i++) {</w:t>
+      </w:r>
+      <w:r>
+        <w:rPr>
+          <w:rFonts w:ascii="Courier New" w:hAnsi="Courier New" w:cs="Courier New"/>
+        </w:rPr>
+        <w:br/>
+        <w:t xml:space="preserve">        </w:t>
+      </w:r>
+      <w:proofErr w:type="spellStart"/>
+      <w:r>
+        <w:rPr>
+          <w:rFonts w:ascii="Courier New" w:hAnsi="Courier New" w:cs="Courier New"/>
+        </w:rPr>
+        <w:t>if</w:t>
+      </w:r>
+      <w:proofErr w:type="spellEnd"/>
+      <w:r>
+        <w:rPr>
+          <w:rFonts w:ascii="Courier New" w:hAnsi="Courier New" w:cs="Courier New"/>
+        </w:rPr>
+        <w:t xml:space="preserve"> ((</w:t>
+      </w:r>
+      <w:proofErr w:type="spellStart"/>
+      <w:r>
+        <w:rPr>
+          <w:rFonts w:ascii="Courier New" w:hAnsi="Courier New" w:cs="Courier New"/>
+        </w:rPr>
+        <w:t>v.vector</w:t>
+      </w:r>
+      <w:proofErr w:type="spellEnd"/>
+      <w:r>
+        <w:rPr>
+          <w:rFonts w:ascii="Courier New" w:hAnsi="Courier New" w:cs="Courier New"/>
+        </w:rPr>
+        <w:t>[i] != 0) &amp;&amp; (</w:t>
+      </w:r>
+      <w:proofErr w:type="spellStart"/>
+      <w:r>
+        <w:rPr>
+          <w:rFonts w:ascii="Courier New" w:hAnsi="Courier New" w:cs="Courier New"/>
+        </w:rPr>
+        <w:t>v.vector</w:t>
+      </w:r>
+      <w:proofErr w:type="spellEnd"/>
+      <w:r>
+        <w:rPr>
+          <w:rFonts w:ascii="Courier New" w:hAnsi="Courier New" w:cs="Courier New"/>
+        </w:rPr>
+        <w:t>[i] != 1)) {</w:t>
+      </w:r>
+      <w:r>
+        <w:rPr>
+          <w:rFonts w:ascii="Courier New" w:hAnsi="Courier New" w:cs="Courier New"/>
+        </w:rPr>
+        <w:br/>
+        <w:t xml:space="preserve">            </w:t>
+      </w:r>
+      <w:proofErr w:type="spellStart"/>
+      <w:r>
+        <w:rPr>
+          <w:rFonts w:ascii="Courier New" w:hAnsi="Courier New" w:cs="Courier New"/>
+        </w:rPr>
+        <w:t>std</w:t>
+      </w:r>
+      <w:proofErr w:type="spellEnd"/>
+      <w:r>
+        <w:rPr>
+          <w:rFonts w:ascii="Courier New" w:hAnsi="Courier New" w:cs="Courier New"/>
+        </w:rPr>
+        <w:t>::</w:t>
+      </w:r>
+      <w:proofErr w:type="spellStart"/>
+      <w:r>
+        <w:rPr>
+          <w:rFonts w:ascii="Courier New" w:hAnsi="Courier New" w:cs="Courier New"/>
+        </w:rPr>
+        <w:t>cout</w:t>
+      </w:r>
+      <w:proofErr w:type="spellEnd"/>
+      <w:r>
+        <w:rPr>
+          <w:rFonts w:ascii="Courier New" w:hAnsi="Courier New" w:cs="Courier New"/>
+        </w:rPr>
+        <w:t xml:space="preserve"> &lt;&lt; "</w:t>
+      </w:r>
+      <w:proofErr w:type="spellStart"/>
+      <w:r>
+        <w:rPr>
+          <w:rFonts w:ascii="Courier New" w:hAnsi="Courier New" w:cs="Courier New"/>
+        </w:rPr>
+        <w:t>Numbers</w:t>
+      </w:r>
+      <w:proofErr w:type="spellEnd"/>
+      <w:r>
+        <w:rPr>
+          <w:rFonts w:ascii="Courier New" w:hAnsi="Courier New" w:cs="Courier New"/>
+        </w:rPr>
+        <w:t xml:space="preserve"> </w:t>
+      </w:r>
+      <w:proofErr w:type="spellStart"/>
+      <w:r>
+        <w:rPr>
+          <w:rFonts w:ascii="Courier New" w:hAnsi="Courier New" w:cs="Courier New"/>
+        </w:rPr>
+        <w:t>must</w:t>
+      </w:r>
+      <w:proofErr w:type="spellEnd"/>
+      <w:r>
+        <w:rPr>
+          <w:rFonts w:ascii="Courier New" w:hAnsi="Courier New" w:cs="Courier New"/>
+        </w:rPr>
+        <w:t xml:space="preserve"> </w:t>
+      </w:r>
+      <w:proofErr w:type="spellStart"/>
+      <w:r>
+        <w:rPr>
+          <w:rFonts w:ascii="Courier New" w:hAnsi="Courier New" w:cs="Courier New"/>
+        </w:rPr>
+        <w:t>be</w:t>
+      </w:r>
+      <w:proofErr w:type="spellEnd"/>
+      <w:r>
+        <w:rPr>
+          <w:rFonts w:ascii="Courier New" w:hAnsi="Courier New" w:cs="Courier New"/>
+        </w:rPr>
+        <w:t xml:space="preserve"> </w:t>
+      </w:r>
+      <w:proofErr w:type="spellStart"/>
+      <w:r>
+        <w:rPr>
+          <w:rFonts w:ascii="Courier New" w:hAnsi="Courier New" w:cs="Courier New"/>
+        </w:rPr>
+        <w:t>either</w:t>
+      </w:r>
+      <w:proofErr w:type="spellEnd"/>
+      <w:r>
+        <w:rPr>
+          <w:rFonts w:ascii="Courier New" w:hAnsi="Courier New" w:cs="Courier New"/>
+        </w:rPr>
+        <w:t xml:space="preserve"> 0 </w:t>
+      </w:r>
+      <w:proofErr w:type="spellStart"/>
+      <w:r>
+        <w:rPr>
+          <w:rFonts w:ascii="Courier New" w:hAnsi="Courier New" w:cs="Courier New"/>
+        </w:rPr>
+        <w:t>or</w:t>
+      </w:r>
+      <w:proofErr w:type="spellEnd"/>
+      <w:r>
+        <w:rPr>
+          <w:rFonts w:ascii="Courier New" w:hAnsi="Courier New" w:cs="Courier New"/>
+        </w:rPr>
+        <w:t xml:space="preserve"> 1!" &lt;&lt; </w:t>
+      </w:r>
+      <w:proofErr w:type="spellStart"/>
+      <w:r>
+        <w:rPr>
+          <w:rFonts w:ascii="Courier New" w:hAnsi="Courier New" w:cs="Courier New"/>
+        </w:rPr>
+        <w:t>std</w:t>
+      </w:r>
+      <w:proofErr w:type="spellEnd"/>
+      <w:r>
+        <w:rPr>
+          <w:rFonts w:ascii="Courier New" w:hAnsi="Courier New" w:cs="Courier New"/>
+        </w:rPr>
+        <w:t>::</w:t>
+      </w:r>
+      <w:proofErr w:type="spellStart"/>
+      <w:r>
+        <w:rPr>
+          <w:rFonts w:ascii="Courier New" w:hAnsi="Courier New" w:cs="Courier New"/>
+        </w:rPr>
+        <w:t>endl</w:t>
+      </w:r>
+      <w:proofErr w:type="spellEnd"/>
+      <w:r>
+        <w:rPr>
+          <w:rFonts w:ascii="Courier New" w:hAnsi="Courier New" w:cs="Courier New"/>
+        </w:rPr>
+        <w:t>;</w:t>
+      </w:r>
+      <w:r>
+        <w:rPr>
+          <w:rFonts w:ascii="Courier New" w:hAnsi="Courier New" w:cs="Courier New"/>
+        </w:rPr>
+        <w:br/>
+        <w:t xml:space="preserve">            </w:t>
+      </w:r>
+      <w:proofErr w:type="spellStart"/>
+      <w:r>
+        <w:rPr>
+          <w:rFonts w:ascii="Courier New" w:hAnsi="Courier New" w:cs="Courier New"/>
+        </w:rPr>
+        <w:t>std</w:t>
+      </w:r>
+      <w:proofErr w:type="spellEnd"/>
+      <w:r>
+        <w:rPr>
+          <w:rFonts w:ascii="Courier New" w:hAnsi="Courier New" w:cs="Courier New"/>
+        </w:rPr>
+        <w:t>::</w:t>
+      </w:r>
+      <w:proofErr w:type="spellStart"/>
+      <w:r>
+        <w:rPr>
+          <w:rFonts w:ascii="Courier New" w:hAnsi="Courier New" w:cs="Courier New"/>
+        </w:rPr>
+        <w:t>cout</w:t>
+      </w:r>
+      <w:proofErr w:type="spellEnd"/>
+      <w:r>
+        <w:rPr>
+          <w:rFonts w:ascii="Courier New" w:hAnsi="Courier New" w:cs="Courier New"/>
+        </w:rPr>
+        <w:t xml:space="preserve"> &lt;&lt; "</w:t>
+      </w:r>
+      <w:proofErr w:type="spellStart"/>
+      <w:r>
+        <w:rPr>
+          <w:rFonts w:ascii="Courier New" w:hAnsi="Courier New" w:cs="Courier New"/>
+        </w:rPr>
+        <w:t>Try</w:t>
+      </w:r>
+      <w:proofErr w:type="spellEnd"/>
+      <w:r>
+        <w:rPr>
+          <w:rFonts w:ascii="Courier New" w:hAnsi="Courier New" w:cs="Courier New"/>
+        </w:rPr>
+        <w:t xml:space="preserve"> </w:t>
+      </w:r>
+      <w:proofErr w:type="spellStart"/>
+      <w:r>
+        <w:rPr>
+          <w:rFonts w:ascii="Courier New" w:hAnsi="Courier New" w:cs="Courier New"/>
+        </w:rPr>
+        <w:t>again</w:t>
+      </w:r>
+      <w:proofErr w:type="spellEnd"/>
+      <w:r>
+        <w:rPr>
+          <w:rFonts w:ascii="Courier New" w:hAnsi="Courier New" w:cs="Courier New"/>
+        </w:rPr>
+        <w:t xml:space="preserve">." &lt;&lt; </w:t>
+      </w:r>
+      <w:proofErr w:type="spellStart"/>
+      <w:r>
+        <w:rPr>
+          <w:rFonts w:ascii="Courier New" w:hAnsi="Courier New" w:cs="Courier New"/>
+        </w:rPr>
+        <w:t>std</w:t>
+      </w:r>
+      <w:proofErr w:type="spellEnd"/>
+      <w:r>
+        <w:rPr>
+          <w:rFonts w:ascii="Courier New" w:hAnsi="Courier New" w:cs="Courier New"/>
+        </w:rPr>
+        <w:t>::</w:t>
+      </w:r>
+      <w:proofErr w:type="spellStart"/>
+      <w:r>
+        <w:rPr>
+          <w:rFonts w:ascii="Courier New" w:hAnsi="Courier New" w:cs="Courier New"/>
+        </w:rPr>
+        <w:t>endl</w:t>
+      </w:r>
+      <w:proofErr w:type="spellEnd"/>
+      <w:r>
+        <w:rPr>
+          <w:rFonts w:ascii="Courier New" w:hAnsi="Courier New" w:cs="Courier New"/>
+        </w:rPr>
+        <w:t>;</w:t>
+      </w:r>
+      <w:r>
+        <w:rPr>
+          <w:rFonts w:ascii="Courier New" w:hAnsi="Courier New" w:cs="Courier New"/>
+        </w:rPr>
+        <w:br/>
+        <w:t xml:space="preserve">            </w:t>
+      </w:r>
+      <w:proofErr w:type="spellStart"/>
+      <w:r>
+        <w:rPr>
+          <w:rFonts w:ascii="Courier New" w:hAnsi="Courier New" w:cs="Courier New"/>
+        </w:rPr>
+        <w:t>return</w:t>
+      </w:r>
+      <w:proofErr w:type="spellEnd"/>
+      <w:r>
+        <w:rPr>
+          <w:rFonts w:ascii="Courier New" w:hAnsi="Courier New" w:cs="Courier New"/>
+        </w:rPr>
+        <w:t xml:space="preserve"> 0;</w:t>
       </w:r>
       <w:r>
         <w:rPr>
@@ -454,7 +1197,27 @@
           <w:rFonts w:ascii="Courier New" w:hAnsi="Courier New" w:cs="Courier New"/>
         </w:rPr>
         <w:br/>
-        <w:t xml:space="preserve">    return 1;</w:t>
+      </w:r>
+      <w:r>
+        <w:rPr>
+          <w:rFonts w:ascii="Courier New" w:hAnsi="Courier New" w:cs="Courier New"/>
+        </w:rPr>
+        <w:br/>
+        <w:t xml:space="preserve">    </w:t>
+      </w:r>
+      <w:proofErr w:type="spellStart"/>
+      <w:r>
+        <w:rPr>
+          <w:rFonts w:ascii="Courier New" w:hAnsi="Courier New" w:cs="Courier New"/>
+        </w:rPr>
+        <w:t>return</w:t>
+      </w:r>
+      <w:proofErr w:type="spellEnd"/>
+      <w:r>
+        <w:rPr>
+          <w:rFonts w:ascii="Courier New" w:hAnsi="Courier New" w:cs="Courier New"/>
+        </w:rPr>
+        <w:t xml:space="preserve"> 1;</w:t>
       </w:r>
       <w:r>
         <w:rPr>
@@ -474,62 +1237,451 @@
           <w:rFonts w:ascii="Courier New" w:hAnsi="Courier New" w:cs="Courier New"/>
         </w:rPr>
         <w:br/>
-        <w:t>std::istream&amp; operator&gt;&gt;(std::istream&amp; is, BinaryVector&amp; v) {</w:t>
-      </w:r>
-      <w:r>
-        <w:rPr>
-          <w:rFonts w:ascii="Courier New" w:hAnsi="Courier New" w:cs="Courier New"/>
-        </w:rPr>
-        <w:br/>
-        <w:t xml:space="preserve">    std::cout &lt;&lt; "Enter size: ";</w:t>
-      </w:r>
-      <w:r>
-        <w:rPr>
-          <w:rFonts w:ascii="Courier New" w:hAnsi="Courier New" w:cs="Courier New"/>
-        </w:rPr>
-        <w:br/>
-        <w:t xml:space="preserve">    is &gt;&gt; v.size;</w:t>
-      </w:r>
-      <w:r>
-        <w:rPr>
-          <w:rFonts w:ascii="Courier New" w:hAnsi="Courier New" w:cs="Courier New"/>
-        </w:rPr>
-        <w:br/>
-        <w:t xml:space="preserve">    v.vector = new int[v.size];</w:t>
-      </w:r>
-      <w:r>
-        <w:rPr>
-          <w:rFonts w:ascii="Courier New" w:hAnsi="Courier New" w:cs="Courier New"/>
-        </w:rPr>
-        <w:br/>
-      </w:r>
-      <w:r>
-        <w:rPr>
-          <w:rFonts w:ascii="Courier New" w:hAnsi="Courier New" w:cs="Courier New"/>
-        </w:rPr>
-        <w:br/>
-        <w:t xml:space="preserve">    do {</w:t>
-      </w:r>
-      <w:r>
-        <w:rPr>
-          <w:rFonts w:ascii="Courier New" w:hAnsi="Courier New" w:cs="Courier New"/>
-        </w:rPr>
-        <w:br/>
-        <w:t xml:space="preserve">        std::cout &lt;&lt; "Enter vector: ";</w:t>
-      </w:r>
-      <w:r>
-        <w:rPr>
-          <w:rFonts w:ascii="Courier New" w:hAnsi="Courier New" w:cs="Courier New"/>
-        </w:rPr>
-        <w:br/>
-        <w:t xml:space="preserve">        for (int i = 0; i &lt; v.size; i++) {</w:t>
-      </w:r>
-      <w:r>
-        <w:rPr>
-          <w:rFonts w:ascii="Courier New" w:hAnsi="Courier New" w:cs="Courier New"/>
-        </w:rPr>
-        <w:br/>
-        <w:t xml:space="preserve">            is &gt;&gt; v.vector[i];</w:t>
+      </w:r>
+      <w:proofErr w:type="spellStart"/>
+      <w:r>
+        <w:rPr>
+          <w:rFonts w:ascii="Courier New" w:hAnsi="Courier New" w:cs="Courier New"/>
+        </w:rPr>
+        <w:t>std</w:t>
+      </w:r>
+      <w:proofErr w:type="spellEnd"/>
+      <w:r>
+        <w:rPr>
+          <w:rFonts w:ascii="Courier New" w:hAnsi="Courier New" w:cs="Courier New"/>
+        </w:rPr>
+        <w:t>::</w:t>
+      </w:r>
+      <w:proofErr w:type="spellStart"/>
+      <w:r>
+        <w:rPr>
+          <w:rFonts w:ascii="Courier New" w:hAnsi="Courier New" w:cs="Courier New"/>
+        </w:rPr>
+        <w:t>istream</w:t>
+      </w:r>
+      <w:proofErr w:type="spellEnd"/>
+      <w:r>
+        <w:rPr>
+          <w:rFonts w:ascii="Courier New" w:hAnsi="Courier New" w:cs="Courier New"/>
+        </w:rPr>
+        <w:t xml:space="preserve">&amp; </w:t>
+      </w:r>
+      <w:proofErr w:type="spellStart"/>
+      <w:r>
+        <w:rPr>
+          <w:rFonts w:ascii="Courier New" w:hAnsi="Courier New" w:cs="Courier New"/>
+        </w:rPr>
+        <w:t>operator</w:t>
+      </w:r>
+      <w:proofErr w:type="spellEnd"/>
+      <w:r>
+        <w:rPr>
+          <w:rFonts w:ascii="Courier New" w:hAnsi="Courier New" w:cs="Courier New"/>
+        </w:rPr>
+        <w:t>&gt;&gt;(</w:t>
+      </w:r>
+      <w:proofErr w:type="spellStart"/>
+      <w:r>
+        <w:rPr>
+          <w:rFonts w:ascii="Courier New" w:hAnsi="Courier New" w:cs="Courier New"/>
+        </w:rPr>
+        <w:t>std</w:t>
+      </w:r>
+      <w:proofErr w:type="spellEnd"/>
+      <w:r>
+        <w:rPr>
+          <w:rFonts w:ascii="Courier New" w:hAnsi="Courier New" w:cs="Courier New"/>
+        </w:rPr>
+        <w:t>::</w:t>
+      </w:r>
+      <w:proofErr w:type="spellStart"/>
+      <w:r>
+        <w:rPr>
+          <w:rFonts w:ascii="Courier New" w:hAnsi="Courier New" w:cs="Courier New"/>
+        </w:rPr>
+        <w:t>istream</w:t>
+      </w:r>
+      <w:proofErr w:type="spellEnd"/>
+      <w:r>
+        <w:rPr>
+          <w:rFonts w:ascii="Courier New" w:hAnsi="Courier New" w:cs="Courier New"/>
+        </w:rPr>
+        <w:t xml:space="preserve">&amp; </w:t>
+      </w:r>
+      <w:proofErr w:type="spellStart"/>
+      <w:r>
+        <w:rPr>
+          <w:rFonts w:ascii="Courier New" w:hAnsi="Courier New" w:cs="Courier New"/>
+        </w:rPr>
+        <w:t>is</w:t>
+      </w:r>
+      <w:proofErr w:type="spellEnd"/>
+      <w:r>
+        <w:rPr>
+          <w:rFonts w:ascii="Courier New" w:hAnsi="Courier New" w:cs="Courier New"/>
+        </w:rPr>
+        <w:t xml:space="preserve">, </w:t>
+      </w:r>
+      <w:proofErr w:type="spellStart"/>
+      <w:r>
+        <w:rPr>
+          <w:rFonts w:ascii="Courier New" w:hAnsi="Courier New" w:cs="Courier New"/>
+        </w:rPr>
+        <w:t>BinaryVector</w:t>
+      </w:r>
+      <w:proofErr w:type="spellEnd"/>
+      <w:r>
+        <w:rPr>
+          <w:rFonts w:ascii="Courier New" w:hAnsi="Courier New" w:cs="Courier New"/>
+        </w:rPr>
+        <w:t>&amp; v) {</w:t>
+      </w:r>
+      <w:r>
+        <w:rPr>
+          <w:rFonts w:ascii="Courier New" w:hAnsi="Courier New" w:cs="Courier New"/>
+        </w:rPr>
+        <w:br/>
+        <w:t xml:space="preserve">    </w:t>
+      </w:r>
+      <w:proofErr w:type="spellStart"/>
+      <w:r>
+        <w:rPr>
+          <w:rFonts w:ascii="Courier New" w:hAnsi="Courier New" w:cs="Courier New"/>
+        </w:rPr>
+        <w:t>std</w:t>
+      </w:r>
+      <w:proofErr w:type="spellEnd"/>
+      <w:r>
+        <w:rPr>
+          <w:rFonts w:ascii="Courier New" w:hAnsi="Courier New" w:cs="Courier New"/>
+        </w:rPr>
+        <w:t>::</w:t>
+      </w:r>
+      <w:proofErr w:type="spellStart"/>
+      <w:r>
+        <w:rPr>
+          <w:rFonts w:ascii="Courier New" w:hAnsi="Courier New" w:cs="Courier New"/>
+        </w:rPr>
+        <w:t>cout</w:t>
+      </w:r>
+      <w:proofErr w:type="spellEnd"/>
+      <w:r>
+        <w:rPr>
+          <w:rFonts w:ascii="Courier New" w:hAnsi="Courier New" w:cs="Courier New"/>
+        </w:rPr>
+        <w:t xml:space="preserve"> &lt;&lt; "</w:t>
+      </w:r>
+      <w:proofErr w:type="spellStart"/>
+      <w:r>
+        <w:rPr>
+          <w:rFonts w:ascii="Courier New" w:hAnsi="Courier New" w:cs="Courier New"/>
+        </w:rPr>
+        <w:t>Enter</w:t>
+      </w:r>
+      <w:proofErr w:type="spellEnd"/>
+      <w:r>
+        <w:rPr>
+          <w:rFonts w:ascii="Courier New" w:hAnsi="Courier New" w:cs="Courier New"/>
+        </w:rPr>
+        <w:t xml:space="preserve"> </w:t>
+      </w:r>
+      <w:proofErr w:type="spellStart"/>
+      <w:r>
+        <w:rPr>
+          <w:rFonts w:ascii="Courier New" w:hAnsi="Courier New" w:cs="Courier New"/>
+        </w:rPr>
+        <w:t>size</w:t>
+      </w:r>
+      <w:proofErr w:type="spellEnd"/>
+      <w:r>
+        <w:rPr>
+          <w:rFonts w:ascii="Courier New" w:hAnsi="Courier New" w:cs="Courier New"/>
+        </w:rPr>
+        <w:t>: ";</w:t>
+      </w:r>
+      <w:r>
+        <w:rPr>
+          <w:rFonts w:ascii="Courier New" w:hAnsi="Courier New" w:cs="Courier New"/>
+        </w:rPr>
+        <w:br/>
+        <w:t xml:space="preserve">    </w:t>
+      </w:r>
+      <w:proofErr w:type="spellStart"/>
+      <w:r>
+        <w:rPr>
+          <w:rFonts w:ascii="Courier New" w:hAnsi="Courier New" w:cs="Courier New"/>
+        </w:rPr>
+        <w:t>is</w:t>
+      </w:r>
+      <w:proofErr w:type="spellEnd"/>
+      <w:r>
+        <w:rPr>
+          <w:rFonts w:ascii="Courier New" w:hAnsi="Courier New" w:cs="Courier New"/>
+        </w:rPr>
+        <w:t xml:space="preserve"> &gt;&gt; </w:t>
+      </w:r>
+      <w:proofErr w:type="spellStart"/>
+      <w:r>
+        <w:rPr>
+          <w:rFonts w:ascii="Courier New" w:hAnsi="Courier New" w:cs="Courier New"/>
+        </w:rPr>
+        <w:t>v.size</w:t>
+      </w:r>
+      <w:proofErr w:type="spellEnd"/>
+      <w:r>
+        <w:rPr>
+          <w:rFonts w:ascii="Courier New" w:hAnsi="Courier New" w:cs="Courier New"/>
+        </w:rPr>
+        <w:t>;</w:t>
+      </w:r>
+      <w:r>
+        <w:rPr>
+          <w:rFonts w:ascii="Courier New" w:hAnsi="Courier New" w:cs="Courier New"/>
+        </w:rPr>
+        <w:br/>
+      </w:r>
+      <w:r>
+        <w:rPr>
+          <w:rFonts w:ascii="Courier New" w:hAnsi="Courier New" w:cs="Courier New"/>
+        </w:rPr>
+        <w:br/>
+        <w:t xml:space="preserve">    </w:t>
+      </w:r>
+      <w:proofErr w:type="spellStart"/>
+      <w:r>
+        <w:rPr>
+          <w:rFonts w:ascii="Courier New" w:hAnsi="Courier New" w:cs="Courier New"/>
+        </w:rPr>
+        <w:t>v.vector</w:t>
+      </w:r>
+      <w:proofErr w:type="spellEnd"/>
+      <w:r>
+        <w:rPr>
+          <w:rFonts w:ascii="Courier New" w:hAnsi="Courier New" w:cs="Courier New"/>
+        </w:rPr>
+        <w:t xml:space="preserve"> = </w:t>
+      </w:r>
+      <w:proofErr w:type="spellStart"/>
+      <w:r>
+        <w:rPr>
+          <w:rFonts w:ascii="Courier New" w:hAnsi="Courier New" w:cs="Courier New"/>
+        </w:rPr>
+        <w:t>new</w:t>
+      </w:r>
+      <w:proofErr w:type="spellEnd"/>
+      <w:r>
+        <w:rPr>
+          <w:rFonts w:ascii="Courier New" w:hAnsi="Courier New" w:cs="Courier New"/>
+        </w:rPr>
+        <w:t xml:space="preserve"> </w:t>
+      </w:r>
+      <w:proofErr w:type="spellStart"/>
+      <w:r>
+        <w:rPr>
+          <w:rFonts w:ascii="Courier New" w:hAnsi="Courier New" w:cs="Courier New"/>
+        </w:rPr>
+        <w:t>int</w:t>
+      </w:r>
+      <w:proofErr w:type="spellEnd"/>
+      <w:r>
+        <w:rPr>
+          <w:rFonts w:ascii="Courier New" w:hAnsi="Courier New" w:cs="Courier New"/>
+        </w:rPr>
+        <w:t>[</w:t>
+      </w:r>
+      <w:proofErr w:type="spellStart"/>
+      <w:r>
+        <w:rPr>
+          <w:rFonts w:ascii="Courier New" w:hAnsi="Courier New" w:cs="Courier New"/>
+        </w:rPr>
+        <w:t>v.size</w:t>
+      </w:r>
+      <w:proofErr w:type="spellEnd"/>
+      <w:r>
+        <w:rPr>
+          <w:rFonts w:ascii="Courier New" w:hAnsi="Courier New" w:cs="Courier New"/>
+        </w:rPr>
+        <w:t>];</w:t>
+      </w:r>
+      <w:r>
+        <w:rPr>
+          <w:rFonts w:ascii="Courier New" w:hAnsi="Courier New" w:cs="Courier New"/>
+        </w:rPr>
+        <w:br/>
+      </w:r>
+      <w:r>
+        <w:rPr>
+          <w:rFonts w:ascii="Courier New" w:hAnsi="Courier New" w:cs="Courier New"/>
+        </w:rPr>
+        <w:br/>
+        <w:t xml:space="preserve">    </w:t>
+      </w:r>
+      <w:proofErr w:type="spellStart"/>
+      <w:r>
+        <w:rPr>
+          <w:rFonts w:ascii="Courier New" w:hAnsi="Courier New" w:cs="Courier New"/>
+        </w:rPr>
+        <w:t>do</w:t>
+      </w:r>
+      <w:proofErr w:type="spellEnd"/>
+      <w:r>
+        <w:rPr>
+          <w:rFonts w:ascii="Courier New" w:hAnsi="Courier New" w:cs="Courier New"/>
+        </w:rPr>
+        <w:t xml:space="preserve"> {</w:t>
+      </w:r>
+      <w:r>
+        <w:rPr>
+          <w:rFonts w:ascii="Courier New" w:hAnsi="Courier New" w:cs="Courier New"/>
+        </w:rPr>
+        <w:br/>
+        <w:t xml:space="preserve">        </w:t>
+      </w:r>
+      <w:proofErr w:type="spellStart"/>
+      <w:r>
+        <w:rPr>
+          <w:rFonts w:ascii="Courier New" w:hAnsi="Courier New" w:cs="Courier New"/>
+        </w:rPr>
+        <w:t>std</w:t>
+      </w:r>
+      <w:proofErr w:type="spellEnd"/>
+      <w:r>
+        <w:rPr>
+          <w:rFonts w:ascii="Courier New" w:hAnsi="Courier New" w:cs="Courier New"/>
+        </w:rPr>
+        <w:t>::</w:t>
+      </w:r>
+      <w:proofErr w:type="spellStart"/>
+      <w:r>
+        <w:rPr>
+          <w:rFonts w:ascii="Courier New" w:hAnsi="Courier New" w:cs="Courier New"/>
+        </w:rPr>
+        <w:t>cout</w:t>
+      </w:r>
+      <w:proofErr w:type="spellEnd"/>
+      <w:r>
+        <w:rPr>
+          <w:rFonts w:ascii="Courier New" w:hAnsi="Courier New" w:cs="Courier New"/>
+        </w:rPr>
+        <w:t xml:space="preserve"> &lt;&lt; "</w:t>
+      </w:r>
+      <w:proofErr w:type="spellStart"/>
+      <w:r>
+        <w:rPr>
+          <w:rFonts w:ascii="Courier New" w:hAnsi="Courier New" w:cs="Courier New"/>
+        </w:rPr>
+        <w:t>Enter</w:t>
+      </w:r>
+      <w:proofErr w:type="spellEnd"/>
+      <w:r>
+        <w:rPr>
+          <w:rFonts w:ascii="Courier New" w:hAnsi="Courier New" w:cs="Courier New"/>
+        </w:rPr>
+        <w:t xml:space="preserve"> </w:t>
+      </w:r>
+      <w:proofErr w:type="spellStart"/>
+      <w:r>
+        <w:rPr>
+          <w:rFonts w:ascii="Courier New" w:hAnsi="Courier New" w:cs="Courier New"/>
+        </w:rPr>
+        <w:t>vector</w:t>
+      </w:r>
+      <w:proofErr w:type="spellEnd"/>
+      <w:r>
+        <w:rPr>
+          <w:rFonts w:ascii="Courier New" w:hAnsi="Courier New" w:cs="Courier New"/>
+        </w:rPr>
+        <w:t>: ";</w:t>
+      </w:r>
+      <w:r>
+        <w:rPr>
+          <w:rFonts w:ascii="Courier New" w:hAnsi="Courier New" w:cs="Courier New"/>
+        </w:rPr>
+        <w:br/>
+      </w:r>
+      <w:r>
+        <w:rPr>
+          <w:rFonts w:ascii="Courier New" w:hAnsi="Courier New" w:cs="Courier New"/>
+        </w:rPr>
+        <w:br/>
+        <w:t xml:space="preserve">        </w:t>
+      </w:r>
+      <w:proofErr w:type="spellStart"/>
+      <w:r>
+        <w:rPr>
+          <w:rFonts w:ascii="Courier New" w:hAnsi="Courier New" w:cs="Courier New"/>
+        </w:rPr>
+        <w:t>for</w:t>
+      </w:r>
+      <w:proofErr w:type="spellEnd"/>
+      <w:r>
+        <w:rPr>
+          <w:rFonts w:ascii="Courier New" w:hAnsi="Courier New" w:cs="Courier New"/>
+        </w:rPr>
+        <w:t xml:space="preserve"> (</w:t>
+      </w:r>
+      <w:proofErr w:type="spellStart"/>
+      <w:r>
+        <w:rPr>
+          <w:rFonts w:ascii="Courier New" w:hAnsi="Courier New" w:cs="Courier New"/>
+        </w:rPr>
+        <w:t>int</w:t>
+      </w:r>
+      <w:proofErr w:type="spellEnd"/>
+      <w:r>
+        <w:rPr>
+          <w:rFonts w:ascii="Courier New" w:hAnsi="Courier New" w:cs="Courier New"/>
+        </w:rPr>
+        <w:t xml:space="preserve"> i = 0; i &lt; </w:t>
+      </w:r>
+      <w:proofErr w:type="spellStart"/>
+      <w:r>
+        <w:rPr>
+          <w:rFonts w:ascii="Courier New" w:hAnsi="Courier New" w:cs="Courier New"/>
+        </w:rPr>
+        <w:t>v.size</w:t>
+      </w:r>
+      <w:proofErr w:type="spellEnd"/>
+      <w:r>
+        <w:rPr>
+          <w:rFonts w:ascii="Courier New" w:hAnsi="Courier New" w:cs="Courier New"/>
+        </w:rPr>
+        <w:t>; i++) {</w:t>
+      </w:r>
+      <w:r>
+        <w:rPr>
+          <w:rFonts w:ascii="Courier New" w:hAnsi="Courier New" w:cs="Courier New"/>
+        </w:rPr>
+        <w:br/>
+        <w:t xml:space="preserve">            </w:t>
+      </w:r>
+      <w:proofErr w:type="spellStart"/>
+      <w:r>
+        <w:rPr>
+          <w:rFonts w:ascii="Courier New" w:hAnsi="Courier New" w:cs="Courier New"/>
+        </w:rPr>
+        <w:t>is</w:t>
+      </w:r>
+      <w:proofErr w:type="spellEnd"/>
+      <w:r>
+        <w:rPr>
+          <w:rFonts w:ascii="Courier New" w:hAnsi="Courier New" w:cs="Courier New"/>
+        </w:rPr>
+        <w:t xml:space="preserve"> &gt;&gt; </w:t>
+      </w:r>
+      <w:proofErr w:type="spellStart"/>
+      <w:r>
+        <w:rPr>
+          <w:rFonts w:ascii="Courier New" w:hAnsi="Courier New" w:cs="Courier New"/>
+        </w:rPr>
+        <w:t>v.vector</w:t>
+      </w:r>
+      <w:proofErr w:type="spellEnd"/>
+      <w:r>
+        <w:rPr>
+          <w:rFonts w:ascii="Courier New" w:hAnsi="Courier New" w:cs="Courier New"/>
+        </w:rPr>
+        <w:t>[i];</w:t>
       </w:r>
       <w:r>
         <w:rPr>
@@ -543,20 +1695,82 @@
           <w:rFonts w:ascii="Courier New" w:hAnsi="Courier New" w:cs="Courier New"/>
         </w:rPr>
         <w:br/>
-        <w:t xml:space="preserve">    }while (!v.isValid());</w:t>
-      </w:r>
-      <w:r>
-        <w:rPr>
-          <w:rFonts w:ascii="Courier New" w:hAnsi="Courier New" w:cs="Courier New"/>
-        </w:rPr>
-        <w:br/>
-      </w:r>
-      <w:r>
-        <w:rPr>
-          <w:rFonts w:ascii="Courier New" w:hAnsi="Courier New" w:cs="Courier New"/>
-        </w:rPr>
-        <w:br/>
-        <w:t xml:space="preserve">    return is;</w:t>
+      </w:r>
+      <w:r>
+        <w:rPr>
+          <w:rFonts w:ascii="Courier New" w:hAnsi="Courier New" w:cs="Courier New"/>
+        </w:rPr>
+        <w:br/>
+        <w:t xml:space="preserve">    } </w:t>
+      </w:r>
+      <w:proofErr w:type="spellStart"/>
+      <w:r>
+        <w:rPr>
+          <w:rFonts w:ascii="Courier New" w:hAnsi="Courier New" w:cs="Courier New"/>
+        </w:rPr>
+        <w:t>while</w:t>
+      </w:r>
+      <w:proofErr w:type="spellEnd"/>
+      <w:r>
+        <w:rPr>
+          <w:rFonts w:ascii="Courier New" w:hAnsi="Courier New" w:cs="Courier New"/>
+        </w:rPr>
+        <w:t xml:space="preserve"> (!</w:t>
+      </w:r>
+      <w:proofErr w:type="spellStart"/>
+      <w:r>
+        <w:rPr>
+          <w:rFonts w:ascii="Courier New" w:hAnsi="Courier New" w:cs="Courier New"/>
+        </w:rPr>
+        <w:t>isValid</w:t>
+      </w:r>
+      <w:proofErr w:type="spellEnd"/>
+      <w:r>
+        <w:rPr>
+          <w:rFonts w:ascii="Courier New" w:hAnsi="Courier New" w:cs="Courier New"/>
+        </w:rPr>
+        <w:t>(v));</w:t>
+      </w:r>
+      <w:r>
+        <w:rPr>
+          <w:rFonts w:ascii="Courier New" w:hAnsi="Courier New" w:cs="Courier New"/>
+        </w:rPr>
+        <w:br/>
+      </w:r>
+      <w:r>
+        <w:rPr>
+          <w:rFonts w:ascii="Courier New" w:hAnsi="Courier New" w:cs="Courier New"/>
+        </w:rPr>
+        <w:br/>
+        <w:t xml:space="preserve">    </w:t>
+      </w:r>
+      <w:proofErr w:type="spellStart"/>
+      <w:r>
+        <w:rPr>
+          <w:rFonts w:ascii="Courier New" w:hAnsi="Courier New" w:cs="Courier New"/>
+        </w:rPr>
+        <w:t>return</w:t>
+      </w:r>
+      <w:proofErr w:type="spellEnd"/>
+      <w:r>
+        <w:rPr>
+          <w:rFonts w:ascii="Courier New" w:hAnsi="Courier New" w:cs="Courier New"/>
+        </w:rPr>
+        <w:t xml:space="preserve"> </w:t>
+      </w:r>
+      <w:proofErr w:type="spellStart"/>
+      <w:r>
+        <w:rPr>
+          <w:rFonts w:ascii="Courier New" w:hAnsi="Courier New" w:cs="Courier New"/>
+        </w:rPr>
+        <w:t>is</w:t>
+      </w:r>
+      <w:proofErr w:type="spellEnd"/>
+      <w:r>
+        <w:rPr>
+          <w:rFonts w:ascii="Courier New" w:hAnsi="Courier New" w:cs="Courier New"/>
+        </w:rPr>
+        <w:t>;</w:t>
       </w:r>
       <w:r>
         <w:rPr>
@@ -576,28 +1790,145 @@
           <w:rFonts w:ascii="Courier New" w:hAnsi="Courier New" w:cs="Courier New"/>
         </w:rPr>
         <w:br/>
-        <w:t>BinaryVector operator+(BinaryVector &amp;v1, BinaryVector &amp;v2) {</w:t>
-      </w:r>
-      <w:r>
-        <w:rPr>
-          <w:rFonts w:ascii="Courier New" w:hAnsi="Courier New" w:cs="Courier New"/>
-        </w:rPr>
-        <w:br/>
-        <w:t xml:space="preserve">    BinaryVector result;</w:t>
-      </w:r>
-      <w:r>
-        <w:rPr>
-          <w:rFonts w:ascii="Courier New" w:hAnsi="Courier New" w:cs="Courier New"/>
-        </w:rPr>
-        <w:br/>
-        <w:t xml:space="preserve">    if (v1.size &gt;= v2.size) {</w:t>
-      </w:r>
-      <w:r>
-        <w:rPr>
-          <w:rFonts w:ascii="Courier New" w:hAnsi="Courier New" w:cs="Courier New"/>
-        </w:rPr>
-        <w:br/>
-        <w:t xml:space="preserve">        result.size = v1.size;</w:t>
+      </w:r>
+      <w:proofErr w:type="spellStart"/>
+      <w:r>
+        <w:rPr>
+          <w:rFonts w:ascii="Courier New" w:hAnsi="Courier New" w:cs="Courier New"/>
+        </w:rPr>
+        <w:t>BinaryVector</w:t>
+      </w:r>
+      <w:proofErr w:type="spellEnd"/>
+      <w:r>
+        <w:rPr>
+          <w:rFonts w:ascii="Courier New" w:hAnsi="Courier New" w:cs="Courier New"/>
+        </w:rPr>
+        <w:t xml:space="preserve"> </w:t>
+      </w:r>
+      <w:proofErr w:type="spellStart"/>
+      <w:r>
+        <w:rPr>
+          <w:rFonts w:ascii="Courier New" w:hAnsi="Courier New" w:cs="Courier New"/>
+        </w:rPr>
+        <w:t>operator</w:t>
+      </w:r>
+      <w:proofErr w:type="spellEnd"/>
+      <w:r>
+        <w:rPr>
+          <w:rFonts w:ascii="Courier New" w:hAnsi="Courier New" w:cs="Courier New"/>
+        </w:rPr>
+        <w:t>+(</w:t>
+      </w:r>
+      <w:proofErr w:type="spellStart"/>
+      <w:r>
+        <w:rPr>
+          <w:rFonts w:ascii="Courier New" w:hAnsi="Courier New" w:cs="Courier New"/>
+        </w:rPr>
+        <w:t>BinaryVector</w:t>
+      </w:r>
+      <w:proofErr w:type="spellEnd"/>
+      <w:r>
+        <w:rPr>
+          <w:rFonts w:ascii="Courier New" w:hAnsi="Courier New" w:cs="Courier New"/>
+        </w:rPr>
+        <w:t xml:space="preserve"> &amp;v1, </w:t>
+      </w:r>
+      <w:proofErr w:type="spellStart"/>
+      <w:r>
+        <w:rPr>
+          <w:rFonts w:ascii="Courier New" w:hAnsi="Courier New" w:cs="Courier New"/>
+        </w:rPr>
+        <w:t>BinaryVector</w:t>
+      </w:r>
+      <w:proofErr w:type="spellEnd"/>
+      <w:r>
+        <w:rPr>
+          <w:rFonts w:ascii="Courier New" w:hAnsi="Courier New" w:cs="Courier New"/>
+        </w:rPr>
+        <w:t xml:space="preserve"> &amp;v2) {</w:t>
+      </w:r>
+      <w:r>
+        <w:rPr>
+          <w:rFonts w:ascii="Courier New" w:hAnsi="Courier New" w:cs="Courier New"/>
+        </w:rPr>
+        <w:br/>
+        <w:t xml:space="preserve">    </w:t>
+      </w:r>
+      <w:proofErr w:type="spellStart"/>
+      <w:r>
+        <w:rPr>
+          <w:rFonts w:ascii="Courier New" w:hAnsi="Courier New" w:cs="Courier New"/>
+        </w:rPr>
+        <w:t>BinaryVector</w:t>
+      </w:r>
+      <w:proofErr w:type="spellEnd"/>
+      <w:r>
+        <w:rPr>
+          <w:rFonts w:ascii="Courier New" w:hAnsi="Courier New" w:cs="Courier New"/>
+        </w:rPr>
+        <w:t xml:space="preserve"> </w:t>
+      </w:r>
+      <w:proofErr w:type="spellStart"/>
+      <w:r>
+        <w:rPr>
+          <w:rFonts w:ascii="Courier New" w:hAnsi="Courier New" w:cs="Courier New"/>
+        </w:rPr>
+        <w:t>result</w:t>
+      </w:r>
+      <w:proofErr w:type="spellEnd"/>
+      <w:r>
+        <w:rPr>
+          <w:rFonts w:ascii="Courier New" w:hAnsi="Courier New" w:cs="Courier New"/>
+        </w:rPr>
+        <w:t>;</w:t>
+      </w:r>
+      <w:r>
+        <w:rPr>
+          <w:rFonts w:ascii="Courier New" w:hAnsi="Courier New" w:cs="Courier New"/>
+        </w:rPr>
+        <w:br/>
+      </w:r>
+      <w:r>
+        <w:rPr>
+          <w:rFonts w:ascii="Courier New" w:hAnsi="Courier New" w:cs="Courier New"/>
+        </w:rPr>
+        <w:br/>
+        <w:t xml:space="preserve">    </w:t>
+      </w:r>
+      <w:proofErr w:type="spellStart"/>
+      <w:r>
+        <w:rPr>
+          <w:rFonts w:ascii="Courier New" w:hAnsi="Courier New" w:cs="Courier New"/>
+        </w:rPr>
+        <w:t>if</w:t>
+      </w:r>
+      <w:proofErr w:type="spellEnd"/>
+      <w:r>
+        <w:rPr>
+          <w:rFonts w:ascii="Courier New" w:hAnsi="Courier New" w:cs="Courier New"/>
+        </w:rPr>
+        <w:t xml:space="preserve"> (v1.size &gt;= v2.size) {</w:t>
+      </w:r>
+      <w:r>
+        <w:rPr>
+          <w:rFonts w:ascii="Courier New" w:hAnsi="Courier New" w:cs="Courier New"/>
+        </w:rPr>
+        <w:br/>
+        <w:t xml:space="preserve">        </w:t>
+      </w:r>
+      <w:proofErr w:type="spellStart"/>
+      <w:r>
+        <w:rPr>
+          <w:rFonts w:ascii="Courier New" w:hAnsi="Courier New" w:cs="Courier New"/>
+        </w:rPr>
+        <w:t>result.size</w:t>
+      </w:r>
+      <w:proofErr w:type="spellEnd"/>
+      <w:r>
+        <w:rPr>
+          <w:rFonts w:ascii="Courier New" w:hAnsi="Courier New" w:cs="Courier New"/>
+        </w:rPr>
+        <w:t xml:space="preserve"> = v1.size;</w:t>
       </w:r>
       <w:r>
         <w:rPr>
@@ -611,53 +1942,221 @@
           <w:rFonts w:ascii="Courier New" w:hAnsi="Courier New" w:cs="Courier New"/>
         </w:rPr>
         <w:br/>
-        <w:t xml:space="preserve">    else result.size = v2.size;</w:t>
-      </w:r>
-      <w:r>
-        <w:rPr>
-          <w:rFonts w:ascii="Courier New" w:hAnsi="Courier New" w:cs="Courier New"/>
-        </w:rPr>
-        <w:br/>
-      </w:r>
-      <w:r>
-        <w:rPr>
-          <w:rFonts w:ascii="Courier New" w:hAnsi="Courier New" w:cs="Courier New"/>
-        </w:rPr>
-        <w:br/>
-        <w:t xml:space="preserve">    result.vector = new int[result.size];</w:t>
-      </w:r>
-      <w:r>
-        <w:rPr>
-          <w:rFonts w:ascii="Courier New" w:hAnsi="Courier New" w:cs="Courier New"/>
-        </w:rPr>
-        <w:br/>
-      </w:r>
-      <w:r>
-        <w:rPr>
-          <w:rFonts w:ascii="Courier New" w:hAnsi="Courier New" w:cs="Courier New"/>
-        </w:rPr>
-        <w:br/>
-        <w:t xml:space="preserve">    for (int i = 0; i &lt; result.size; i++) {</w:t>
-      </w:r>
-      <w:r>
-        <w:rPr>
-          <w:rFonts w:ascii="Courier New" w:hAnsi="Courier New" w:cs="Courier New"/>
-        </w:rPr>
-        <w:br/>
-      </w:r>
-      <w:r>
-        <w:rPr>
-          <w:rFonts w:ascii="Courier New" w:hAnsi="Courier New" w:cs="Courier New"/>
-        </w:rPr>
-        <w:br/>
-        <w:t xml:space="preserve">        if (i &lt; v1.size &amp;&amp; i &lt; v2.size) {</w:t>
-      </w:r>
-      <w:r>
-        <w:rPr>
-          <w:rFonts w:ascii="Courier New" w:hAnsi="Courier New" w:cs="Courier New"/>
-        </w:rPr>
-        <w:br/>
-        <w:t xml:space="preserve">            result.vector[i] = v1.vector[i] + v2.vector[i];</w:t>
+        <w:t xml:space="preserve">    </w:t>
+      </w:r>
+      <w:proofErr w:type="spellStart"/>
+      <w:r>
+        <w:rPr>
+          <w:rFonts w:ascii="Courier New" w:hAnsi="Courier New" w:cs="Courier New"/>
+        </w:rPr>
+        <w:t>else</w:t>
+      </w:r>
+      <w:proofErr w:type="spellEnd"/>
+      <w:r>
+        <w:rPr>
+          <w:rFonts w:ascii="Courier New" w:hAnsi="Courier New" w:cs="Courier New"/>
+        </w:rPr>
+        <w:t xml:space="preserve"> {</w:t>
+      </w:r>
+      <w:r>
+        <w:rPr>
+          <w:rFonts w:ascii="Courier New" w:hAnsi="Courier New" w:cs="Courier New"/>
+        </w:rPr>
+        <w:br/>
+        <w:t xml:space="preserve">        </w:t>
+      </w:r>
+      <w:proofErr w:type="spellStart"/>
+      <w:r>
+        <w:rPr>
+          <w:rFonts w:ascii="Courier New" w:hAnsi="Courier New" w:cs="Courier New"/>
+        </w:rPr>
+        <w:t>result.size</w:t>
+      </w:r>
+      <w:proofErr w:type="spellEnd"/>
+      <w:r>
+        <w:rPr>
+          <w:rFonts w:ascii="Courier New" w:hAnsi="Courier New" w:cs="Courier New"/>
+        </w:rPr>
+        <w:t xml:space="preserve"> = v2.size;</w:t>
+      </w:r>
+      <w:r>
+        <w:rPr>
+          <w:rFonts w:ascii="Courier New" w:hAnsi="Courier New" w:cs="Courier New"/>
+        </w:rPr>
+        <w:br/>
+        <w:t xml:space="preserve">    }</w:t>
+      </w:r>
+      <w:r>
+        <w:rPr>
+          <w:rFonts w:ascii="Courier New" w:hAnsi="Courier New" w:cs="Courier New"/>
+        </w:rPr>
+        <w:br/>
+      </w:r>
+      <w:r>
+        <w:rPr>
+          <w:rFonts w:ascii="Courier New" w:hAnsi="Courier New" w:cs="Courier New"/>
+        </w:rPr>
+        <w:br/>
+        <w:t xml:space="preserve">    </w:t>
+      </w:r>
+      <w:proofErr w:type="spellStart"/>
+      <w:r>
+        <w:rPr>
+          <w:rFonts w:ascii="Courier New" w:hAnsi="Courier New" w:cs="Courier New"/>
+        </w:rPr>
+        <w:t>result.vector</w:t>
+      </w:r>
+      <w:proofErr w:type="spellEnd"/>
+      <w:r>
+        <w:rPr>
+          <w:rFonts w:ascii="Courier New" w:hAnsi="Courier New" w:cs="Courier New"/>
+        </w:rPr>
+        <w:t xml:space="preserve"> = </w:t>
+      </w:r>
+      <w:proofErr w:type="spellStart"/>
+      <w:r>
+        <w:rPr>
+          <w:rFonts w:ascii="Courier New" w:hAnsi="Courier New" w:cs="Courier New"/>
+        </w:rPr>
+        <w:t>new</w:t>
+      </w:r>
+      <w:proofErr w:type="spellEnd"/>
+      <w:r>
+        <w:rPr>
+          <w:rFonts w:ascii="Courier New" w:hAnsi="Courier New" w:cs="Courier New"/>
+        </w:rPr>
+        <w:t xml:space="preserve"> </w:t>
+      </w:r>
+      <w:proofErr w:type="spellStart"/>
+      <w:r>
+        <w:rPr>
+          <w:rFonts w:ascii="Courier New" w:hAnsi="Courier New" w:cs="Courier New"/>
+        </w:rPr>
+        <w:t>int</w:t>
+      </w:r>
+      <w:proofErr w:type="spellEnd"/>
+      <w:r>
+        <w:rPr>
+          <w:rFonts w:ascii="Courier New" w:hAnsi="Courier New" w:cs="Courier New"/>
+        </w:rPr>
+        <w:t>[</w:t>
+      </w:r>
+      <w:proofErr w:type="spellStart"/>
+      <w:r>
+        <w:rPr>
+          <w:rFonts w:ascii="Courier New" w:hAnsi="Courier New" w:cs="Courier New"/>
+        </w:rPr>
+        <w:t>result.size</w:t>
+      </w:r>
+      <w:proofErr w:type="spellEnd"/>
+      <w:r>
+        <w:rPr>
+          <w:rFonts w:ascii="Courier New" w:hAnsi="Courier New" w:cs="Courier New"/>
+        </w:rPr>
+        <w:t>];</w:t>
+      </w:r>
+      <w:r>
+        <w:rPr>
+          <w:rFonts w:ascii="Courier New" w:hAnsi="Courier New" w:cs="Courier New"/>
+        </w:rPr>
+        <w:br/>
+      </w:r>
+      <w:r>
+        <w:rPr>
+          <w:rFonts w:ascii="Courier New" w:hAnsi="Courier New" w:cs="Courier New"/>
+        </w:rPr>
+        <w:br/>
+        <w:t xml:space="preserve">    </w:t>
+      </w:r>
+      <w:proofErr w:type="spellStart"/>
+      <w:r>
+        <w:rPr>
+          <w:rFonts w:ascii="Courier New" w:hAnsi="Courier New" w:cs="Courier New"/>
+        </w:rPr>
+        <w:t>for</w:t>
+      </w:r>
+      <w:proofErr w:type="spellEnd"/>
+      <w:r>
+        <w:rPr>
+          <w:rFonts w:ascii="Courier New" w:hAnsi="Courier New" w:cs="Courier New"/>
+        </w:rPr>
+        <w:t xml:space="preserve"> (</w:t>
+      </w:r>
+      <w:proofErr w:type="spellStart"/>
+      <w:r>
+        <w:rPr>
+          <w:rFonts w:ascii="Courier New" w:hAnsi="Courier New" w:cs="Courier New"/>
+        </w:rPr>
+        <w:t>int</w:t>
+      </w:r>
+      <w:proofErr w:type="spellEnd"/>
+      <w:r>
+        <w:rPr>
+          <w:rFonts w:ascii="Courier New" w:hAnsi="Courier New" w:cs="Courier New"/>
+        </w:rPr>
+        <w:t xml:space="preserve"> i = 0; i &lt; </w:t>
+      </w:r>
+      <w:proofErr w:type="spellStart"/>
+      <w:r>
+        <w:rPr>
+          <w:rFonts w:ascii="Courier New" w:hAnsi="Courier New" w:cs="Courier New"/>
+        </w:rPr>
+        <w:t>result.size</w:t>
+      </w:r>
+      <w:proofErr w:type="spellEnd"/>
+      <w:r>
+        <w:rPr>
+          <w:rFonts w:ascii="Courier New" w:hAnsi="Courier New" w:cs="Courier New"/>
+        </w:rPr>
+        <w:t>; i++) {</w:t>
+      </w:r>
+      <w:r>
+        <w:rPr>
+          <w:rFonts w:ascii="Courier New" w:hAnsi="Courier New" w:cs="Courier New"/>
+        </w:rPr>
+        <w:br/>
+      </w:r>
+      <w:r>
+        <w:rPr>
+          <w:rFonts w:ascii="Courier New" w:hAnsi="Courier New" w:cs="Courier New"/>
+        </w:rPr>
+        <w:br/>
+        <w:t xml:space="preserve">        </w:t>
+      </w:r>
+      <w:proofErr w:type="spellStart"/>
+      <w:r>
+        <w:rPr>
+          <w:rFonts w:ascii="Courier New" w:hAnsi="Courier New" w:cs="Courier New"/>
+        </w:rPr>
+        <w:t>if</w:t>
+      </w:r>
+      <w:proofErr w:type="spellEnd"/>
+      <w:r>
+        <w:rPr>
+          <w:rFonts w:ascii="Courier New" w:hAnsi="Courier New" w:cs="Courier New"/>
+        </w:rPr>
+        <w:t xml:space="preserve"> (i &lt; v1.size &amp;&amp; i &lt; v2.size) {</w:t>
+      </w:r>
+      <w:r>
+        <w:rPr>
+          <w:rFonts w:ascii="Courier New" w:hAnsi="Courier New" w:cs="Courier New"/>
+        </w:rPr>
+        <w:br/>
+        <w:t xml:space="preserve">            </w:t>
+      </w:r>
+      <w:proofErr w:type="spellStart"/>
+      <w:r>
+        <w:rPr>
+          <w:rFonts w:ascii="Courier New" w:hAnsi="Courier New" w:cs="Courier New"/>
+        </w:rPr>
+        <w:t>result.vector</w:t>
+      </w:r>
+      <w:proofErr w:type="spellEnd"/>
+      <w:r>
+        <w:rPr>
+          <w:rFonts w:ascii="Courier New" w:hAnsi="Courier New" w:cs="Courier New"/>
+        </w:rPr>
+        <w:t>[i] = v1.vector[i] + v2.vector[i];</w:t>
       </w:r>
       <w:r>
         <w:rPr>
@@ -671,14 +2170,62 @@
           <w:rFonts w:ascii="Courier New" w:hAnsi="Courier New" w:cs="Courier New"/>
         </w:rPr>
         <w:br/>
-        <w:t xml:space="preserve">        else if (i &lt; v1.size) {</w:t>
-      </w:r>
-      <w:r>
-        <w:rPr>
-          <w:rFonts w:ascii="Courier New" w:hAnsi="Courier New" w:cs="Courier New"/>
-        </w:rPr>
-        <w:br/>
-        <w:t xml:space="preserve">            result.vector[i] = v1.vector[i];</w:t>
+        <w:t xml:space="preserve">        </w:t>
+      </w:r>
+      <w:proofErr w:type="spellStart"/>
+      <w:r>
+        <w:rPr>
+          <w:rFonts w:ascii="Courier New" w:hAnsi="Courier New" w:cs="Courier New"/>
+        </w:rPr>
+        <w:t>else</w:t>
+      </w:r>
+      <w:proofErr w:type="spellEnd"/>
+      <w:r>
+        <w:rPr>
+          <w:rFonts w:ascii="Courier New" w:hAnsi="Courier New" w:cs="Courier New"/>
+        </w:rPr>
+        <w:t xml:space="preserve"> </w:t>
+      </w:r>
+      <w:proofErr w:type="spellStart"/>
+      <w:r>
+        <w:rPr>
+          <w:rFonts w:ascii="Courier New" w:hAnsi="Courier New" w:cs="Courier New"/>
+        </w:rPr>
+        <w:t>if</w:t>
+      </w:r>
+      <w:proofErr w:type="spellEnd"/>
+      <w:r>
+        <w:rPr>
+          <w:rFonts w:ascii="Courier New" w:hAnsi="Courier New" w:cs="Courier New"/>
+        </w:rPr>
+        <w:t xml:space="preserve"> (i &lt; v1.size) {</w:t>
+      </w:r>
+      <w:r>
+        <w:rPr>
+          <w:rFonts w:ascii="Courier New" w:hAnsi="Courier New" w:cs="Courier New"/>
+        </w:rPr>
+        <w:br/>
+      </w:r>
+      <w:r>
+        <w:rPr>
+          <w:rFonts w:ascii="Courier New" w:hAnsi="Courier New" w:cs="Courier New"/>
+        </w:rPr>
+        <w:lastRenderedPageBreak/>
+        <w:t xml:space="preserve">            </w:t>
+      </w:r>
+      <w:proofErr w:type="spellStart"/>
+      <w:r>
+        <w:rPr>
+          <w:rFonts w:ascii="Courier New" w:hAnsi="Courier New" w:cs="Courier New"/>
+        </w:rPr>
+        <w:t>result.vector</w:t>
+      </w:r>
+      <w:proofErr w:type="spellEnd"/>
+      <w:r>
+        <w:rPr>
+          <w:rFonts w:ascii="Courier New" w:hAnsi="Courier New" w:cs="Courier New"/>
+        </w:rPr>
+        <w:t>[i] = v1.vector[i];</w:t>
       </w:r>
       <w:r>
         <w:rPr>
@@ -692,14 +2239,56 @@
           <w:rFonts w:ascii="Courier New" w:hAnsi="Courier New" w:cs="Courier New"/>
         </w:rPr>
         <w:br/>
-        <w:t xml:space="preserve">        else if (i &lt; v2.size) {</w:t>
-      </w:r>
-      <w:r>
-        <w:rPr>
-          <w:rFonts w:ascii="Courier New" w:hAnsi="Courier New" w:cs="Courier New"/>
-        </w:rPr>
-        <w:br/>
-        <w:t xml:space="preserve">            result.vector[i] = v2.vector[i];</w:t>
+        <w:t xml:space="preserve">        </w:t>
+      </w:r>
+      <w:proofErr w:type="spellStart"/>
+      <w:r>
+        <w:rPr>
+          <w:rFonts w:ascii="Courier New" w:hAnsi="Courier New" w:cs="Courier New"/>
+        </w:rPr>
+        <w:t>else</w:t>
+      </w:r>
+      <w:proofErr w:type="spellEnd"/>
+      <w:r>
+        <w:rPr>
+          <w:rFonts w:ascii="Courier New" w:hAnsi="Courier New" w:cs="Courier New"/>
+        </w:rPr>
+        <w:t xml:space="preserve"> </w:t>
+      </w:r>
+      <w:proofErr w:type="spellStart"/>
+      <w:r>
+        <w:rPr>
+          <w:rFonts w:ascii="Courier New" w:hAnsi="Courier New" w:cs="Courier New"/>
+        </w:rPr>
+        <w:t>if</w:t>
+      </w:r>
+      <w:proofErr w:type="spellEnd"/>
+      <w:r>
+        <w:rPr>
+          <w:rFonts w:ascii="Courier New" w:hAnsi="Courier New" w:cs="Courier New"/>
+        </w:rPr>
+        <w:t xml:space="preserve"> (i &lt; v2.size) {</w:t>
+      </w:r>
+      <w:r>
+        <w:rPr>
+          <w:rFonts w:ascii="Courier New" w:hAnsi="Courier New" w:cs="Courier New"/>
+        </w:rPr>
+        <w:br/>
+        <w:t xml:space="preserve">            </w:t>
+      </w:r>
+      <w:proofErr w:type="spellStart"/>
+      <w:r>
+        <w:rPr>
+          <w:rFonts w:ascii="Courier New" w:hAnsi="Courier New" w:cs="Courier New"/>
+        </w:rPr>
+        <w:t>result.vector</w:t>
+      </w:r>
+      <w:proofErr w:type="spellEnd"/>
+      <w:r>
+        <w:rPr>
+          <w:rFonts w:ascii="Courier New" w:hAnsi="Courier New" w:cs="Courier New"/>
+        </w:rPr>
+        <w:t>[i] = v2.vector[i];</w:t>
       </w:r>
       <w:r>
         <w:rPr>
@@ -719,14 +2308,56 @@
           <w:rFonts w:ascii="Courier New" w:hAnsi="Courier New" w:cs="Courier New"/>
         </w:rPr>
         <w:br/>
-        <w:t xml:space="preserve">        if (result.vector[i] == 2) {</w:t>
-      </w:r>
-      <w:r>
-        <w:rPr>
-          <w:rFonts w:ascii="Courier New" w:hAnsi="Courier New" w:cs="Courier New"/>
-        </w:rPr>
-        <w:br/>
-        <w:t xml:space="preserve">            result.vector[i] = 1; // result.vector[i] /= 2 :)</w:t>
+        <w:t xml:space="preserve">        </w:t>
+      </w:r>
+      <w:proofErr w:type="spellStart"/>
+      <w:r>
+        <w:rPr>
+          <w:rFonts w:ascii="Courier New" w:hAnsi="Courier New" w:cs="Courier New"/>
+        </w:rPr>
+        <w:t>if</w:t>
+      </w:r>
+      <w:proofErr w:type="spellEnd"/>
+      <w:r>
+        <w:rPr>
+          <w:rFonts w:ascii="Courier New" w:hAnsi="Courier New" w:cs="Courier New"/>
+        </w:rPr>
+        <w:t xml:space="preserve"> (</w:t>
+      </w:r>
+      <w:proofErr w:type="spellStart"/>
+      <w:r>
+        <w:rPr>
+          <w:rFonts w:ascii="Courier New" w:hAnsi="Courier New" w:cs="Courier New"/>
+        </w:rPr>
+        <w:t>result.vector</w:t>
+      </w:r>
+      <w:proofErr w:type="spellEnd"/>
+      <w:r>
+        <w:rPr>
+          <w:rFonts w:ascii="Courier New" w:hAnsi="Courier New" w:cs="Courier New"/>
+        </w:rPr>
+        <w:t>[i] == 2) {</w:t>
+      </w:r>
+      <w:r>
+        <w:rPr>
+          <w:rFonts w:ascii="Courier New" w:hAnsi="Courier New" w:cs="Courier New"/>
+        </w:rPr>
+        <w:br/>
+        <w:t xml:space="preserve">            </w:t>
+      </w:r>
+      <w:proofErr w:type="spellStart"/>
+      <w:r>
+        <w:rPr>
+          <w:rFonts w:ascii="Courier New" w:hAnsi="Courier New" w:cs="Courier New"/>
+        </w:rPr>
+        <w:t>result.vector</w:t>
+      </w:r>
+      <w:proofErr w:type="spellEnd"/>
+      <w:r>
+        <w:rPr>
+          <w:rFonts w:ascii="Courier New" w:hAnsi="Courier New" w:cs="Courier New"/>
+        </w:rPr>
+        <w:t>[i] = 1;</w:t>
       </w:r>
       <w:r>
         <w:rPr>
@@ -752,9 +2383,882 @@
         <w:rPr>
           <w:rFonts w:ascii="Courier New" w:hAnsi="Courier New" w:cs="Courier New"/>
         </w:rPr>
+        <w:br/>
+        <w:t xml:space="preserve">    </w:t>
+      </w:r>
+      <w:proofErr w:type="spellStart"/>
+      <w:r>
+        <w:rPr>
+          <w:rFonts w:ascii="Courier New" w:hAnsi="Courier New" w:cs="Courier New"/>
+        </w:rPr>
+        <w:t>return</w:t>
+      </w:r>
+      <w:proofErr w:type="spellEnd"/>
+      <w:r>
+        <w:rPr>
+          <w:rFonts w:ascii="Courier New" w:hAnsi="Courier New" w:cs="Courier New"/>
+        </w:rPr>
+        <w:t xml:space="preserve"> </w:t>
+      </w:r>
+      <w:proofErr w:type="spellStart"/>
+      <w:r>
+        <w:rPr>
+          <w:rFonts w:ascii="Courier New" w:hAnsi="Courier New" w:cs="Courier New"/>
+        </w:rPr>
+        <w:t>result</w:t>
+      </w:r>
+      <w:proofErr w:type="spellEnd"/>
+      <w:r>
+        <w:rPr>
+          <w:rFonts w:ascii="Courier New" w:hAnsi="Courier New" w:cs="Courier New"/>
+        </w:rPr>
+        <w:t>;</w:t>
+      </w:r>
+      <w:r>
+        <w:rPr>
+          <w:rFonts w:ascii="Courier New" w:hAnsi="Courier New" w:cs="Courier New"/>
+        </w:rPr>
+        <w:br/>
+        <w:t>}</w:t>
+      </w:r>
+      <w:r>
+        <w:rPr>
+          <w:rFonts w:ascii="Courier New" w:hAnsi="Courier New" w:cs="Courier New"/>
+        </w:rPr>
+        <w:br/>
+      </w:r>
+      <w:r>
+        <w:rPr>
+          <w:rFonts w:ascii="Courier New" w:hAnsi="Courier New" w:cs="Courier New"/>
+        </w:rPr>
+        <w:br/>
+      </w:r>
+      <w:proofErr w:type="spellStart"/>
+      <w:r>
+        <w:rPr>
+          <w:rFonts w:ascii="Courier New" w:hAnsi="Courier New" w:cs="Courier New"/>
+        </w:rPr>
+        <w:t>BinaryVector</w:t>
+      </w:r>
+      <w:proofErr w:type="spellEnd"/>
+      <w:r>
+        <w:rPr>
+          <w:rFonts w:ascii="Courier New" w:hAnsi="Courier New" w:cs="Courier New"/>
+        </w:rPr>
+        <w:t xml:space="preserve"> </w:t>
+      </w:r>
+      <w:proofErr w:type="spellStart"/>
+      <w:r>
+        <w:rPr>
+          <w:rFonts w:ascii="Courier New" w:hAnsi="Courier New" w:cs="Courier New"/>
+        </w:rPr>
+        <w:t>operator</w:t>
+      </w:r>
+      <w:proofErr w:type="spellEnd"/>
+      <w:r>
+        <w:rPr>
+          <w:rFonts w:ascii="Courier New" w:hAnsi="Courier New" w:cs="Courier New"/>
+        </w:rPr>
+        <w:t>*(</w:t>
+      </w:r>
+      <w:proofErr w:type="spellStart"/>
+      <w:r>
+        <w:rPr>
+          <w:rFonts w:ascii="Courier New" w:hAnsi="Courier New" w:cs="Courier New"/>
+        </w:rPr>
+        <w:t>BinaryVector</w:t>
+      </w:r>
+      <w:proofErr w:type="spellEnd"/>
+      <w:r>
+        <w:rPr>
+          <w:rFonts w:ascii="Courier New" w:hAnsi="Courier New" w:cs="Courier New"/>
+        </w:rPr>
+        <w:t xml:space="preserve"> &amp;v1, </w:t>
+      </w:r>
+      <w:proofErr w:type="spellStart"/>
+      <w:r>
+        <w:rPr>
+          <w:rFonts w:ascii="Courier New" w:hAnsi="Courier New" w:cs="Courier New"/>
+        </w:rPr>
+        <w:t>BinaryVector</w:t>
+      </w:r>
+      <w:proofErr w:type="spellEnd"/>
+      <w:r>
+        <w:rPr>
+          <w:rFonts w:ascii="Courier New" w:hAnsi="Courier New" w:cs="Courier New"/>
+        </w:rPr>
+        <w:t xml:space="preserve"> &amp;v2) {</w:t>
+      </w:r>
+      <w:r>
+        <w:rPr>
+          <w:rFonts w:ascii="Courier New" w:hAnsi="Courier New" w:cs="Courier New"/>
+        </w:rPr>
+        <w:br/>
+        <w:t xml:space="preserve">    </w:t>
+      </w:r>
+      <w:proofErr w:type="spellStart"/>
+      <w:r>
+        <w:rPr>
+          <w:rFonts w:ascii="Courier New" w:hAnsi="Courier New" w:cs="Courier New"/>
+        </w:rPr>
+        <w:t>BinaryVector</w:t>
+      </w:r>
+      <w:proofErr w:type="spellEnd"/>
+      <w:r>
+        <w:rPr>
+          <w:rFonts w:ascii="Courier New" w:hAnsi="Courier New" w:cs="Courier New"/>
+        </w:rPr>
+        <w:t xml:space="preserve"> </w:t>
+      </w:r>
+      <w:proofErr w:type="spellStart"/>
+      <w:r>
+        <w:rPr>
+          <w:rFonts w:ascii="Courier New" w:hAnsi="Courier New" w:cs="Courier New"/>
+        </w:rPr>
+        <w:t>result</w:t>
+      </w:r>
+      <w:proofErr w:type="spellEnd"/>
+      <w:r>
+        <w:rPr>
+          <w:rFonts w:ascii="Courier New" w:hAnsi="Courier New" w:cs="Courier New"/>
+        </w:rPr>
+        <w:t>;</w:t>
+      </w:r>
+      <w:r>
+        <w:rPr>
+          <w:rFonts w:ascii="Courier New" w:hAnsi="Courier New" w:cs="Courier New"/>
+        </w:rPr>
+        <w:br/>
+      </w:r>
+      <w:r>
+        <w:rPr>
+          <w:rFonts w:ascii="Courier New" w:hAnsi="Courier New" w:cs="Courier New"/>
+        </w:rPr>
+        <w:br/>
+        <w:t xml:space="preserve">    </w:t>
+      </w:r>
+      <w:proofErr w:type="spellStart"/>
+      <w:r>
+        <w:rPr>
+          <w:rFonts w:ascii="Courier New" w:hAnsi="Courier New" w:cs="Courier New"/>
+        </w:rPr>
+        <w:t>if</w:t>
+      </w:r>
+      <w:proofErr w:type="spellEnd"/>
+      <w:r>
+        <w:rPr>
+          <w:rFonts w:ascii="Courier New" w:hAnsi="Courier New" w:cs="Courier New"/>
+        </w:rPr>
+        <w:t xml:space="preserve"> (v1.size &gt;= v2.size) {</w:t>
+      </w:r>
+      <w:r>
+        <w:rPr>
+          <w:rFonts w:ascii="Courier New" w:hAnsi="Courier New" w:cs="Courier New"/>
+        </w:rPr>
+        <w:br/>
+        <w:t xml:space="preserve">        </w:t>
+      </w:r>
+      <w:proofErr w:type="spellStart"/>
+      <w:r>
+        <w:rPr>
+          <w:rFonts w:ascii="Courier New" w:hAnsi="Courier New" w:cs="Courier New"/>
+        </w:rPr>
+        <w:t>result.size</w:t>
+      </w:r>
+      <w:proofErr w:type="spellEnd"/>
+      <w:r>
+        <w:rPr>
+          <w:rFonts w:ascii="Courier New" w:hAnsi="Courier New" w:cs="Courier New"/>
+        </w:rPr>
+        <w:t xml:space="preserve"> = v2.size;</w:t>
+      </w:r>
+      <w:r>
+        <w:rPr>
+          <w:rFonts w:ascii="Courier New" w:hAnsi="Courier New" w:cs="Courier New"/>
+        </w:rPr>
+        <w:br/>
+        <w:t xml:space="preserve">    }</w:t>
+      </w:r>
+      <w:r>
+        <w:rPr>
+          <w:rFonts w:ascii="Courier New" w:hAnsi="Courier New" w:cs="Courier New"/>
+        </w:rPr>
+        <w:br/>
+        <w:t xml:space="preserve">    </w:t>
+      </w:r>
+      <w:proofErr w:type="spellStart"/>
+      <w:r>
+        <w:rPr>
+          <w:rFonts w:ascii="Courier New" w:hAnsi="Courier New" w:cs="Courier New"/>
+        </w:rPr>
+        <w:t>else</w:t>
+      </w:r>
+      <w:proofErr w:type="spellEnd"/>
+      <w:r>
+        <w:rPr>
+          <w:rFonts w:ascii="Courier New" w:hAnsi="Courier New" w:cs="Courier New"/>
+        </w:rPr>
+        <w:t xml:space="preserve"> {</w:t>
+      </w:r>
+      <w:r>
+        <w:rPr>
+          <w:rFonts w:ascii="Courier New" w:hAnsi="Courier New" w:cs="Courier New"/>
+        </w:rPr>
+        <w:br/>
+        <w:t xml:space="preserve">        </w:t>
+      </w:r>
+      <w:proofErr w:type="spellStart"/>
+      <w:r>
+        <w:rPr>
+          <w:rFonts w:ascii="Courier New" w:hAnsi="Courier New" w:cs="Courier New"/>
+        </w:rPr>
+        <w:t>result.size</w:t>
+      </w:r>
+      <w:proofErr w:type="spellEnd"/>
+      <w:r>
+        <w:rPr>
+          <w:rFonts w:ascii="Courier New" w:hAnsi="Courier New" w:cs="Courier New"/>
+        </w:rPr>
+        <w:t xml:space="preserve"> = v1.size;</w:t>
+      </w:r>
+      <w:r>
+        <w:rPr>
+          <w:rFonts w:ascii="Courier New" w:hAnsi="Courier New" w:cs="Courier New"/>
+        </w:rPr>
+        <w:br/>
+        <w:t xml:space="preserve">    }</w:t>
+      </w:r>
+      <w:r>
+        <w:rPr>
+          <w:rFonts w:ascii="Courier New" w:hAnsi="Courier New" w:cs="Courier New"/>
+        </w:rPr>
+        <w:br/>
+      </w:r>
+      <w:r>
+        <w:rPr>
+          <w:rFonts w:ascii="Courier New" w:hAnsi="Courier New" w:cs="Courier New"/>
+        </w:rPr>
+        <w:br/>
+        <w:t xml:space="preserve">    </w:t>
+      </w:r>
+      <w:proofErr w:type="spellStart"/>
+      <w:r>
+        <w:rPr>
+          <w:rFonts w:ascii="Courier New" w:hAnsi="Courier New" w:cs="Courier New"/>
+        </w:rPr>
+        <w:t>result.vector</w:t>
+      </w:r>
+      <w:proofErr w:type="spellEnd"/>
+      <w:r>
+        <w:rPr>
+          <w:rFonts w:ascii="Courier New" w:hAnsi="Courier New" w:cs="Courier New"/>
+        </w:rPr>
+        <w:t xml:space="preserve"> = </w:t>
+      </w:r>
+      <w:proofErr w:type="spellStart"/>
+      <w:r>
+        <w:rPr>
+          <w:rFonts w:ascii="Courier New" w:hAnsi="Courier New" w:cs="Courier New"/>
+        </w:rPr>
+        <w:t>new</w:t>
+      </w:r>
+      <w:proofErr w:type="spellEnd"/>
+      <w:r>
+        <w:rPr>
+          <w:rFonts w:ascii="Courier New" w:hAnsi="Courier New" w:cs="Courier New"/>
+        </w:rPr>
+        <w:t xml:space="preserve"> </w:t>
+      </w:r>
+      <w:proofErr w:type="spellStart"/>
+      <w:r>
+        <w:rPr>
+          <w:rFonts w:ascii="Courier New" w:hAnsi="Courier New" w:cs="Courier New"/>
+        </w:rPr>
+        <w:t>int</w:t>
+      </w:r>
+      <w:proofErr w:type="spellEnd"/>
+      <w:r>
+        <w:rPr>
+          <w:rFonts w:ascii="Courier New" w:hAnsi="Courier New" w:cs="Courier New"/>
+        </w:rPr>
+        <w:t>[</w:t>
+      </w:r>
+      <w:proofErr w:type="spellStart"/>
+      <w:r>
+        <w:rPr>
+          <w:rFonts w:ascii="Courier New" w:hAnsi="Courier New" w:cs="Courier New"/>
+        </w:rPr>
+        <w:t>result.size</w:t>
+      </w:r>
+      <w:proofErr w:type="spellEnd"/>
+      <w:r>
+        <w:rPr>
+          <w:rFonts w:ascii="Courier New" w:hAnsi="Courier New" w:cs="Courier New"/>
+        </w:rPr>
+        <w:t>];</w:t>
+      </w:r>
+      <w:r>
+        <w:rPr>
+          <w:rFonts w:ascii="Courier New" w:hAnsi="Courier New" w:cs="Courier New"/>
+        </w:rPr>
+        <w:br/>
+      </w:r>
+      <w:r>
+        <w:rPr>
+          <w:rFonts w:ascii="Courier New" w:hAnsi="Courier New" w:cs="Courier New"/>
+        </w:rPr>
+        <w:br/>
+        <w:t xml:space="preserve">    </w:t>
+      </w:r>
+      <w:proofErr w:type="spellStart"/>
+      <w:r>
+        <w:rPr>
+          <w:rFonts w:ascii="Courier New" w:hAnsi="Courier New" w:cs="Courier New"/>
+        </w:rPr>
+        <w:t>for</w:t>
+      </w:r>
+      <w:proofErr w:type="spellEnd"/>
+      <w:r>
+        <w:rPr>
+          <w:rFonts w:ascii="Courier New" w:hAnsi="Courier New" w:cs="Courier New"/>
+        </w:rPr>
+        <w:t xml:space="preserve"> (</w:t>
+      </w:r>
+      <w:proofErr w:type="spellStart"/>
+      <w:r>
+        <w:rPr>
+          <w:rFonts w:ascii="Courier New" w:hAnsi="Courier New" w:cs="Courier New"/>
+        </w:rPr>
+        <w:t>int</w:t>
+      </w:r>
+      <w:proofErr w:type="spellEnd"/>
+      <w:r>
+        <w:rPr>
+          <w:rFonts w:ascii="Courier New" w:hAnsi="Courier New" w:cs="Courier New"/>
+        </w:rPr>
+        <w:t xml:space="preserve"> i = 0; i &lt; </w:t>
+      </w:r>
+      <w:proofErr w:type="spellStart"/>
+      <w:r>
+        <w:rPr>
+          <w:rFonts w:ascii="Courier New" w:hAnsi="Courier New" w:cs="Courier New"/>
+        </w:rPr>
+        <w:t>result.size</w:t>
+      </w:r>
+      <w:proofErr w:type="spellEnd"/>
+      <w:r>
+        <w:rPr>
+          <w:rFonts w:ascii="Courier New" w:hAnsi="Courier New" w:cs="Courier New"/>
+        </w:rPr>
+        <w:t>; i++) {</w:t>
+      </w:r>
+      <w:r>
+        <w:rPr>
+          <w:rFonts w:ascii="Courier New" w:hAnsi="Courier New" w:cs="Courier New"/>
+        </w:rPr>
+        <w:br/>
+        <w:t xml:space="preserve">        </w:t>
+      </w:r>
+      <w:proofErr w:type="spellStart"/>
+      <w:r>
+        <w:rPr>
+          <w:rFonts w:ascii="Courier New" w:hAnsi="Courier New" w:cs="Courier New"/>
+        </w:rPr>
+        <w:t>result.vector</w:t>
+      </w:r>
+      <w:proofErr w:type="spellEnd"/>
+      <w:r>
+        <w:rPr>
+          <w:rFonts w:ascii="Courier New" w:hAnsi="Courier New" w:cs="Courier New"/>
+        </w:rPr>
+        <w:t>[i] = v1.vector[i] * v2.vector[i];</w:t>
+      </w:r>
+      <w:r>
+        <w:rPr>
+          <w:rFonts w:ascii="Courier New" w:hAnsi="Courier New" w:cs="Courier New"/>
+        </w:rPr>
+        <w:br/>
+        <w:t xml:space="preserve">    }</w:t>
+      </w:r>
+      <w:r>
+        <w:rPr>
+          <w:rFonts w:ascii="Courier New" w:hAnsi="Courier New" w:cs="Courier New"/>
+        </w:rPr>
+        <w:br/>
+      </w:r>
+      <w:r>
+        <w:rPr>
+          <w:rFonts w:ascii="Courier New" w:hAnsi="Courier New" w:cs="Courier New"/>
+        </w:rPr>
+        <w:br/>
+        <w:t xml:space="preserve">    </w:t>
+      </w:r>
+      <w:proofErr w:type="spellStart"/>
+      <w:r>
+        <w:rPr>
+          <w:rFonts w:ascii="Courier New" w:hAnsi="Courier New" w:cs="Courier New"/>
+        </w:rPr>
+        <w:t>return</w:t>
+      </w:r>
+      <w:proofErr w:type="spellEnd"/>
+      <w:r>
+        <w:rPr>
+          <w:rFonts w:ascii="Courier New" w:hAnsi="Courier New" w:cs="Courier New"/>
+        </w:rPr>
+        <w:t xml:space="preserve"> </w:t>
+      </w:r>
+      <w:proofErr w:type="spellStart"/>
+      <w:r>
+        <w:rPr>
+          <w:rFonts w:ascii="Courier New" w:hAnsi="Courier New" w:cs="Courier New"/>
+        </w:rPr>
+        <w:t>result</w:t>
+      </w:r>
+      <w:proofErr w:type="spellEnd"/>
+      <w:r>
+        <w:rPr>
+          <w:rFonts w:ascii="Courier New" w:hAnsi="Courier New" w:cs="Courier New"/>
+        </w:rPr>
+        <w:t>;</w:t>
+      </w:r>
+      <w:r>
+        <w:rPr>
+          <w:rFonts w:ascii="Courier New" w:hAnsi="Courier New" w:cs="Courier New"/>
+        </w:rPr>
+        <w:br/>
+        <w:t>}</w:t>
+      </w:r>
+      <w:r>
+        <w:rPr>
+          <w:rFonts w:ascii="Courier New" w:hAnsi="Courier New" w:cs="Courier New"/>
+        </w:rPr>
+        <w:br/>
+      </w:r>
+      <w:r>
+        <w:rPr>
+          <w:rFonts w:ascii="Courier New" w:hAnsi="Courier New" w:cs="Courier New"/>
+        </w:rPr>
+        <w:br/>
+      </w:r>
+      <w:proofErr w:type="spellStart"/>
+      <w:r>
+        <w:rPr>
+          <w:rFonts w:ascii="Courier New" w:hAnsi="Courier New" w:cs="Courier New"/>
+        </w:rPr>
+        <w:t>void</w:t>
+      </w:r>
+      <w:proofErr w:type="spellEnd"/>
+      <w:r>
+        <w:rPr>
+          <w:rFonts w:ascii="Courier New" w:hAnsi="Courier New" w:cs="Courier New"/>
+        </w:rPr>
+        <w:t xml:space="preserve"> </w:t>
+      </w:r>
+      <w:proofErr w:type="spellStart"/>
+      <w:r>
+        <w:rPr>
+          <w:rFonts w:ascii="Courier New" w:hAnsi="Courier New" w:cs="Courier New"/>
+        </w:rPr>
+        <w:t>printNumbersFromVector</w:t>
+      </w:r>
+      <w:proofErr w:type="spellEnd"/>
+      <w:r>
+        <w:rPr>
+          <w:rFonts w:ascii="Courier New" w:hAnsi="Courier New" w:cs="Courier New"/>
+        </w:rPr>
+        <w:t>(</w:t>
+      </w:r>
+      <w:proofErr w:type="spellStart"/>
+      <w:r>
+        <w:rPr>
+          <w:rFonts w:ascii="Courier New" w:hAnsi="Courier New" w:cs="Courier New"/>
+        </w:rPr>
+        <w:t>BinaryVector</w:t>
+      </w:r>
+      <w:proofErr w:type="spellEnd"/>
+      <w:r>
+        <w:rPr>
+          <w:rFonts w:ascii="Courier New" w:hAnsi="Courier New" w:cs="Courier New"/>
+        </w:rPr>
+        <w:t xml:space="preserve"> &amp;v) {</w:t>
+      </w:r>
+      <w:r>
+        <w:rPr>
+          <w:rFonts w:ascii="Courier New" w:hAnsi="Courier New" w:cs="Courier New"/>
+        </w:rPr>
+        <w:br/>
+        <w:t xml:space="preserve">    </w:t>
+      </w:r>
+      <w:proofErr w:type="spellStart"/>
+      <w:r>
+        <w:rPr>
+          <w:rFonts w:ascii="Courier New" w:hAnsi="Courier New" w:cs="Courier New"/>
+        </w:rPr>
+        <w:t>std</w:t>
+      </w:r>
+      <w:proofErr w:type="spellEnd"/>
+      <w:r>
+        <w:rPr>
+          <w:rFonts w:ascii="Courier New" w:hAnsi="Courier New" w:cs="Courier New"/>
+        </w:rPr>
+        <w:t>::</w:t>
+      </w:r>
+      <w:proofErr w:type="spellStart"/>
+      <w:r>
+        <w:rPr>
+          <w:rFonts w:ascii="Courier New" w:hAnsi="Courier New" w:cs="Courier New"/>
+        </w:rPr>
+        <w:t>cout</w:t>
+      </w:r>
+      <w:proofErr w:type="spellEnd"/>
+      <w:r>
+        <w:rPr>
+          <w:rFonts w:ascii="Courier New" w:hAnsi="Courier New" w:cs="Courier New"/>
+        </w:rPr>
+        <w:t xml:space="preserve"> &lt;&lt; "(";</w:t>
+      </w:r>
+      <w:r>
+        <w:rPr>
+          <w:rFonts w:ascii="Courier New" w:hAnsi="Courier New" w:cs="Courier New"/>
+        </w:rPr>
+        <w:br/>
+      </w:r>
+      <w:r>
+        <w:rPr>
+          <w:rFonts w:ascii="Courier New" w:hAnsi="Courier New" w:cs="Courier New"/>
+        </w:rPr>
+        <w:br/>
+        <w:t xml:space="preserve">    </w:t>
+      </w:r>
+      <w:proofErr w:type="spellStart"/>
+      <w:r>
+        <w:rPr>
+          <w:rFonts w:ascii="Courier New" w:hAnsi="Courier New" w:cs="Courier New"/>
+        </w:rPr>
+        <w:t>int</w:t>
+      </w:r>
+      <w:proofErr w:type="spellEnd"/>
+      <w:r>
+        <w:rPr>
+          <w:rFonts w:ascii="Courier New" w:hAnsi="Courier New" w:cs="Courier New"/>
+        </w:rPr>
+        <w:t xml:space="preserve"> </w:t>
+      </w:r>
+      <w:proofErr w:type="spellStart"/>
+      <w:r>
+        <w:rPr>
+          <w:rFonts w:ascii="Courier New" w:hAnsi="Courier New" w:cs="Courier New"/>
+        </w:rPr>
+        <w:t>first</w:t>
+      </w:r>
+      <w:proofErr w:type="spellEnd"/>
+      <w:r>
+        <w:rPr>
+          <w:rFonts w:ascii="Courier New" w:hAnsi="Courier New" w:cs="Courier New"/>
+        </w:rPr>
+        <w:t xml:space="preserve"> = 1;</w:t>
+      </w:r>
+      <w:r>
+        <w:rPr>
+          <w:rFonts w:ascii="Courier New" w:hAnsi="Courier New" w:cs="Courier New"/>
+        </w:rPr>
+        <w:br/>
+      </w:r>
+      <w:r>
+        <w:rPr>
+          <w:rFonts w:ascii="Courier New" w:hAnsi="Courier New" w:cs="Courier New"/>
+        </w:rPr>
+        <w:br/>
+        <w:t xml:space="preserve">    </w:t>
+      </w:r>
+      <w:proofErr w:type="spellStart"/>
+      <w:r>
+        <w:rPr>
+          <w:rFonts w:ascii="Courier New" w:hAnsi="Courier New" w:cs="Courier New"/>
+        </w:rPr>
+        <w:t>for</w:t>
+      </w:r>
+      <w:proofErr w:type="spellEnd"/>
+      <w:r>
+        <w:rPr>
+          <w:rFonts w:ascii="Courier New" w:hAnsi="Courier New" w:cs="Courier New"/>
+        </w:rPr>
+        <w:t xml:space="preserve"> (</w:t>
+      </w:r>
+      <w:proofErr w:type="spellStart"/>
+      <w:r>
+        <w:rPr>
+          <w:rFonts w:ascii="Courier New" w:hAnsi="Courier New" w:cs="Courier New"/>
+        </w:rPr>
+        <w:t>int</w:t>
+      </w:r>
+      <w:proofErr w:type="spellEnd"/>
+      <w:r>
+        <w:rPr>
+          <w:rFonts w:ascii="Courier New" w:hAnsi="Courier New" w:cs="Courier New"/>
+        </w:rPr>
+        <w:t xml:space="preserve"> i = 0; i &lt; </w:t>
+      </w:r>
+      <w:proofErr w:type="spellStart"/>
+      <w:r>
+        <w:rPr>
+          <w:rFonts w:ascii="Courier New" w:hAnsi="Courier New" w:cs="Courier New"/>
+        </w:rPr>
+        <w:t>v.size</w:t>
+      </w:r>
+      <w:proofErr w:type="spellEnd"/>
+      <w:r>
+        <w:rPr>
+          <w:rFonts w:ascii="Courier New" w:hAnsi="Courier New" w:cs="Courier New"/>
+        </w:rPr>
+        <w:t>; i++) {</w:t>
+      </w:r>
+      <w:r>
+        <w:rPr>
+          <w:rFonts w:ascii="Courier New" w:hAnsi="Courier New" w:cs="Courier New"/>
+        </w:rPr>
+        <w:br/>
+      </w:r>
+      <w:r>
+        <w:rPr>
+          <w:rFonts w:ascii="Courier New" w:hAnsi="Courier New" w:cs="Courier New"/>
+        </w:rPr>
+        <w:br/>
+        <w:t xml:space="preserve">        </w:t>
+      </w:r>
+      <w:proofErr w:type="spellStart"/>
+      <w:r>
+        <w:rPr>
+          <w:rFonts w:ascii="Courier New" w:hAnsi="Courier New" w:cs="Courier New"/>
+        </w:rPr>
+        <w:t>if</w:t>
+      </w:r>
+      <w:proofErr w:type="spellEnd"/>
+      <w:r>
+        <w:rPr>
+          <w:rFonts w:ascii="Courier New" w:hAnsi="Courier New" w:cs="Courier New"/>
+        </w:rPr>
+        <w:t xml:space="preserve"> (</w:t>
+      </w:r>
+      <w:proofErr w:type="spellStart"/>
+      <w:r>
+        <w:rPr>
+          <w:rFonts w:ascii="Courier New" w:hAnsi="Courier New" w:cs="Courier New"/>
+        </w:rPr>
+        <w:t>v.vector</w:t>
+      </w:r>
+      <w:proofErr w:type="spellEnd"/>
+      <w:r>
+        <w:rPr>
+          <w:rFonts w:ascii="Courier New" w:hAnsi="Courier New" w:cs="Courier New"/>
+        </w:rPr>
+        <w:t>[i] == 1) {</w:t>
+      </w:r>
+      <w:r>
+        <w:rPr>
+          <w:rFonts w:ascii="Courier New" w:hAnsi="Courier New" w:cs="Courier New"/>
+        </w:rPr>
+        <w:br/>
+      </w:r>
+      <w:r>
+        <w:rPr>
+          <w:rFonts w:ascii="Courier New" w:hAnsi="Courier New" w:cs="Courier New"/>
+        </w:rPr>
+        <w:br/>
+        <w:t xml:space="preserve">            </w:t>
+      </w:r>
+      <w:proofErr w:type="spellStart"/>
+      <w:r>
+        <w:rPr>
+          <w:rFonts w:ascii="Courier New" w:hAnsi="Courier New" w:cs="Courier New"/>
+        </w:rPr>
+        <w:t>if</w:t>
+      </w:r>
+      <w:proofErr w:type="spellEnd"/>
+      <w:r>
+        <w:rPr>
+          <w:rFonts w:ascii="Courier New" w:hAnsi="Courier New" w:cs="Courier New"/>
+        </w:rPr>
+        <w:t xml:space="preserve"> (!</w:t>
+      </w:r>
+      <w:proofErr w:type="spellStart"/>
+      <w:r>
+        <w:rPr>
+          <w:rFonts w:ascii="Courier New" w:hAnsi="Courier New" w:cs="Courier New"/>
+        </w:rPr>
+        <w:t>first</w:t>
+      </w:r>
+      <w:proofErr w:type="spellEnd"/>
+      <w:r>
+        <w:rPr>
+          <w:rFonts w:ascii="Courier New" w:hAnsi="Courier New" w:cs="Courier New"/>
+        </w:rPr>
+        <w:t>) {</w:t>
+      </w:r>
+      <w:r>
+        <w:rPr>
+          <w:rFonts w:ascii="Courier New" w:hAnsi="Courier New" w:cs="Courier New"/>
+        </w:rPr>
+        <w:br/>
+        <w:t xml:space="preserve">                </w:t>
+      </w:r>
+      <w:proofErr w:type="spellStart"/>
+      <w:r>
+        <w:rPr>
+          <w:rFonts w:ascii="Courier New" w:hAnsi="Courier New" w:cs="Courier New"/>
+        </w:rPr>
+        <w:t>std</w:t>
+      </w:r>
+      <w:proofErr w:type="spellEnd"/>
+      <w:r>
+        <w:rPr>
+          <w:rFonts w:ascii="Courier New" w:hAnsi="Courier New" w:cs="Courier New"/>
+        </w:rPr>
+        <w:t>::</w:t>
+      </w:r>
+      <w:proofErr w:type="spellStart"/>
+      <w:r>
+        <w:rPr>
+          <w:rFonts w:ascii="Courier New" w:hAnsi="Courier New" w:cs="Courier New"/>
+        </w:rPr>
+        <w:t>cout</w:t>
+      </w:r>
+      <w:proofErr w:type="spellEnd"/>
+      <w:r>
+        <w:rPr>
+          <w:rFonts w:ascii="Courier New" w:hAnsi="Courier New" w:cs="Courier New"/>
+        </w:rPr>
+        <w:t xml:space="preserve"> &lt;&lt; ", ";</w:t>
+      </w:r>
+      <w:r>
+        <w:rPr>
+          <w:rFonts w:ascii="Courier New" w:hAnsi="Courier New" w:cs="Courier New"/>
+        </w:rPr>
+        <w:br/>
+        <w:t xml:space="preserve">            }</w:t>
+      </w:r>
+      <w:r>
+        <w:rPr>
+          <w:rFonts w:ascii="Courier New" w:hAnsi="Courier New" w:cs="Courier New"/>
+        </w:rPr>
+        <w:br/>
+      </w:r>
+      <w:r>
+        <w:rPr>
+          <w:rFonts w:ascii="Courier New" w:hAnsi="Courier New" w:cs="Courier New"/>
+        </w:rPr>
+        <w:br/>
+        <w:t xml:space="preserve">            </w:t>
+      </w:r>
+      <w:proofErr w:type="spellStart"/>
+      <w:r>
+        <w:rPr>
+          <w:rFonts w:ascii="Courier New" w:hAnsi="Courier New" w:cs="Courier New"/>
+        </w:rPr>
+        <w:t>std</w:t>
+      </w:r>
+      <w:proofErr w:type="spellEnd"/>
+      <w:r>
+        <w:rPr>
+          <w:rFonts w:ascii="Courier New" w:hAnsi="Courier New" w:cs="Courier New"/>
+        </w:rPr>
+        <w:t>::</w:t>
+      </w:r>
+      <w:proofErr w:type="spellStart"/>
+      <w:r>
+        <w:rPr>
+          <w:rFonts w:ascii="Courier New" w:hAnsi="Courier New" w:cs="Courier New"/>
+        </w:rPr>
+        <w:t>cout</w:t>
+      </w:r>
+      <w:proofErr w:type="spellEnd"/>
+      <w:r>
+        <w:rPr>
+          <w:rFonts w:ascii="Courier New" w:hAnsi="Courier New" w:cs="Courier New"/>
+        </w:rPr>
+        <w:t xml:space="preserve"> &lt;&lt; i;</w:t>
+      </w:r>
+      <w:r>
+        <w:rPr>
+          <w:rFonts w:ascii="Courier New" w:hAnsi="Courier New" w:cs="Courier New"/>
+        </w:rPr>
+        <w:br/>
+        <w:t xml:space="preserve">            </w:t>
+      </w:r>
+      <w:proofErr w:type="spellStart"/>
+      <w:r>
+        <w:rPr>
+          <w:rFonts w:ascii="Courier New" w:hAnsi="Courier New" w:cs="Courier New"/>
+        </w:rPr>
+        <w:t>first</w:t>
+      </w:r>
+      <w:proofErr w:type="spellEnd"/>
+      <w:r>
+        <w:rPr>
+          <w:rFonts w:ascii="Courier New" w:hAnsi="Courier New" w:cs="Courier New"/>
+        </w:rPr>
+        <w:t xml:space="preserve"> = 0;</w:t>
+      </w:r>
+      <w:r>
+        <w:rPr>
+          <w:rFonts w:ascii="Courier New" w:hAnsi="Courier New" w:cs="Courier New"/>
+        </w:rPr>
+        <w:br/>
+      </w:r>
+      <w:r>
+        <w:rPr>
+          <w:rFonts w:ascii="Courier New" w:hAnsi="Courier New" w:cs="Courier New"/>
+        </w:rPr>
         <w:lastRenderedPageBreak/>
-        <w:br/>
-        <w:t xml:space="preserve">    return result;</w:t>
+        <w:t xml:space="preserve">        }</w:t>
+      </w:r>
+      <w:r>
+        <w:rPr>
+          <w:rFonts w:ascii="Courier New" w:hAnsi="Courier New" w:cs="Courier New"/>
+        </w:rPr>
+        <w:br/>
+        <w:t xml:space="preserve">    }</w:t>
+      </w:r>
+      <w:r>
+        <w:rPr>
+          <w:rFonts w:ascii="Courier New" w:hAnsi="Courier New" w:cs="Courier New"/>
+        </w:rPr>
+        <w:br/>
+      </w:r>
+      <w:r>
+        <w:rPr>
+          <w:rFonts w:ascii="Courier New" w:hAnsi="Courier New" w:cs="Courier New"/>
+        </w:rPr>
+        <w:br/>
+        <w:t xml:space="preserve">    </w:t>
+      </w:r>
+      <w:proofErr w:type="spellStart"/>
+      <w:r>
+        <w:rPr>
+          <w:rFonts w:ascii="Courier New" w:hAnsi="Courier New" w:cs="Courier New"/>
+        </w:rPr>
+        <w:t>std</w:t>
+      </w:r>
+      <w:proofErr w:type="spellEnd"/>
+      <w:r>
+        <w:rPr>
+          <w:rFonts w:ascii="Courier New" w:hAnsi="Courier New" w:cs="Courier New"/>
+        </w:rPr>
+        <w:t>::</w:t>
+      </w:r>
+      <w:proofErr w:type="spellStart"/>
+      <w:r>
+        <w:rPr>
+          <w:rFonts w:ascii="Courier New" w:hAnsi="Courier New" w:cs="Courier New"/>
+        </w:rPr>
+        <w:t>cout</w:t>
+      </w:r>
+      <w:proofErr w:type="spellEnd"/>
+      <w:r>
+        <w:rPr>
+          <w:rFonts w:ascii="Courier New" w:hAnsi="Courier New" w:cs="Courier New"/>
+        </w:rPr>
+        <w:t xml:space="preserve"> &lt;&lt; ")";</w:t>
       </w:r>
       <w:r>
         <w:rPr>
@@ -774,299 +3278,1273 @@
           <w:rFonts w:ascii="Courier New" w:hAnsi="Courier New" w:cs="Courier New"/>
         </w:rPr>
         <w:br/>
-        <w:t>BinaryVector operator*(BinaryVector &amp;v1, BinaryVector &amp;v2) {</w:t>
-      </w:r>
-      <w:r>
-        <w:rPr>
-          <w:rFonts w:ascii="Courier New" w:hAnsi="Courier New" w:cs="Courier New"/>
-        </w:rPr>
-        <w:br/>
-        <w:t xml:space="preserve">    BinaryVector result;</w:t>
-      </w:r>
-      <w:r>
-        <w:rPr>
-          <w:rFonts w:ascii="Courier New" w:hAnsi="Courier New" w:cs="Courier New"/>
-        </w:rPr>
-        <w:br/>
-      </w:r>
-      <w:r>
-        <w:rPr>
-          <w:rFonts w:ascii="Courier New" w:hAnsi="Courier New" w:cs="Courier New"/>
-        </w:rPr>
-        <w:br/>
-        <w:t xml:space="preserve">    if (v1.size &gt;= v2.size) {</w:t>
-      </w:r>
-      <w:r>
-        <w:rPr>
-          <w:rFonts w:ascii="Courier New" w:hAnsi="Courier New" w:cs="Courier New"/>
-        </w:rPr>
-        <w:br/>
-        <w:t xml:space="preserve">        result.size = v1.size;</w:t>
-      </w:r>
-      <w:r>
-        <w:rPr>
-          <w:rFonts w:ascii="Courier New" w:hAnsi="Courier New" w:cs="Courier New"/>
-        </w:rPr>
-        <w:br/>
-        <w:t xml:space="preserve">    }</w:t>
-      </w:r>
-      <w:r>
-        <w:rPr>
-          <w:rFonts w:ascii="Courier New" w:hAnsi="Courier New" w:cs="Courier New"/>
-        </w:rPr>
-        <w:br/>
-        <w:t xml:space="preserve">    else {</w:t>
-      </w:r>
-      <w:r>
-        <w:rPr>
-          <w:rFonts w:ascii="Courier New" w:hAnsi="Courier New" w:cs="Courier New"/>
-        </w:rPr>
-        <w:br/>
-        <w:t xml:space="preserve">        result.size = v2.size;</w:t>
-      </w:r>
-      <w:r>
-        <w:rPr>
-          <w:rFonts w:ascii="Courier New" w:hAnsi="Courier New" w:cs="Courier New"/>
-        </w:rPr>
-        <w:br/>
-        <w:t xml:space="preserve">    }</w:t>
-      </w:r>
-      <w:r>
-        <w:rPr>
-          <w:rFonts w:ascii="Courier New" w:hAnsi="Courier New" w:cs="Courier New"/>
-        </w:rPr>
-        <w:br/>
-      </w:r>
-      <w:r>
-        <w:rPr>
-          <w:rFonts w:ascii="Courier New" w:hAnsi="Courier New" w:cs="Courier New"/>
-        </w:rPr>
-        <w:br/>
-        <w:t xml:space="preserve">    result.vector = new int[result.size];</w:t>
-      </w:r>
-      <w:r>
-        <w:rPr>
-          <w:rFonts w:ascii="Courier New" w:hAnsi="Courier New" w:cs="Courier New"/>
-        </w:rPr>
-        <w:br/>
-      </w:r>
-      <w:r>
-        <w:rPr>
-          <w:rFonts w:ascii="Courier New" w:hAnsi="Courier New" w:cs="Courier New"/>
-        </w:rPr>
-        <w:br/>
-        <w:t xml:space="preserve">    for (int i = 0; i &lt; result.size; i++) {</w:t>
-      </w:r>
-      <w:r>
-        <w:rPr>
-          <w:rFonts w:ascii="Courier New" w:hAnsi="Courier New" w:cs="Courier New"/>
-        </w:rPr>
-        <w:br/>
-        <w:t xml:space="preserve">        if (i &lt; v1.size &amp;&amp; i &lt; v2.size) {</w:t>
-      </w:r>
-      <w:r>
-        <w:rPr>
-          <w:rFonts w:ascii="Courier New" w:hAnsi="Courier New" w:cs="Courier New"/>
-        </w:rPr>
-        <w:br/>
-        <w:t xml:space="preserve">            result.vector[i] = v1.vector[i] * v2.vector[i];</w:t>
-      </w:r>
-      <w:r>
-        <w:rPr>
-          <w:rFonts w:ascii="Courier New" w:hAnsi="Courier New" w:cs="Courier New"/>
-        </w:rPr>
-        <w:br/>
-        <w:t xml:space="preserve">        }</w:t>
-      </w:r>
-      <w:r>
-        <w:rPr>
-          <w:rFonts w:ascii="Courier New" w:hAnsi="Courier New" w:cs="Courier New"/>
-        </w:rPr>
-        <w:br/>
-        <w:t xml:space="preserve">        else {</w:t>
-      </w:r>
-      <w:r>
-        <w:rPr>
-          <w:rFonts w:ascii="Courier New" w:hAnsi="Courier New" w:cs="Courier New"/>
-        </w:rPr>
-        <w:br/>
-        <w:t xml:space="preserve">            result.vector[i] = 0;</w:t>
-      </w:r>
-      <w:r>
-        <w:rPr>
-          <w:rFonts w:ascii="Courier New" w:hAnsi="Courier New" w:cs="Courier New"/>
-        </w:rPr>
-        <w:br/>
-        <w:t xml:space="preserve">        }</w:t>
-      </w:r>
-      <w:r>
-        <w:rPr>
-          <w:rFonts w:ascii="Courier New" w:hAnsi="Courier New" w:cs="Courier New"/>
-        </w:rPr>
-        <w:br/>
-        <w:t xml:space="preserve">    }</w:t>
-      </w:r>
-      <w:r>
-        <w:rPr>
-          <w:rFonts w:ascii="Courier New" w:hAnsi="Courier New" w:cs="Courier New"/>
-        </w:rPr>
-        <w:br/>
-        <w:t xml:space="preserve">    return result;</w:t>
-      </w:r>
-      <w:r>
-        <w:rPr>
-          <w:rFonts w:ascii="Courier New" w:hAnsi="Courier New" w:cs="Courier New"/>
-        </w:rPr>
-        <w:br/>
-        <w:t>}</w:t>
-      </w:r>
-      <w:r>
-        <w:rPr>
-          <w:rFonts w:ascii="Courier New" w:hAnsi="Courier New" w:cs="Courier New"/>
-        </w:rPr>
-        <w:br/>
-      </w:r>
-      <w:r>
-        <w:rPr>
-          <w:rFonts w:ascii="Courier New" w:hAnsi="Courier New" w:cs="Courier New"/>
-        </w:rPr>
-        <w:br/>
-        <w:t>int main() {</w:t>
-      </w:r>
-      <w:r>
-        <w:rPr>
-          <w:rFonts w:ascii="Courier New" w:hAnsi="Courier New" w:cs="Courier New"/>
-        </w:rPr>
-        <w:br/>
-        <w:t xml:space="preserve">    BinaryVector bv1;</w:t>
-      </w:r>
-      <w:r>
-        <w:rPr>
-          <w:rFonts w:ascii="Courier New" w:hAnsi="Courier New" w:cs="Courier New"/>
-        </w:rPr>
-        <w:br/>
-        <w:t xml:space="preserve">    BinaryVector bv2;</w:t>
-      </w:r>
-      <w:r>
-        <w:rPr>
-          <w:rFonts w:ascii="Courier New" w:hAnsi="Courier New" w:cs="Courier New"/>
-        </w:rPr>
-        <w:br/>
-        <w:t xml:space="preserve">    BinaryVector Union;</w:t>
-      </w:r>
-      <w:r>
-        <w:rPr>
-          <w:rFonts w:ascii="Courier New" w:hAnsi="Courier New" w:cs="Courier New"/>
-        </w:rPr>
-        <w:br/>
-        <w:t xml:space="preserve">    BinaryVector Crossing;</w:t>
-      </w:r>
-      <w:r>
-        <w:rPr>
-          <w:rFonts w:ascii="Courier New" w:hAnsi="Courier New" w:cs="Courier New"/>
-        </w:rPr>
-        <w:br/>
-      </w:r>
-      <w:r>
-        <w:rPr>
-          <w:rFonts w:ascii="Courier New" w:hAnsi="Courier New" w:cs="Courier New"/>
-        </w:rPr>
-        <w:br/>
-        <w:t xml:space="preserve">    std::cout &lt;&lt; "=====INPUT=====" &lt;&lt; std::endl;</w:t>
-      </w:r>
-      <w:r>
-        <w:rPr>
-          <w:rFonts w:ascii="Courier New" w:hAnsi="Courier New" w:cs="Courier New"/>
-        </w:rPr>
-        <w:br/>
-        <w:t xml:space="preserve">    std::cin &gt;&gt; bv1;</w:t>
-      </w:r>
-      <w:r>
-        <w:rPr>
-          <w:rFonts w:ascii="Courier New" w:hAnsi="Courier New" w:cs="Courier New"/>
-        </w:rPr>
-        <w:br/>
-        <w:t xml:space="preserve">    std::cin &gt;&gt; bv2;</w:t>
-      </w:r>
-      <w:r>
-        <w:rPr>
-          <w:rFonts w:ascii="Courier New" w:hAnsi="Courier New" w:cs="Courier New"/>
-        </w:rPr>
-        <w:br/>
-      </w:r>
-      <w:r>
-        <w:rPr>
-          <w:rFonts w:ascii="Courier New" w:hAnsi="Courier New" w:cs="Courier New"/>
-        </w:rPr>
-        <w:br/>
-      </w:r>
-      <w:r>
-        <w:rPr>
-          <w:rFonts w:ascii="Courier New" w:hAnsi="Courier New" w:cs="Courier New"/>
-        </w:rPr>
-        <w:br/>
-        <w:t xml:space="preserve">    std::cout &lt;&lt; "=====OUTPUT=====" &lt;&lt; std::endl;</w:t>
-      </w:r>
-      <w:r>
-        <w:rPr>
-          <w:rFonts w:ascii="Courier New" w:hAnsi="Courier New" w:cs="Courier New"/>
-        </w:rPr>
-        <w:br/>
-        <w:t xml:space="preserve">    std::cout &lt;&lt; "Vector 1: ";</w:t>
-      </w:r>
-      <w:r>
-        <w:rPr>
-          <w:rFonts w:ascii="Courier New" w:hAnsi="Courier New" w:cs="Courier New"/>
-        </w:rPr>
-        <w:br/>
-        <w:t xml:space="preserve">    bv1.displayVector();</w:t>
-      </w:r>
-      <w:r>
-        <w:rPr>
-          <w:rFonts w:ascii="Courier New" w:hAnsi="Courier New" w:cs="Courier New"/>
-        </w:rPr>
-        <w:br/>
-        <w:t xml:space="preserve">    std::cout &lt;&lt; std::endl;</w:t>
-      </w:r>
-      <w:r>
-        <w:rPr>
-          <w:rFonts w:ascii="Courier New" w:hAnsi="Courier New" w:cs="Courier New"/>
-        </w:rPr>
-        <w:br/>
-      </w:r>
-      <w:r>
-        <w:rPr>
-          <w:rFonts w:ascii="Courier New" w:hAnsi="Courier New" w:cs="Courier New"/>
-        </w:rPr>
-        <w:br/>
-        <w:t xml:space="preserve">    std::cout &lt;&lt; "Vector 2: ";</w:t>
-      </w:r>
-      <w:r>
-        <w:rPr>
-          <w:rFonts w:ascii="Courier New" w:hAnsi="Courier New" w:cs="Courier New"/>
-        </w:rPr>
-        <w:br/>
-        <w:t xml:space="preserve">    bv2.displayVector();</w:t>
-      </w:r>
-      <w:r>
-        <w:rPr>
-          <w:rFonts w:ascii="Courier New" w:hAnsi="Courier New" w:cs="Courier New"/>
-        </w:rPr>
-        <w:br/>
-        <w:t xml:space="preserve">    std::cout &lt;&lt; std::endl;</w:t>
-      </w:r>
-      <w:r>
-        <w:rPr>
-          <w:rFonts w:ascii="Courier New" w:hAnsi="Courier New" w:cs="Courier New"/>
-        </w:rPr>
-        <w:br/>
-      </w:r>
-      <w:r>
-        <w:rPr>
-          <w:rFonts w:ascii="Courier New" w:hAnsi="Courier New" w:cs="Courier New"/>
-        </w:rPr>
-        <w:br/>
-        <w:t xml:space="preserve">    Union = bv1 + bv2;</w:t>
+      </w:r>
+      <w:proofErr w:type="spellStart"/>
+      <w:r>
+        <w:rPr>
+          <w:rFonts w:ascii="Courier New" w:hAnsi="Courier New" w:cs="Courier New"/>
+        </w:rPr>
+        <w:t>int</w:t>
+      </w:r>
+      <w:proofErr w:type="spellEnd"/>
+      <w:r>
+        <w:rPr>
+          <w:rFonts w:ascii="Courier New" w:hAnsi="Courier New" w:cs="Courier New"/>
+        </w:rPr>
+        <w:t xml:space="preserve"> </w:t>
+      </w:r>
+      <w:proofErr w:type="spellStart"/>
+      <w:r>
+        <w:rPr>
+          <w:rFonts w:ascii="Courier New" w:hAnsi="Courier New" w:cs="Courier New"/>
+        </w:rPr>
+        <w:t>main</w:t>
+      </w:r>
+      <w:proofErr w:type="spellEnd"/>
+      <w:r>
+        <w:rPr>
+          <w:rFonts w:ascii="Courier New" w:hAnsi="Courier New" w:cs="Courier New"/>
+        </w:rPr>
+        <w:t>() {</w:t>
+      </w:r>
+      <w:r>
+        <w:rPr>
+          <w:rFonts w:ascii="Courier New" w:hAnsi="Courier New" w:cs="Courier New"/>
+        </w:rPr>
+        <w:br/>
+        <w:t xml:space="preserve">    </w:t>
+      </w:r>
+      <w:proofErr w:type="spellStart"/>
+      <w:r>
+        <w:rPr>
+          <w:rFonts w:ascii="Courier New" w:hAnsi="Courier New" w:cs="Courier New"/>
+        </w:rPr>
+        <w:t>BinaryVector</w:t>
+      </w:r>
+      <w:proofErr w:type="spellEnd"/>
+      <w:r>
+        <w:rPr>
+          <w:rFonts w:ascii="Courier New" w:hAnsi="Courier New" w:cs="Courier New"/>
+        </w:rPr>
+        <w:t xml:space="preserve"> bv1;</w:t>
+      </w:r>
+      <w:r>
+        <w:rPr>
+          <w:rFonts w:ascii="Courier New" w:hAnsi="Courier New" w:cs="Courier New"/>
+        </w:rPr>
+        <w:br/>
+        <w:t xml:space="preserve">    </w:t>
+      </w:r>
+      <w:proofErr w:type="spellStart"/>
+      <w:r>
+        <w:rPr>
+          <w:rFonts w:ascii="Courier New" w:hAnsi="Courier New" w:cs="Courier New"/>
+        </w:rPr>
+        <w:t>BinaryVector</w:t>
+      </w:r>
+      <w:proofErr w:type="spellEnd"/>
+      <w:r>
+        <w:rPr>
+          <w:rFonts w:ascii="Courier New" w:hAnsi="Courier New" w:cs="Courier New"/>
+        </w:rPr>
+        <w:t xml:space="preserve"> bv2;</w:t>
+      </w:r>
+      <w:r>
+        <w:rPr>
+          <w:rFonts w:ascii="Courier New" w:hAnsi="Courier New" w:cs="Courier New"/>
+        </w:rPr>
+        <w:br/>
+        <w:t xml:space="preserve">    </w:t>
+      </w:r>
+      <w:proofErr w:type="spellStart"/>
+      <w:r>
+        <w:rPr>
+          <w:rFonts w:ascii="Courier New" w:hAnsi="Courier New" w:cs="Courier New"/>
+        </w:rPr>
+        <w:t>BinaryVector</w:t>
+      </w:r>
+      <w:proofErr w:type="spellEnd"/>
+      <w:r>
+        <w:rPr>
+          <w:rFonts w:ascii="Courier New" w:hAnsi="Courier New" w:cs="Courier New"/>
+        </w:rPr>
+        <w:t xml:space="preserve"> </w:t>
+      </w:r>
+      <w:proofErr w:type="spellStart"/>
+      <w:r>
+        <w:rPr>
+          <w:rFonts w:ascii="Courier New" w:hAnsi="Courier New" w:cs="Courier New"/>
+        </w:rPr>
+        <w:t>Union</w:t>
+      </w:r>
+      <w:proofErr w:type="spellEnd"/>
+      <w:r>
+        <w:rPr>
+          <w:rFonts w:ascii="Courier New" w:hAnsi="Courier New" w:cs="Courier New"/>
+        </w:rPr>
+        <w:t>;</w:t>
+      </w:r>
+      <w:r>
+        <w:rPr>
+          <w:rFonts w:ascii="Courier New" w:hAnsi="Courier New" w:cs="Courier New"/>
+        </w:rPr>
+        <w:br/>
+        <w:t xml:space="preserve">    </w:t>
+      </w:r>
+      <w:proofErr w:type="spellStart"/>
+      <w:r>
+        <w:rPr>
+          <w:rFonts w:ascii="Courier New" w:hAnsi="Courier New" w:cs="Courier New"/>
+        </w:rPr>
+        <w:t>BinaryVector</w:t>
+      </w:r>
+      <w:proofErr w:type="spellEnd"/>
+      <w:r>
+        <w:rPr>
+          <w:rFonts w:ascii="Courier New" w:hAnsi="Courier New" w:cs="Courier New"/>
+        </w:rPr>
+        <w:t xml:space="preserve"> </w:t>
+      </w:r>
+      <w:proofErr w:type="spellStart"/>
+      <w:r>
+        <w:rPr>
+          <w:rFonts w:ascii="Courier New" w:hAnsi="Courier New" w:cs="Courier New"/>
+        </w:rPr>
+        <w:t>Crossing</w:t>
+      </w:r>
+      <w:proofErr w:type="spellEnd"/>
+      <w:r>
+        <w:rPr>
+          <w:rFonts w:ascii="Courier New" w:hAnsi="Courier New" w:cs="Courier New"/>
+        </w:rPr>
+        <w:t>;</w:t>
+      </w:r>
+      <w:r>
+        <w:rPr>
+          <w:rFonts w:ascii="Courier New" w:hAnsi="Courier New" w:cs="Courier New"/>
+        </w:rPr>
+        <w:br/>
+      </w:r>
+      <w:r>
+        <w:rPr>
+          <w:rFonts w:ascii="Courier New" w:hAnsi="Courier New" w:cs="Courier New"/>
+        </w:rPr>
+        <w:br/>
+        <w:t xml:space="preserve">    </w:t>
+      </w:r>
+      <w:proofErr w:type="spellStart"/>
+      <w:r>
+        <w:rPr>
+          <w:rFonts w:ascii="Courier New" w:hAnsi="Courier New" w:cs="Courier New"/>
+        </w:rPr>
+        <w:t>std</w:t>
+      </w:r>
+      <w:proofErr w:type="spellEnd"/>
+      <w:r>
+        <w:rPr>
+          <w:rFonts w:ascii="Courier New" w:hAnsi="Courier New" w:cs="Courier New"/>
+        </w:rPr>
+        <w:t>::</w:t>
+      </w:r>
+      <w:proofErr w:type="spellStart"/>
+      <w:r>
+        <w:rPr>
+          <w:rFonts w:ascii="Courier New" w:hAnsi="Courier New" w:cs="Courier New"/>
+        </w:rPr>
+        <w:t>cout</w:t>
+      </w:r>
+      <w:proofErr w:type="spellEnd"/>
+      <w:r>
+        <w:rPr>
+          <w:rFonts w:ascii="Courier New" w:hAnsi="Courier New" w:cs="Courier New"/>
+        </w:rPr>
+        <w:t xml:space="preserve"> &lt;&lt; "=====INPUT=====" &lt;&lt; </w:t>
+      </w:r>
+      <w:proofErr w:type="spellStart"/>
+      <w:r>
+        <w:rPr>
+          <w:rFonts w:ascii="Courier New" w:hAnsi="Courier New" w:cs="Courier New"/>
+        </w:rPr>
+        <w:t>std</w:t>
+      </w:r>
+      <w:proofErr w:type="spellEnd"/>
+      <w:r>
+        <w:rPr>
+          <w:rFonts w:ascii="Courier New" w:hAnsi="Courier New" w:cs="Courier New"/>
+        </w:rPr>
+        <w:t>::</w:t>
+      </w:r>
+      <w:proofErr w:type="spellStart"/>
+      <w:r>
+        <w:rPr>
+          <w:rFonts w:ascii="Courier New" w:hAnsi="Courier New" w:cs="Courier New"/>
+        </w:rPr>
+        <w:t>endl</w:t>
+      </w:r>
+      <w:proofErr w:type="spellEnd"/>
+      <w:r>
+        <w:rPr>
+          <w:rFonts w:ascii="Courier New" w:hAnsi="Courier New" w:cs="Courier New"/>
+        </w:rPr>
+        <w:t>;</w:t>
+      </w:r>
+      <w:r>
+        <w:rPr>
+          <w:rFonts w:ascii="Courier New" w:hAnsi="Courier New" w:cs="Courier New"/>
+        </w:rPr>
+        <w:br/>
+      </w:r>
+      <w:r>
+        <w:rPr>
+          <w:rFonts w:ascii="Courier New" w:hAnsi="Courier New" w:cs="Courier New"/>
+        </w:rPr>
+        <w:br/>
+        <w:t xml:space="preserve">    </w:t>
+      </w:r>
+      <w:proofErr w:type="spellStart"/>
+      <w:r>
+        <w:rPr>
+          <w:rFonts w:ascii="Courier New" w:hAnsi="Courier New" w:cs="Courier New"/>
+        </w:rPr>
+        <w:t>std</w:t>
+      </w:r>
+      <w:proofErr w:type="spellEnd"/>
+      <w:r>
+        <w:rPr>
+          <w:rFonts w:ascii="Courier New" w:hAnsi="Courier New" w:cs="Courier New"/>
+        </w:rPr>
+        <w:t>::</w:t>
+      </w:r>
+      <w:proofErr w:type="spellStart"/>
+      <w:r>
+        <w:rPr>
+          <w:rFonts w:ascii="Courier New" w:hAnsi="Courier New" w:cs="Courier New"/>
+        </w:rPr>
+        <w:t>cin</w:t>
+      </w:r>
+      <w:proofErr w:type="spellEnd"/>
+      <w:r>
+        <w:rPr>
+          <w:rFonts w:ascii="Courier New" w:hAnsi="Courier New" w:cs="Courier New"/>
+        </w:rPr>
+        <w:t xml:space="preserve"> &gt;&gt; bv1;</w:t>
+      </w:r>
+      <w:r>
+        <w:rPr>
+          <w:rFonts w:ascii="Courier New" w:hAnsi="Courier New" w:cs="Courier New"/>
+        </w:rPr>
+        <w:br/>
+        <w:t xml:space="preserve">    </w:t>
+      </w:r>
+      <w:proofErr w:type="spellStart"/>
+      <w:r>
+        <w:rPr>
+          <w:rFonts w:ascii="Courier New" w:hAnsi="Courier New" w:cs="Courier New"/>
+        </w:rPr>
+        <w:t>std</w:t>
+      </w:r>
+      <w:proofErr w:type="spellEnd"/>
+      <w:r>
+        <w:rPr>
+          <w:rFonts w:ascii="Courier New" w:hAnsi="Courier New" w:cs="Courier New"/>
+        </w:rPr>
+        <w:t>::</w:t>
+      </w:r>
+      <w:proofErr w:type="spellStart"/>
+      <w:r>
+        <w:rPr>
+          <w:rFonts w:ascii="Courier New" w:hAnsi="Courier New" w:cs="Courier New"/>
+        </w:rPr>
+        <w:t>cin</w:t>
+      </w:r>
+      <w:proofErr w:type="spellEnd"/>
+      <w:r>
+        <w:rPr>
+          <w:rFonts w:ascii="Courier New" w:hAnsi="Courier New" w:cs="Courier New"/>
+        </w:rPr>
+        <w:t xml:space="preserve"> &gt;&gt; bv2;</w:t>
+      </w:r>
+      <w:r>
+        <w:rPr>
+          <w:rFonts w:ascii="Courier New" w:hAnsi="Courier New" w:cs="Courier New"/>
+        </w:rPr>
+        <w:br/>
+      </w:r>
+      <w:r>
+        <w:rPr>
+          <w:rFonts w:ascii="Courier New" w:hAnsi="Courier New" w:cs="Courier New"/>
+        </w:rPr>
+        <w:br/>
+        <w:t xml:space="preserve">    </w:t>
+      </w:r>
+      <w:proofErr w:type="spellStart"/>
+      <w:r>
+        <w:rPr>
+          <w:rFonts w:ascii="Courier New" w:hAnsi="Courier New" w:cs="Courier New"/>
+        </w:rPr>
+        <w:t>std</w:t>
+      </w:r>
+      <w:proofErr w:type="spellEnd"/>
+      <w:r>
+        <w:rPr>
+          <w:rFonts w:ascii="Courier New" w:hAnsi="Courier New" w:cs="Courier New"/>
+        </w:rPr>
+        <w:t>::</w:t>
+      </w:r>
+      <w:proofErr w:type="spellStart"/>
+      <w:r>
+        <w:rPr>
+          <w:rFonts w:ascii="Courier New" w:hAnsi="Courier New" w:cs="Courier New"/>
+        </w:rPr>
+        <w:t>cout</w:t>
+      </w:r>
+      <w:proofErr w:type="spellEnd"/>
+      <w:r>
+        <w:rPr>
+          <w:rFonts w:ascii="Courier New" w:hAnsi="Courier New" w:cs="Courier New"/>
+        </w:rPr>
+        <w:t xml:space="preserve"> &lt;&lt; "=====OUTPUT=====" &lt;&lt; </w:t>
+      </w:r>
+      <w:proofErr w:type="spellStart"/>
+      <w:r>
+        <w:rPr>
+          <w:rFonts w:ascii="Courier New" w:hAnsi="Courier New" w:cs="Courier New"/>
+        </w:rPr>
+        <w:t>std</w:t>
+      </w:r>
+      <w:proofErr w:type="spellEnd"/>
+      <w:r>
+        <w:rPr>
+          <w:rFonts w:ascii="Courier New" w:hAnsi="Courier New" w:cs="Courier New"/>
+        </w:rPr>
+        <w:t>::</w:t>
+      </w:r>
+      <w:proofErr w:type="spellStart"/>
+      <w:r>
+        <w:rPr>
+          <w:rFonts w:ascii="Courier New" w:hAnsi="Courier New" w:cs="Courier New"/>
+        </w:rPr>
+        <w:t>endl</w:t>
+      </w:r>
+      <w:proofErr w:type="spellEnd"/>
+      <w:r>
+        <w:rPr>
+          <w:rFonts w:ascii="Courier New" w:hAnsi="Courier New" w:cs="Courier New"/>
+        </w:rPr>
+        <w:t>;</w:t>
+      </w:r>
+      <w:r>
+        <w:rPr>
+          <w:rFonts w:ascii="Courier New" w:hAnsi="Courier New" w:cs="Courier New"/>
+        </w:rPr>
+        <w:br/>
+      </w:r>
+      <w:r>
+        <w:rPr>
+          <w:rFonts w:ascii="Courier New" w:hAnsi="Courier New" w:cs="Courier New"/>
+        </w:rPr>
+        <w:br/>
+        <w:t xml:space="preserve">    </w:t>
+      </w:r>
+      <w:proofErr w:type="spellStart"/>
+      <w:r>
+        <w:rPr>
+          <w:rFonts w:ascii="Courier New" w:hAnsi="Courier New" w:cs="Courier New"/>
+        </w:rPr>
+        <w:t>std</w:t>
+      </w:r>
+      <w:proofErr w:type="spellEnd"/>
+      <w:r>
+        <w:rPr>
+          <w:rFonts w:ascii="Courier New" w:hAnsi="Courier New" w:cs="Courier New"/>
+        </w:rPr>
+        <w:t>::</w:t>
+      </w:r>
+      <w:proofErr w:type="spellStart"/>
+      <w:r>
+        <w:rPr>
+          <w:rFonts w:ascii="Courier New" w:hAnsi="Courier New" w:cs="Courier New"/>
+        </w:rPr>
+        <w:t>cout</w:t>
+      </w:r>
+      <w:proofErr w:type="spellEnd"/>
+      <w:r>
+        <w:rPr>
+          <w:rFonts w:ascii="Courier New" w:hAnsi="Courier New" w:cs="Courier New"/>
+        </w:rPr>
+        <w:t xml:space="preserve"> &lt;&lt; "</w:t>
+      </w:r>
+      <w:proofErr w:type="spellStart"/>
+      <w:r>
+        <w:rPr>
+          <w:rFonts w:ascii="Courier New" w:hAnsi="Courier New" w:cs="Courier New"/>
+        </w:rPr>
+        <w:t>Vector</w:t>
+      </w:r>
+      <w:proofErr w:type="spellEnd"/>
+      <w:r>
+        <w:rPr>
+          <w:rFonts w:ascii="Courier New" w:hAnsi="Courier New" w:cs="Courier New"/>
+        </w:rPr>
+        <w:t xml:space="preserve"> 1: ";</w:t>
+      </w:r>
+      <w:r>
+        <w:rPr>
+          <w:rFonts w:ascii="Courier New" w:hAnsi="Courier New" w:cs="Courier New"/>
+        </w:rPr>
+        <w:br/>
+        <w:t xml:space="preserve">    </w:t>
+      </w:r>
+      <w:proofErr w:type="spellStart"/>
+      <w:r>
+        <w:rPr>
+          <w:rFonts w:ascii="Courier New" w:hAnsi="Courier New" w:cs="Courier New"/>
+        </w:rPr>
+        <w:t>displayVector</w:t>
+      </w:r>
+      <w:proofErr w:type="spellEnd"/>
+      <w:r>
+        <w:rPr>
+          <w:rFonts w:ascii="Courier New" w:hAnsi="Courier New" w:cs="Courier New"/>
+        </w:rPr>
+        <w:t>(bv1);</w:t>
+      </w:r>
+      <w:r>
+        <w:rPr>
+          <w:rFonts w:ascii="Courier New" w:hAnsi="Courier New" w:cs="Courier New"/>
+        </w:rPr>
+        <w:br/>
+        <w:t xml:space="preserve">    </w:t>
+      </w:r>
+      <w:proofErr w:type="spellStart"/>
+      <w:r>
+        <w:rPr>
+          <w:rFonts w:ascii="Courier New" w:hAnsi="Courier New" w:cs="Courier New"/>
+        </w:rPr>
+        <w:t>std</w:t>
+      </w:r>
+      <w:proofErr w:type="spellEnd"/>
+      <w:r>
+        <w:rPr>
+          <w:rFonts w:ascii="Courier New" w:hAnsi="Courier New" w:cs="Courier New"/>
+        </w:rPr>
+        <w:t>::</w:t>
+      </w:r>
+      <w:proofErr w:type="spellStart"/>
+      <w:r>
+        <w:rPr>
+          <w:rFonts w:ascii="Courier New" w:hAnsi="Courier New" w:cs="Courier New"/>
+        </w:rPr>
+        <w:t>cout</w:t>
+      </w:r>
+      <w:proofErr w:type="spellEnd"/>
+      <w:r>
+        <w:rPr>
+          <w:rFonts w:ascii="Courier New" w:hAnsi="Courier New" w:cs="Courier New"/>
+        </w:rPr>
+        <w:t xml:space="preserve"> &lt;&lt; </w:t>
+      </w:r>
+      <w:proofErr w:type="spellStart"/>
+      <w:r>
+        <w:rPr>
+          <w:rFonts w:ascii="Courier New" w:hAnsi="Courier New" w:cs="Courier New"/>
+        </w:rPr>
+        <w:t>std</w:t>
+      </w:r>
+      <w:proofErr w:type="spellEnd"/>
+      <w:r>
+        <w:rPr>
+          <w:rFonts w:ascii="Courier New" w:hAnsi="Courier New" w:cs="Courier New"/>
+        </w:rPr>
+        <w:t>::</w:t>
+      </w:r>
+      <w:proofErr w:type="spellStart"/>
+      <w:r>
+        <w:rPr>
+          <w:rFonts w:ascii="Courier New" w:hAnsi="Courier New" w:cs="Courier New"/>
+        </w:rPr>
+        <w:t>endl</w:t>
+      </w:r>
+      <w:proofErr w:type="spellEnd"/>
+      <w:r>
+        <w:rPr>
+          <w:rFonts w:ascii="Courier New" w:hAnsi="Courier New" w:cs="Courier New"/>
+        </w:rPr>
+        <w:t>;</w:t>
+      </w:r>
+      <w:r>
+        <w:rPr>
+          <w:rFonts w:ascii="Courier New" w:hAnsi="Courier New" w:cs="Courier New"/>
+        </w:rPr>
+        <w:br/>
+      </w:r>
+      <w:r>
+        <w:rPr>
+          <w:rFonts w:ascii="Courier New" w:hAnsi="Courier New" w:cs="Courier New"/>
+        </w:rPr>
+        <w:br/>
+        <w:t xml:space="preserve">    </w:t>
+      </w:r>
+      <w:proofErr w:type="spellStart"/>
+      <w:r>
+        <w:rPr>
+          <w:rFonts w:ascii="Courier New" w:hAnsi="Courier New" w:cs="Courier New"/>
+        </w:rPr>
+        <w:t>std</w:t>
+      </w:r>
+      <w:proofErr w:type="spellEnd"/>
+      <w:r>
+        <w:rPr>
+          <w:rFonts w:ascii="Courier New" w:hAnsi="Courier New" w:cs="Courier New"/>
+        </w:rPr>
+        <w:t>::</w:t>
+      </w:r>
+      <w:proofErr w:type="spellStart"/>
+      <w:r>
+        <w:rPr>
+          <w:rFonts w:ascii="Courier New" w:hAnsi="Courier New" w:cs="Courier New"/>
+        </w:rPr>
+        <w:t>cout</w:t>
+      </w:r>
+      <w:proofErr w:type="spellEnd"/>
+      <w:r>
+        <w:rPr>
+          <w:rFonts w:ascii="Courier New" w:hAnsi="Courier New" w:cs="Courier New"/>
+        </w:rPr>
+        <w:t xml:space="preserve"> &lt;&lt; "</w:t>
+      </w:r>
+      <w:proofErr w:type="spellStart"/>
+      <w:r>
+        <w:rPr>
+          <w:rFonts w:ascii="Courier New" w:hAnsi="Courier New" w:cs="Courier New"/>
+        </w:rPr>
+        <w:t>Numbers</w:t>
+      </w:r>
+      <w:proofErr w:type="spellEnd"/>
+      <w:r>
+        <w:rPr>
+          <w:rFonts w:ascii="Courier New" w:hAnsi="Courier New" w:cs="Courier New"/>
+        </w:rPr>
+        <w:t>: ";</w:t>
+      </w:r>
+      <w:r>
+        <w:rPr>
+          <w:rFonts w:ascii="Courier New" w:hAnsi="Courier New" w:cs="Courier New"/>
+        </w:rPr>
+        <w:br/>
+        <w:t xml:space="preserve">    </w:t>
+      </w:r>
+      <w:proofErr w:type="spellStart"/>
+      <w:r>
+        <w:rPr>
+          <w:rFonts w:ascii="Courier New" w:hAnsi="Courier New" w:cs="Courier New"/>
+        </w:rPr>
+        <w:t>printNumbersFromVector</w:t>
+      </w:r>
+      <w:proofErr w:type="spellEnd"/>
+      <w:r>
+        <w:rPr>
+          <w:rFonts w:ascii="Courier New" w:hAnsi="Courier New" w:cs="Courier New"/>
+        </w:rPr>
+        <w:t>(bv1);</w:t>
+      </w:r>
+      <w:r>
+        <w:rPr>
+          <w:rFonts w:ascii="Courier New" w:hAnsi="Courier New" w:cs="Courier New"/>
+        </w:rPr>
+        <w:br/>
+        <w:t xml:space="preserve">    </w:t>
+      </w:r>
+      <w:proofErr w:type="spellStart"/>
+      <w:r>
+        <w:rPr>
+          <w:rFonts w:ascii="Courier New" w:hAnsi="Courier New" w:cs="Courier New"/>
+        </w:rPr>
+        <w:t>std</w:t>
+      </w:r>
+      <w:proofErr w:type="spellEnd"/>
+      <w:r>
+        <w:rPr>
+          <w:rFonts w:ascii="Courier New" w:hAnsi="Courier New" w:cs="Courier New"/>
+        </w:rPr>
+        <w:t>::</w:t>
+      </w:r>
+      <w:proofErr w:type="spellStart"/>
+      <w:r>
+        <w:rPr>
+          <w:rFonts w:ascii="Courier New" w:hAnsi="Courier New" w:cs="Courier New"/>
+        </w:rPr>
+        <w:t>cout</w:t>
+      </w:r>
+      <w:proofErr w:type="spellEnd"/>
+      <w:r>
+        <w:rPr>
+          <w:rFonts w:ascii="Courier New" w:hAnsi="Courier New" w:cs="Courier New"/>
+        </w:rPr>
+        <w:t xml:space="preserve"> &lt;&lt; </w:t>
+      </w:r>
+      <w:proofErr w:type="spellStart"/>
+      <w:r>
+        <w:rPr>
+          <w:rFonts w:ascii="Courier New" w:hAnsi="Courier New" w:cs="Courier New"/>
+        </w:rPr>
+        <w:t>std</w:t>
+      </w:r>
+      <w:proofErr w:type="spellEnd"/>
+      <w:r>
+        <w:rPr>
+          <w:rFonts w:ascii="Courier New" w:hAnsi="Courier New" w:cs="Courier New"/>
+        </w:rPr>
+        <w:t>::</w:t>
+      </w:r>
+      <w:proofErr w:type="spellStart"/>
+      <w:r>
+        <w:rPr>
+          <w:rFonts w:ascii="Courier New" w:hAnsi="Courier New" w:cs="Courier New"/>
+        </w:rPr>
+        <w:t>endl</w:t>
+      </w:r>
+      <w:proofErr w:type="spellEnd"/>
+      <w:r>
+        <w:rPr>
+          <w:rFonts w:ascii="Courier New" w:hAnsi="Courier New" w:cs="Courier New"/>
+        </w:rPr>
+        <w:t>;</w:t>
+      </w:r>
+      <w:r>
+        <w:rPr>
+          <w:rFonts w:ascii="Courier New" w:hAnsi="Courier New" w:cs="Courier New"/>
+        </w:rPr>
+        <w:br/>
+      </w:r>
+      <w:r>
+        <w:rPr>
+          <w:rFonts w:ascii="Courier New" w:hAnsi="Courier New" w:cs="Courier New"/>
+        </w:rPr>
+        <w:br/>
+      </w:r>
+      <w:r>
+        <w:rPr>
+          <w:rFonts w:ascii="Courier New" w:hAnsi="Courier New" w:cs="Courier New"/>
+        </w:rPr>
+        <w:br/>
+        <w:t xml:space="preserve">    </w:t>
+      </w:r>
+      <w:proofErr w:type="spellStart"/>
+      <w:r>
+        <w:rPr>
+          <w:rFonts w:ascii="Courier New" w:hAnsi="Courier New" w:cs="Courier New"/>
+        </w:rPr>
+        <w:t>std</w:t>
+      </w:r>
+      <w:proofErr w:type="spellEnd"/>
+      <w:r>
+        <w:rPr>
+          <w:rFonts w:ascii="Courier New" w:hAnsi="Courier New" w:cs="Courier New"/>
+        </w:rPr>
+        <w:t>::</w:t>
+      </w:r>
+      <w:proofErr w:type="spellStart"/>
+      <w:r>
+        <w:rPr>
+          <w:rFonts w:ascii="Courier New" w:hAnsi="Courier New" w:cs="Courier New"/>
+        </w:rPr>
+        <w:t>cout</w:t>
+      </w:r>
+      <w:proofErr w:type="spellEnd"/>
+      <w:r>
+        <w:rPr>
+          <w:rFonts w:ascii="Courier New" w:hAnsi="Courier New" w:cs="Courier New"/>
+        </w:rPr>
+        <w:t xml:space="preserve"> &lt;&lt; "</w:t>
+      </w:r>
+      <w:proofErr w:type="spellStart"/>
+      <w:r>
+        <w:rPr>
+          <w:rFonts w:ascii="Courier New" w:hAnsi="Courier New" w:cs="Courier New"/>
+        </w:rPr>
+        <w:t>Vector</w:t>
+      </w:r>
+      <w:proofErr w:type="spellEnd"/>
+      <w:r>
+        <w:rPr>
+          <w:rFonts w:ascii="Courier New" w:hAnsi="Courier New" w:cs="Courier New"/>
+        </w:rPr>
+        <w:t xml:space="preserve"> 2: ";</w:t>
+      </w:r>
+      <w:r>
+        <w:rPr>
+          <w:rFonts w:ascii="Courier New" w:hAnsi="Courier New" w:cs="Courier New"/>
+        </w:rPr>
+        <w:br/>
+        <w:t xml:space="preserve">    </w:t>
+      </w:r>
+      <w:proofErr w:type="spellStart"/>
+      <w:r>
+        <w:rPr>
+          <w:rFonts w:ascii="Courier New" w:hAnsi="Courier New" w:cs="Courier New"/>
+        </w:rPr>
+        <w:t>displayVector</w:t>
+      </w:r>
+      <w:proofErr w:type="spellEnd"/>
+      <w:r>
+        <w:rPr>
+          <w:rFonts w:ascii="Courier New" w:hAnsi="Courier New" w:cs="Courier New"/>
+        </w:rPr>
+        <w:t>(bv2);</w:t>
+      </w:r>
+      <w:r>
+        <w:rPr>
+          <w:rFonts w:ascii="Courier New" w:hAnsi="Courier New" w:cs="Courier New"/>
+        </w:rPr>
+        <w:br/>
+        <w:t xml:space="preserve">    </w:t>
+      </w:r>
+      <w:proofErr w:type="spellStart"/>
+      <w:r>
+        <w:rPr>
+          <w:rFonts w:ascii="Courier New" w:hAnsi="Courier New" w:cs="Courier New"/>
+        </w:rPr>
+        <w:t>std</w:t>
+      </w:r>
+      <w:proofErr w:type="spellEnd"/>
+      <w:r>
+        <w:rPr>
+          <w:rFonts w:ascii="Courier New" w:hAnsi="Courier New" w:cs="Courier New"/>
+        </w:rPr>
+        <w:t>::</w:t>
+      </w:r>
+      <w:proofErr w:type="spellStart"/>
+      <w:r>
+        <w:rPr>
+          <w:rFonts w:ascii="Courier New" w:hAnsi="Courier New" w:cs="Courier New"/>
+        </w:rPr>
+        <w:t>cout</w:t>
+      </w:r>
+      <w:proofErr w:type="spellEnd"/>
+      <w:r>
+        <w:rPr>
+          <w:rFonts w:ascii="Courier New" w:hAnsi="Courier New" w:cs="Courier New"/>
+        </w:rPr>
+        <w:t xml:space="preserve"> &lt;&lt; </w:t>
+      </w:r>
+      <w:proofErr w:type="spellStart"/>
+      <w:r>
+        <w:rPr>
+          <w:rFonts w:ascii="Courier New" w:hAnsi="Courier New" w:cs="Courier New"/>
+        </w:rPr>
+        <w:t>std</w:t>
+      </w:r>
+      <w:proofErr w:type="spellEnd"/>
+      <w:r>
+        <w:rPr>
+          <w:rFonts w:ascii="Courier New" w:hAnsi="Courier New" w:cs="Courier New"/>
+        </w:rPr>
+        <w:t>::</w:t>
+      </w:r>
+      <w:proofErr w:type="spellStart"/>
+      <w:r>
+        <w:rPr>
+          <w:rFonts w:ascii="Courier New" w:hAnsi="Courier New" w:cs="Courier New"/>
+        </w:rPr>
+        <w:t>endl</w:t>
+      </w:r>
+      <w:proofErr w:type="spellEnd"/>
+      <w:r>
+        <w:rPr>
+          <w:rFonts w:ascii="Courier New" w:hAnsi="Courier New" w:cs="Courier New"/>
+        </w:rPr>
+        <w:t>;</w:t>
+      </w:r>
+      <w:r>
+        <w:rPr>
+          <w:rFonts w:ascii="Courier New" w:hAnsi="Courier New" w:cs="Courier New"/>
+        </w:rPr>
+        <w:br/>
+      </w:r>
+      <w:r>
+        <w:rPr>
+          <w:rFonts w:ascii="Courier New" w:hAnsi="Courier New" w:cs="Courier New"/>
+        </w:rPr>
+        <w:br/>
+        <w:t xml:space="preserve">    </w:t>
+      </w:r>
+      <w:proofErr w:type="spellStart"/>
+      <w:r>
+        <w:rPr>
+          <w:rFonts w:ascii="Courier New" w:hAnsi="Courier New" w:cs="Courier New"/>
+        </w:rPr>
+        <w:t>std</w:t>
+      </w:r>
+      <w:proofErr w:type="spellEnd"/>
+      <w:r>
+        <w:rPr>
+          <w:rFonts w:ascii="Courier New" w:hAnsi="Courier New" w:cs="Courier New"/>
+        </w:rPr>
+        <w:t>::</w:t>
+      </w:r>
+      <w:proofErr w:type="spellStart"/>
+      <w:r>
+        <w:rPr>
+          <w:rFonts w:ascii="Courier New" w:hAnsi="Courier New" w:cs="Courier New"/>
+        </w:rPr>
+        <w:t>cout</w:t>
+      </w:r>
+      <w:proofErr w:type="spellEnd"/>
+      <w:r>
+        <w:rPr>
+          <w:rFonts w:ascii="Courier New" w:hAnsi="Courier New" w:cs="Courier New"/>
+        </w:rPr>
+        <w:t xml:space="preserve"> &lt;&lt; "</w:t>
+      </w:r>
+      <w:proofErr w:type="spellStart"/>
+      <w:r>
+        <w:rPr>
+          <w:rFonts w:ascii="Courier New" w:hAnsi="Courier New" w:cs="Courier New"/>
+        </w:rPr>
+        <w:t>Numbers</w:t>
+      </w:r>
+      <w:proofErr w:type="spellEnd"/>
+      <w:r>
+        <w:rPr>
+          <w:rFonts w:ascii="Courier New" w:hAnsi="Courier New" w:cs="Courier New"/>
+        </w:rPr>
+        <w:t>: ";</w:t>
+      </w:r>
+      <w:r>
+        <w:rPr>
+          <w:rFonts w:ascii="Courier New" w:hAnsi="Courier New" w:cs="Courier New"/>
+        </w:rPr>
+        <w:br/>
+        <w:t xml:space="preserve">    </w:t>
+      </w:r>
+      <w:proofErr w:type="spellStart"/>
+      <w:r>
+        <w:rPr>
+          <w:rFonts w:ascii="Courier New" w:hAnsi="Courier New" w:cs="Courier New"/>
+        </w:rPr>
+        <w:t>printNumbersFromVector</w:t>
+      </w:r>
+      <w:proofErr w:type="spellEnd"/>
+      <w:r>
+        <w:rPr>
+          <w:rFonts w:ascii="Courier New" w:hAnsi="Courier New" w:cs="Courier New"/>
+        </w:rPr>
+        <w:t>(bv2);</w:t>
+      </w:r>
+      <w:r>
+        <w:rPr>
+          <w:rFonts w:ascii="Courier New" w:hAnsi="Courier New" w:cs="Courier New"/>
+        </w:rPr>
+        <w:br/>
+        <w:t xml:space="preserve">    </w:t>
+      </w:r>
+      <w:proofErr w:type="spellStart"/>
+      <w:r>
+        <w:rPr>
+          <w:rFonts w:ascii="Courier New" w:hAnsi="Courier New" w:cs="Courier New"/>
+        </w:rPr>
+        <w:t>std</w:t>
+      </w:r>
+      <w:proofErr w:type="spellEnd"/>
+      <w:r>
+        <w:rPr>
+          <w:rFonts w:ascii="Courier New" w:hAnsi="Courier New" w:cs="Courier New"/>
+        </w:rPr>
+        <w:t>::</w:t>
+      </w:r>
+      <w:proofErr w:type="spellStart"/>
+      <w:r>
+        <w:rPr>
+          <w:rFonts w:ascii="Courier New" w:hAnsi="Courier New" w:cs="Courier New"/>
+        </w:rPr>
+        <w:t>cout</w:t>
+      </w:r>
+      <w:proofErr w:type="spellEnd"/>
+      <w:r>
+        <w:rPr>
+          <w:rFonts w:ascii="Courier New" w:hAnsi="Courier New" w:cs="Courier New"/>
+        </w:rPr>
+        <w:t xml:space="preserve"> &lt;&lt; </w:t>
+      </w:r>
+      <w:proofErr w:type="spellStart"/>
+      <w:r>
+        <w:rPr>
+          <w:rFonts w:ascii="Courier New" w:hAnsi="Courier New" w:cs="Courier New"/>
+        </w:rPr>
+        <w:t>std</w:t>
+      </w:r>
+      <w:proofErr w:type="spellEnd"/>
+      <w:r>
+        <w:rPr>
+          <w:rFonts w:ascii="Courier New" w:hAnsi="Courier New" w:cs="Courier New"/>
+        </w:rPr>
+        <w:t>::</w:t>
+      </w:r>
+      <w:proofErr w:type="spellStart"/>
+      <w:r>
+        <w:rPr>
+          <w:rFonts w:ascii="Courier New" w:hAnsi="Courier New" w:cs="Courier New"/>
+        </w:rPr>
+        <w:t>endl</w:t>
+      </w:r>
+      <w:proofErr w:type="spellEnd"/>
+      <w:r>
+        <w:rPr>
+          <w:rFonts w:ascii="Courier New" w:hAnsi="Courier New" w:cs="Courier New"/>
+        </w:rPr>
+        <w:t>;</w:t>
+      </w:r>
+      <w:r>
+        <w:rPr>
+          <w:rFonts w:ascii="Courier New" w:hAnsi="Courier New" w:cs="Courier New"/>
+        </w:rPr>
+        <w:br/>
+      </w:r>
+      <w:r>
+        <w:rPr>
+          <w:rFonts w:ascii="Courier New" w:hAnsi="Courier New" w:cs="Courier New"/>
+        </w:rPr>
+        <w:br/>
+      </w:r>
+      <w:r>
+        <w:rPr>
+          <w:rFonts w:ascii="Courier New" w:hAnsi="Courier New" w:cs="Courier New"/>
+        </w:rPr>
+        <w:br/>
+        <w:t xml:space="preserve">    </w:t>
+      </w:r>
+      <w:proofErr w:type="spellStart"/>
+      <w:r>
+        <w:rPr>
+          <w:rFonts w:ascii="Courier New" w:hAnsi="Courier New" w:cs="Courier New"/>
+        </w:rPr>
+        <w:t>Union</w:t>
+      </w:r>
+      <w:proofErr w:type="spellEnd"/>
+      <w:r>
+        <w:rPr>
+          <w:rFonts w:ascii="Courier New" w:hAnsi="Courier New" w:cs="Courier New"/>
+        </w:rPr>
+        <w:t xml:space="preserve"> = bv1 + bv2;</w:t>
+      </w:r>
+      <w:r>
+        <w:rPr>
+          <w:rFonts w:ascii="Courier New" w:hAnsi="Courier New" w:cs="Courier New"/>
+        </w:rPr>
+        <w:br/>
+      </w:r>
+      <w:r>
+        <w:rPr>
+          <w:rFonts w:ascii="Courier New" w:hAnsi="Courier New" w:cs="Courier New"/>
+        </w:rPr>
+        <w:br/>
+        <w:t xml:space="preserve">    </w:t>
+      </w:r>
+      <w:proofErr w:type="spellStart"/>
+      <w:r>
+        <w:rPr>
+          <w:rFonts w:ascii="Courier New" w:hAnsi="Courier New" w:cs="Courier New"/>
+        </w:rPr>
+        <w:t>std</w:t>
+      </w:r>
+      <w:proofErr w:type="spellEnd"/>
+      <w:r>
+        <w:rPr>
+          <w:rFonts w:ascii="Courier New" w:hAnsi="Courier New" w:cs="Courier New"/>
+        </w:rPr>
+        <w:t>::</w:t>
+      </w:r>
+      <w:proofErr w:type="spellStart"/>
+      <w:r>
+        <w:rPr>
+          <w:rFonts w:ascii="Courier New" w:hAnsi="Courier New" w:cs="Courier New"/>
+        </w:rPr>
+        <w:t>cout</w:t>
+      </w:r>
+      <w:proofErr w:type="spellEnd"/>
+      <w:r>
+        <w:rPr>
+          <w:rFonts w:ascii="Courier New" w:hAnsi="Courier New" w:cs="Courier New"/>
+        </w:rPr>
+        <w:t xml:space="preserve"> &lt;&lt; "</w:t>
+      </w:r>
+      <w:proofErr w:type="spellStart"/>
+      <w:r>
+        <w:rPr>
+          <w:rFonts w:ascii="Courier New" w:hAnsi="Courier New" w:cs="Courier New"/>
+        </w:rPr>
+        <w:t>Union</w:t>
+      </w:r>
+      <w:proofErr w:type="spellEnd"/>
+      <w:r>
+        <w:rPr>
+          <w:rFonts w:ascii="Courier New" w:hAnsi="Courier New" w:cs="Courier New"/>
+        </w:rPr>
+        <w:t>: ";</w:t>
+      </w:r>
+      <w:r>
+        <w:rPr>
+          <w:rFonts w:ascii="Courier New" w:hAnsi="Courier New" w:cs="Courier New"/>
+        </w:rPr>
+        <w:br/>
+        <w:t xml:space="preserve">    </w:t>
+      </w:r>
+      <w:proofErr w:type="spellStart"/>
+      <w:r>
+        <w:rPr>
+          <w:rFonts w:ascii="Courier New" w:hAnsi="Courier New" w:cs="Courier New"/>
+        </w:rPr>
+        <w:t>displayVector</w:t>
+      </w:r>
+      <w:proofErr w:type="spellEnd"/>
+      <w:r>
+        <w:rPr>
+          <w:rFonts w:ascii="Courier New" w:hAnsi="Courier New" w:cs="Courier New"/>
+        </w:rPr>
+        <w:t>(</w:t>
+      </w:r>
+      <w:proofErr w:type="spellStart"/>
+      <w:r>
+        <w:rPr>
+          <w:rFonts w:ascii="Courier New" w:hAnsi="Courier New" w:cs="Courier New"/>
+        </w:rPr>
+        <w:t>Union</w:t>
+      </w:r>
+      <w:proofErr w:type="spellEnd"/>
+      <w:r>
+        <w:rPr>
+          <w:rFonts w:ascii="Courier New" w:hAnsi="Courier New" w:cs="Courier New"/>
+        </w:rPr>
+        <w:t>);</w:t>
+      </w:r>
+      <w:r>
+        <w:rPr>
+          <w:rFonts w:ascii="Courier New" w:hAnsi="Courier New" w:cs="Courier New"/>
+        </w:rPr>
+        <w:br/>
+        <w:t xml:space="preserve">    </w:t>
+      </w:r>
+      <w:proofErr w:type="spellStart"/>
+      <w:r>
+        <w:rPr>
+          <w:rFonts w:ascii="Courier New" w:hAnsi="Courier New" w:cs="Courier New"/>
+        </w:rPr>
+        <w:t>std</w:t>
+      </w:r>
+      <w:proofErr w:type="spellEnd"/>
+      <w:r>
+        <w:rPr>
+          <w:rFonts w:ascii="Courier New" w:hAnsi="Courier New" w:cs="Courier New"/>
+        </w:rPr>
+        <w:t>::</w:t>
+      </w:r>
+      <w:proofErr w:type="spellStart"/>
+      <w:r>
+        <w:rPr>
+          <w:rFonts w:ascii="Courier New" w:hAnsi="Courier New" w:cs="Courier New"/>
+        </w:rPr>
+        <w:t>cout</w:t>
+      </w:r>
+      <w:proofErr w:type="spellEnd"/>
+      <w:r>
+        <w:rPr>
+          <w:rFonts w:ascii="Courier New" w:hAnsi="Courier New" w:cs="Courier New"/>
+        </w:rPr>
+        <w:t xml:space="preserve"> &lt;&lt; </w:t>
+      </w:r>
+      <w:proofErr w:type="spellStart"/>
+      <w:r>
+        <w:rPr>
+          <w:rFonts w:ascii="Courier New" w:hAnsi="Courier New" w:cs="Courier New"/>
+        </w:rPr>
+        <w:t>std</w:t>
+      </w:r>
+      <w:proofErr w:type="spellEnd"/>
+      <w:r>
+        <w:rPr>
+          <w:rFonts w:ascii="Courier New" w:hAnsi="Courier New" w:cs="Courier New"/>
+        </w:rPr>
+        <w:t>::</w:t>
+      </w:r>
+      <w:proofErr w:type="spellStart"/>
+      <w:r>
+        <w:rPr>
+          <w:rFonts w:ascii="Courier New" w:hAnsi="Courier New" w:cs="Courier New"/>
+        </w:rPr>
+        <w:t>endl</w:t>
+      </w:r>
+      <w:proofErr w:type="spellEnd"/>
+      <w:r>
+        <w:rPr>
+          <w:rFonts w:ascii="Courier New" w:hAnsi="Courier New" w:cs="Courier New"/>
+        </w:rPr>
+        <w:t>;</w:t>
+      </w:r>
+      <w:r>
+        <w:rPr>
+          <w:rFonts w:ascii="Courier New" w:hAnsi="Courier New" w:cs="Courier New"/>
+        </w:rPr>
+        <w:br/>
+      </w:r>
+      <w:r>
+        <w:rPr>
+          <w:rFonts w:ascii="Courier New" w:hAnsi="Courier New" w:cs="Courier New"/>
+        </w:rPr>
+        <w:br/>
+        <w:t xml:space="preserve">    </w:t>
+      </w:r>
+      <w:proofErr w:type="spellStart"/>
+      <w:r>
+        <w:rPr>
+          <w:rFonts w:ascii="Courier New" w:hAnsi="Courier New" w:cs="Courier New"/>
+        </w:rPr>
+        <w:t>std</w:t>
+      </w:r>
+      <w:proofErr w:type="spellEnd"/>
+      <w:r>
+        <w:rPr>
+          <w:rFonts w:ascii="Courier New" w:hAnsi="Courier New" w:cs="Courier New"/>
+        </w:rPr>
+        <w:t>::</w:t>
+      </w:r>
+      <w:proofErr w:type="spellStart"/>
+      <w:r>
+        <w:rPr>
+          <w:rFonts w:ascii="Courier New" w:hAnsi="Courier New" w:cs="Courier New"/>
+        </w:rPr>
+        <w:t>cout</w:t>
+      </w:r>
+      <w:proofErr w:type="spellEnd"/>
+      <w:r>
+        <w:rPr>
+          <w:rFonts w:ascii="Courier New" w:hAnsi="Courier New" w:cs="Courier New"/>
+        </w:rPr>
+        <w:t xml:space="preserve"> &lt;&lt; "</w:t>
+      </w:r>
+      <w:proofErr w:type="spellStart"/>
+      <w:r>
+        <w:rPr>
+          <w:rFonts w:ascii="Courier New" w:hAnsi="Courier New" w:cs="Courier New"/>
+        </w:rPr>
+        <w:t>Numbers</w:t>
+      </w:r>
+      <w:proofErr w:type="spellEnd"/>
+      <w:r>
+        <w:rPr>
+          <w:rFonts w:ascii="Courier New" w:hAnsi="Courier New" w:cs="Courier New"/>
+        </w:rPr>
+        <w:t>: ";</w:t>
+      </w:r>
+      <w:r>
+        <w:rPr>
+          <w:rFonts w:ascii="Courier New" w:hAnsi="Courier New" w:cs="Courier New"/>
+        </w:rPr>
+        <w:br/>
+        <w:t xml:space="preserve">    </w:t>
+      </w:r>
+      <w:proofErr w:type="spellStart"/>
+      <w:r>
+        <w:rPr>
+          <w:rFonts w:ascii="Courier New" w:hAnsi="Courier New" w:cs="Courier New"/>
+        </w:rPr>
+        <w:t>printNumbersFromVector</w:t>
+      </w:r>
+      <w:proofErr w:type="spellEnd"/>
+      <w:r>
+        <w:rPr>
+          <w:rFonts w:ascii="Courier New" w:hAnsi="Courier New" w:cs="Courier New"/>
+        </w:rPr>
+        <w:t>(</w:t>
+      </w:r>
+      <w:proofErr w:type="spellStart"/>
+      <w:r>
+        <w:rPr>
+          <w:rFonts w:ascii="Courier New" w:hAnsi="Courier New" w:cs="Courier New"/>
+        </w:rPr>
+        <w:t>Union</w:t>
+      </w:r>
+      <w:proofErr w:type="spellEnd"/>
+      <w:r>
+        <w:rPr>
+          <w:rFonts w:ascii="Courier New" w:hAnsi="Courier New" w:cs="Courier New"/>
+        </w:rPr>
+        <w:t>);</w:t>
+      </w:r>
+      <w:r>
+        <w:rPr>
+          <w:rFonts w:ascii="Courier New" w:hAnsi="Courier New" w:cs="Courier New"/>
+        </w:rPr>
+        <w:br/>
+        <w:t xml:space="preserve">    </w:t>
+      </w:r>
+      <w:proofErr w:type="spellStart"/>
+      <w:r>
+        <w:rPr>
+          <w:rFonts w:ascii="Courier New" w:hAnsi="Courier New" w:cs="Courier New"/>
+        </w:rPr>
+        <w:t>std</w:t>
+      </w:r>
+      <w:proofErr w:type="spellEnd"/>
+      <w:r>
+        <w:rPr>
+          <w:rFonts w:ascii="Courier New" w:hAnsi="Courier New" w:cs="Courier New"/>
+        </w:rPr>
+        <w:t>::</w:t>
+      </w:r>
+      <w:proofErr w:type="spellStart"/>
+      <w:r>
+        <w:rPr>
+          <w:rFonts w:ascii="Courier New" w:hAnsi="Courier New" w:cs="Courier New"/>
+        </w:rPr>
+        <w:t>cout</w:t>
+      </w:r>
+      <w:proofErr w:type="spellEnd"/>
+      <w:r>
+        <w:rPr>
+          <w:rFonts w:ascii="Courier New" w:hAnsi="Courier New" w:cs="Courier New"/>
+        </w:rPr>
+        <w:t xml:space="preserve"> &lt;&lt; </w:t>
+      </w:r>
+      <w:proofErr w:type="spellStart"/>
+      <w:r>
+        <w:rPr>
+          <w:rFonts w:ascii="Courier New" w:hAnsi="Courier New" w:cs="Courier New"/>
+        </w:rPr>
+        <w:t>std</w:t>
+      </w:r>
+      <w:proofErr w:type="spellEnd"/>
+      <w:r>
+        <w:rPr>
+          <w:rFonts w:ascii="Courier New" w:hAnsi="Courier New" w:cs="Courier New"/>
+        </w:rPr>
+        <w:t>::</w:t>
+      </w:r>
+      <w:proofErr w:type="spellStart"/>
+      <w:r>
+        <w:rPr>
+          <w:rFonts w:ascii="Courier New" w:hAnsi="Courier New" w:cs="Courier New"/>
+        </w:rPr>
+        <w:t>endl</w:t>
+      </w:r>
+      <w:proofErr w:type="spellEnd"/>
+      <w:r>
+        <w:rPr>
+          <w:rFonts w:ascii="Courier New" w:hAnsi="Courier New" w:cs="Courier New"/>
+        </w:rPr>
+        <w:t>;</w:t>
+      </w:r>
+      <w:r>
+        <w:rPr>
+          <w:rFonts w:ascii="Courier New" w:hAnsi="Courier New" w:cs="Courier New"/>
+        </w:rPr>
+        <w:br/>
+      </w:r>
+      <w:r>
+        <w:rPr>
+          <w:rFonts w:ascii="Courier New" w:hAnsi="Courier New" w:cs="Courier New"/>
+        </w:rPr>
+        <w:br/>
       </w:r>
       <w:r>
         <w:rPr>
@@ -1079,75 +4557,429 @@
           <w:rFonts w:ascii="Courier New" w:hAnsi="Courier New" w:cs="Courier New"/>
         </w:rPr>
         <w:lastRenderedPageBreak/>
-        <w:t xml:space="preserve">    std::cout &lt;&lt; "Union: ";</w:t>
-      </w:r>
-      <w:r>
-        <w:rPr>
-          <w:rFonts w:ascii="Courier New" w:hAnsi="Courier New" w:cs="Courier New"/>
-        </w:rPr>
-        <w:br/>
-        <w:t xml:space="preserve">    Union.displayVector();</w:t>
-      </w:r>
-      <w:r>
-        <w:rPr>
-          <w:rFonts w:ascii="Courier New" w:hAnsi="Courier New" w:cs="Courier New"/>
-        </w:rPr>
-        <w:br/>
-        <w:t xml:space="preserve">    std::cout &lt;&lt; std::endl;</w:t>
-      </w:r>
-      <w:r>
-        <w:rPr>
-          <w:rFonts w:ascii="Courier New" w:hAnsi="Courier New" w:cs="Courier New"/>
-        </w:rPr>
-        <w:br/>
-      </w:r>
-      <w:r>
-        <w:rPr>
-          <w:rFonts w:ascii="Courier New" w:hAnsi="Courier New" w:cs="Courier New"/>
-        </w:rPr>
-        <w:br/>
-        <w:t xml:space="preserve">    Crossing = bv1 * bv2;</w:t>
-      </w:r>
-      <w:r>
-        <w:rPr>
-          <w:rFonts w:ascii="Courier New" w:hAnsi="Courier New" w:cs="Courier New"/>
-        </w:rPr>
-        <w:br/>
-        <w:t xml:space="preserve">    std::cout &lt;&lt; "Crossing: ";</w:t>
-      </w:r>
-      <w:r>
-        <w:rPr>
-          <w:rFonts w:ascii="Courier New" w:hAnsi="Courier New" w:cs="Courier New"/>
-        </w:rPr>
-        <w:br/>
-        <w:t xml:space="preserve">    Crossing.displayVector();</w:t>
-      </w:r>
-      <w:r>
-        <w:rPr>
-          <w:rFonts w:ascii="Courier New" w:hAnsi="Courier New" w:cs="Courier New"/>
-        </w:rPr>
-        <w:br/>
-        <w:t xml:space="preserve">    std::cout &lt;&lt; std::endl;</w:t>
-      </w:r>
-      <w:r>
-        <w:rPr>
-          <w:rFonts w:ascii="Courier New" w:hAnsi="Courier New" w:cs="Courier New"/>
-        </w:rPr>
-        <w:br/>
-      </w:r>
-      <w:r>
-        <w:rPr>
-          <w:rFonts w:ascii="Courier New" w:hAnsi="Courier New" w:cs="Courier New"/>
-        </w:rPr>
-        <w:br/>
-        <w:t xml:space="preserve">    std::cout &lt;&lt; "=====END=====" &lt;&lt; std::endl;</w:t>
-      </w:r>
-      <w:r>
-        <w:rPr>
-          <w:rFonts w:ascii="Courier New" w:hAnsi="Courier New" w:cs="Courier New"/>
-        </w:rPr>
-        <w:br/>
-        <w:t xml:space="preserve">    return 0;</w:t>
+        <w:t xml:space="preserve">    </w:t>
+      </w:r>
+      <w:proofErr w:type="spellStart"/>
+      <w:r>
+        <w:rPr>
+          <w:rFonts w:ascii="Courier New" w:hAnsi="Courier New" w:cs="Courier New"/>
+        </w:rPr>
+        <w:t>Crossing</w:t>
+      </w:r>
+      <w:proofErr w:type="spellEnd"/>
+      <w:r>
+        <w:rPr>
+          <w:rFonts w:ascii="Courier New" w:hAnsi="Courier New" w:cs="Courier New"/>
+        </w:rPr>
+        <w:t xml:space="preserve"> = bv1 * bv2;</w:t>
+      </w:r>
+      <w:r>
+        <w:rPr>
+          <w:rFonts w:ascii="Courier New" w:hAnsi="Courier New" w:cs="Courier New"/>
+        </w:rPr>
+        <w:br/>
+      </w:r>
+      <w:r>
+        <w:rPr>
+          <w:rFonts w:ascii="Courier New" w:hAnsi="Courier New" w:cs="Courier New"/>
+        </w:rPr>
+        <w:br/>
+        <w:t xml:space="preserve">    </w:t>
+      </w:r>
+      <w:proofErr w:type="spellStart"/>
+      <w:r>
+        <w:rPr>
+          <w:rFonts w:ascii="Courier New" w:hAnsi="Courier New" w:cs="Courier New"/>
+        </w:rPr>
+        <w:t>std</w:t>
+      </w:r>
+      <w:proofErr w:type="spellEnd"/>
+      <w:r>
+        <w:rPr>
+          <w:rFonts w:ascii="Courier New" w:hAnsi="Courier New" w:cs="Courier New"/>
+        </w:rPr>
+        <w:t>::</w:t>
+      </w:r>
+      <w:proofErr w:type="spellStart"/>
+      <w:r>
+        <w:rPr>
+          <w:rFonts w:ascii="Courier New" w:hAnsi="Courier New" w:cs="Courier New"/>
+        </w:rPr>
+        <w:t>cout</w:t>
+      </w:r>
+      <w:proofErr w:type="spellEnd"/>
+      <w:r>
+        <w:rPr>
+          <w:rFonts w:ascii="Courier New" w:hAnsi="Courier New" w:cs="Courier New"/>
+        </w:rPr>
+        <w:t xml:space="preserve"> &lt;&lt; "</w:t>
+      </w:r>
+      <w:proofErr w:type="spellStart"/>
+      <w:r>
+        <w:rPr>
+          <w:rFonts w:ascii="Courier New" w:hAnsi="Courier New" w:cs="Courier New"/>
+        </w:rPr>
+        <w:t>Crossing</w:t>
+      </w:r>
+      <w:proofErr w:type="spellEnd"/>
+      <w:r>
+        <w:rPr>
+          <w:rFonts w:ascii="Courier New" w:hAnsi="Courier New" w:cs="Courier New"/>
+        </w:rPr>
+        <w:t>: ";</w:t>
+      </w:r>
+      <w:r>
+        <w:rPr>
+          <w:rFonts w:ascii="Courier New" w:hAnsi="Courier New" w:cs="Courier New"/>
+        </w:rPr>
+        <w:br/>
+        <w:t xml:space="preserve">    </w:t>
+      </w:r>
+      <w:proofErr w:type="spellStart"/>
+      <w:r>
+        <w:rPr>
+          <w:rFonts w:ascii="Courier New" w:hAnsi="Courier New" w:cs="Courier New"/>
+        </w:rPr>
+        <w:t>displayVector</w:t>
+      </w:r>
+      <w:proofErr w:type="spellEnd"/>
+      <w:r>
+        <w:rPr>
+          <w:rFonts w:ascii="Courier New" w:hAnsi="Courier New" w:cs="Courier New"/>
+        </w:rPr>
+        <w:t>(</w:t>
+      </w:r>
+      <w:proofErr w:type="spellStart"/>
+      <w:r>
+        <w:rPr>
+          <w:rFonts w:ascii="Courier New" w:hAnsi="Courier New" w:cs="Courier New"/>
+        </w:rPr>
+        <w:t>Crossing</w:t>
+      </w:r>
+      <w:proofErr w:type="spellEnd"/>
+      <w:r>
+        <w:rPr>
+          <w:rFonts w:ascii="Courier New" w:hAnsi="Courier New" w:cs="Courier New"/>
+        </w:rPr>
+        <w:t>);</w:t>
+      </w:r>
+      <w:r>
+        <w:rPr>
+          <w:rFonts w:ascii="Courier New" w:hAnsi="Courier New" w:cs="Courier New"/>
+        </w:rPr>
+        <w:br/>
+        <w:t xml:space="preserve">    </w:t>
+      </w:r>
+      <w:proofErr w:type="spellStart"/>
+      <w:r>
+        <w:rPr>
+          <w:rFonts w:ascii="Courier New" w:hAnsi="Courier New" w:cs="Courier New"/>
+        </w:rPr>
+        <w:t>std</w:t>
+      </w:r>
+      <w:proofErr w:type="spellEnd"/>
+      <w:r>
+        <w:rPr>
+          <w:rFonts w:ascii="Courier New" w:hAnsi="Courier New" w:cs="Courier New"/>
+        </w:rPr>
+        <w:t>::</w:t>
+      </w:r>
+      <w:proofErr w:type="spellStart"/>
+      <w:r>
+        <w:rPr>
+          <w:rFonts w:ascii="Courier New" w:hAnsi="Courier New" w:cs="Courier New"/>
+        </w:rPr>
+        <w:t>cout</w:t>
+      </w:r>
+      <w:proofErr w:type="spellEnd"/>
+      <w:r>
+        <w:rPr>
+          <w:rFonts w:ascii="Courier New" w:hAnsi="Courier New" w:cs="Courier New"/>
+        </w:rPr>
+        <w:t xml:space="preserve"> &lt;&lt; </w:t>
+      </w:r>
+      <w:proofErr w:type="spellStart"/>
+      <w:r>
+        <w:rPr>
+          <w:rFonts w:ascii="Courier New" w:hAnsi="Courier New" w:cs="Courier New"/>
+        </w:rPr>
+        <w:t>std</w:t>
+      </w:r>
+      <w:proofErr w:type="spellEnd"/>
+      <w:r>
+        <w:rPr>
+          <w:rFonts w:ascii="Courier New" w:hAnsi="Courier New" w:cs="Courier New"/>
+        </w:rPr>
+        <w:t>::</w:t>
+      </w:r>
+      <w:proofErr w:type="spellStart"/>
+      <w:r>
+        <w:rPr>
+          <w:rFonts w:ascii="Courier New" w:hAnsi="Courier New" w:cs="Courier New"/>
+        </w:rPr>
+        <w:t>endl</w:t>
+      </w:r>
+      <w:proofErr w:type="spellEnd"/>
+      <w:r>
+        <w:rPr>
+          <w:rFonts w:ascii="Courier New" w:hAnsi="Courier New" w:cs="Courier New"/>
+        </w:rPr>
+        <w:t>;</w:t>
+      </w:r>
+      <w:r>
+        <w:rPr>
+          <w:rFonts w:ascii="Courier New" w:hAnsi="Courier New" w:cs="Courier New"/>
+        </w:rPr>
+        <w:br/>
+      </w:r>
+      <w:r>
+        <w:rPr>
+          <w:rFonts w:ascii="Courier New" w:hAnsi="Courier New" w:cs="Courier New"/>
+        </w:rPr>
+        <w:br/>
+        <w:t xml:space="preserve">    </w:t>
+      </w:r>
+      <w:proofErr w:type="spellStart"/>
+      <w:r>
+        <w:rPr>
+          <w:rFonts w:ascii="Courier New" w:hAnsi="Courier New" w:cs="Courier New"/>
+        </w:rPr>
+        <w:t>std</w:t>
+      </w:r>
+      <w:proofErr w:type="spellEnd"/>
+      <w:r>
+        <w:rPr>
+          <w:rFonts w:ascii="Courier New" w:hAnsi="Courier New" w:cs="Courier New"/>
+        </w:rPr>
+        <w:t>::</w:t>
+      </w:r>
+      <w:proofErr w:type="spellStart"/>
+      <w:r>
+        <w:rPr>
+          <w:rFonts w:ascii="Courier New" w:hAnsi="Courier New" w:cs="Courier New"/>
+        </w:rPr>
+        <w:t>cout</w:t>
+      </w:r>
+      <w:proofErr w:type="spellEnd"/>
+      <w:r>
+        <w:rPr>
+          <w:rFonts w:ascii="Courier New" w:hAnsi="Courier New" w:cs="Courier New"/>
+        </w:rPr>
+        <w:t xml:space="preserve"> &lt;&lt; "</w:t>
+      </w:r>
+      <w:proofErr w:type="spellStart"/>
+      <w:r>
+        <w:rPr>
+          <w:rFonts w:ascii="Courier New" w:hAnsi="Courier New" w:cs="Courier New"/>
+        </w:rPr>
+        <w:t>Numbers</w:t>
+      </w:r>
+      <w:proofErr w:type="spellEnd"/>
+      <w:r>
+        <w:rPr>
+          <w:rFonts w:ascii="Courier New" w:hAnsi="Courier New" w:cs="Courier New"/>
+        </w:rPr>
+        <w:t>: ";</w:t>
+      </w:r>
+      <w:r>
+        <w:rPr>
+          <w:rFonts w:ascii="Courier New" w:hAnsi="Courier New" w:cs="Courier New"/>
+        </w:rPr>
+        <w:br/>
+        <w:t xml:space="preserve">    </w:t>
+      </w:r>
+      <w:proofErr w:type="spellStart"/>
+      <w:r>
+        <w:rPr>
+          <w:rFonts w:ascii="Courier New" w:hAnsi="Courier New" w:cs="Courier New"/>
+        </w:rPr>
+        <w:t>printNumbersFromVector</w:t>
+      </w:r>
+      <w:proofErr w:type="spellEnd"/>
+      <w:r>
+        <w:rPr>
+          <w:rFonts w:ascii="Courier New" w:hAnsi="Courier New" w:cs="Courier New"/>
+        </w:rPr>
+        <w:t>(</w:t>
+      </w:r>
+      <w:proofErr w:type="spellStart"/>
+      <w:r>
+        <w:rPr>
+          <w:rFonts w:ascii="Courier New" w:hAnsi="Courier New" w:cs="Courier New"/>
+        </w:rPr>
+        <w:t>Crossing</w:t>
+      </w:r>
+      <w:proofErr w:type="spellEnd"/>
+      <w:r>
+        <w:rPr>
+          <w:rFonts w:ascii="Courier New" w:hAnsi="Courier New" w:cs="Courier New"/>
+        </w:rPr>
+        <w:t>);</w:t>
+      </w:r>
+      <w:r>
+        <w:rPr>
+          <w:rFonts w:ascii="Courier New" w:hAnsi="Courier New" w:cs="Courier New"/>
+        </w:rPr>
+        <w:br/>
+        <w:t xml:space="preserve">    </w:t>
+      </w:r>
+      <w:proofErr w:type="spellStart"/>
+      <w:r>
+        <w:rPr>
+          <w:rFonts w:ascii="Courier New" w:hAnsi="Courier New" w:cs="Courier New"/>
+        </w:rPr>
+        <w:t>std</w:t>
+      </w:r>
+      <w:proofErr w:type="spellEnd"/>
+      <w:r>
+        <w:rPr>
+          <w:rFonts w:ascii="Courier New" w:hAnsi="Courier New" w:cs="Courier New"/>
+        </w:rPr>
+        <w:t>::</w:t>
+      </w:r>
+      <w:proofErr w:type="spellStart"/>
+      <w:r>
+        <w:rPr>
+          <w:rFonts w:ascii="Courier New" w:hAnsi="Courier New" w:cs="Courier New"/>
+        </w:rPr>
+        <w:t>cout</w:t>
+      </w:r>
+      <w:proofErr w:type="spellEnd"/>
+      <w:r>
+        <w:rPr>
+          <w:rFonts w:ascii="Courier New" w:hAnsi="Courier New" w:cs="Courier New"/>
+        </w:rPr>
+        <w:t xml:space="preserve"> &lt;&lt; </w:t>
+      </w:r>
+      <w:proofErr w:type="spellStart"/>
+      <w:r>
+        <w:rPr>
+          <w:rFonts w:ascii="Courier New" w:hAnsi="Courier New" w:cs="Courier New"/>
+        </w:rPr>
+        <w:t>std</w:t>
+      </w:r>
+      <w:proofErr w:type="spellEnd"/>
+      <w:r>
+        <w:rPr>
+          <w:rFonts w:ascii="Courier New" w:hAnsi="Courier New" w:cs="Courier New"/>
+        </w:rPr>
+        <w:t>::</w:t>
+      </w:r>
+      <w:proofErr w:type="spellStart"/>
+      <w:r>
+        <w:rPr>
+          <w:rFonts w:ascii="Courier New" w:hAnsi="Courier New" w:cs="Courier New"/>
+        </w:rPr>
+        <w:t>endl</w:t>
+      </w:r>
+      <w:proofErr w:type="spellEnd"/>
+      <w:r>
+        <w:rPr>
+          <w:rFonts w:ascii="Courier New" w:hAnsi="Courier New" w:cs="Courier New"/>
+        </w:rPr>
+        <w:t>;</w:t>
+      </w:r>
+      <w:r>
+        <w:rPr>
+          <w:rFonts w:ascii="Courier New" w:hAnsi="Courier New" w:cs="Courier New"/>
+        </w:rPr>
+        <w:br/>
+      </w:r>
+      <w:r>
+        <w:rPr>
+          <w:rFonts w:ascii="Courier New" w:hAnsi="Courier New" w:cs="Courier New"/>
+        </w:rPr>
+        <w:br/>
+      </w:r>
+      <w:r>
+        <w:rPr>
+          <w:rFonts w:ascii="Courier New" w:hAnsi="Courier New" w:cs="Courier New"/>
+        </w:rPr>
+        <w:br/>
+        <w:t xml:space="preserve">    </w:t>
+      </w:r>
+      <w:proofErr w:type="spellStart"/>
+      <w:r>
+        <w:rPr>
+          <w:rFonts w:ascii="Courier New" w:hAnsi="Courier New" w:cs="Courier New"/>
+        </w:rPr>
+        <w:t>std</w:t>
+      </w:r>
+      <w:proofErr w:type="spellEnd"/>
+      <w:r>
+        <w:rPr>
+          <w:rFonts w:ascii="Courier New" w:hAnsi="Courier New" w:cs="Courier New"/>
+        </w:rPr>
+        <w:t>::</w:t>
+      </w:r>
+      <w:proofErr w:type="spellStart"/>
+      <w:r>
+        <w:rPr>
+          <w:rFonts w:ascii="Courier New" w:hAnsi="Courier New" w:cs="Courier New"/>
+        </w:rPr>
+        <w:t>cout</w:t>
+      </w:r>
+      <w:proofErr w:type="spellEnd"/>
+      <w:r>
+        <w:rPr>
+          <w:rFonts w:ascii="Courier New" w:hAnsi="Courier New" w:cs="Courier New"/>
+        </w:rPr>
+        <w:t xml:space="preserve"> &lt;&lt; "=====END=====" &lt;&lt; </w:t>
+      </w:r>
+      <w:proofErr w:type="spellStart"/>
+      <w:r>
+        <w:rPr>
+          <w:rFonts w:ascii="Courier New" w:hAnsi="Courier New" w:cs="Courier New"/>
+        </w:rPr>
+        <w:t>std</w:t>
+      </w:r>
+      <w:proofErr w:type="spellEnd"/>
+      <w:r>
+        <w:rPr>
+          <w:rFonts w:ascii="Courier New" w:hAnsi="Courier New" w:cs="Courier New"/>
+        </w:rPr>
+        <w:t>::</w:t>
+      </w:r>
+      <w:proofErr w:type="spellStart"/>
+      <w:r>
+        <w:rPr>
+          <w:rFonts w:ascii="Courier New" w:hAnsi="Courier New" w:cs="Courier New"/>
+        </w:rPr>
+        <w:t>endl</w:t>
+      </w:r>
+      <w:proofErr w:type="spellEnd"/>
+      <w:r>
+        <w:rPr>
+          <w:rFonts w:ascii="Courier New" w:hAnsi="Courier New" w:cs="Courier New"/>
+        </w:rPr>
+        <w:t>;</w:t>
+      </w:r>
+      <w:r>
+        <w:rPr>
+          <w:rFonts w:ascii="Courier New" w:hAnsi="Courier New" w:cs="Courier New"/>
+        </w:rPr>
+        <w:br/>
+      </w:r>
+      <w:r>
+        <w:rPr>
+          <w:rFonts w:ascii="Courier New" w:hAnsi="Courier New" w:cs="Courier New"/>
+        </w:rPr>
+        <w:br/>
+        <w:t xml:space="preserve">    </w:t>
+      </w:r>
+      <w:proofErr w:type="spellStart"/>
+      <w:r>
+        <w:rPr>
+          <w:rFonts w:ascii="Courier New" w:hAnsi="Courier New" w:cs="Courier New"/>
+        </w:rPr>
+        <w:t>return</w:t>
+      </w:r>
+      <w:proofErr w:type="spellEnd"/>
+      <w:r>
+        <w:rPr>
+          <w:rFonts w:ascii="Courier New" w:hAnsi="Courier New" w:cs="Courier New"/>
+        </w:rPr>
+        <w:t xml:space="preserve"> 0;</w:t>
       </w:r>
       <w:r>
         <w:rPr>
@@ -1204,6 +5036,7 @@
         <w:jc w:val="both"/>
         <w:rPr>
           <w:rFonts w:ascii="Times New Roman" w:hAnsi="Times New Roman" w:cs="Times New Roman"/>
+          <w:lang w:val="en-US"/>
         </w:rPr>
       </w:pPr>
       <w:r>
@@ -1211,10 +5044,10 @@
           <w:noProof/>
         </w:rPr>
         <w:drawing>
-          <wp:inline distT="0" distB="0" distL="0" distR="0" wp14:anchorId="7D397172" wp14:editId="60C83B1E">
-            <wp:extent cx="1579245" cy="3179445"/>
-            <wp:effectExtent l="0" t="0" r="1905" b="1905"/>
-            <wp:docPr id="7" name="Рисунок 7"/>
+          <wp:inline distT="0" distB="0" distL="0" distR="0" wp14:anchorId="0758F2C8" wp14:editId="4D352397">
+            <wp:extent cx="2194560" cy="4061460"/>
+            <wp:effectExtent l="0" t="0" r="0" b="0"/>
+            <wp:docPr id="1" name="Рисунок 1"/>
             <wp:cNvGraphicFramePr>
               <a:graphicFrameLocks xmlns:a="http://schemas.openxmlformats.org/drawingml/2006/main" noChangeAspect="1"/>
             </wp:cNvGraphicFramePr>
@@ -1222,7 +5055,7 @@
               <a:graphicData uri="http://schemas.openxmlformats.org/drawingml/2006/picture">
                 <pic:pic xmlns:pic="http://schemas.openxmlformats.org/drawingml/2006/picture">
                   <pic:nvPicPr>
-                    <pic:cNvPr id="0" name="Picture 22"/>
+                    <pic:cNvPr id="0" name="Picture 1"/>
                     <pic:cNvPicPr>
                       <a:picLocks noChangeAspect="1" noChangeArrowheads="1"/>
                     </pic:cNvPicPr>
@@ -1243,7 +5076,7 @@
                   <pic:spPr bwMode="auto">
                     <a:xfrm>
                       <a:off x="0" y="0"/>
-                      <a:ext cx="1579245" cy="3179445"/>
+                      <a:ext cx="2194560" cy="4061460"/>
                     </a:xfrm>
                     <a:prstGeom prst="rect">
                       <a:avLst/>
@@ -1258,6 +5091,13 @@
             </a:graphic>
           </wp:inline>
         </w:drawing>
+      </w:r>
+      <w:r>
+        <w:rPr>
+          <w:rFonts w:ascii="Times New Roman" w:hAnsi="Times New Roman" w:cs="Times New Roman"/>
+          <w:lang w:val="en-US"/>
+        </w:rPr>
+        <w:t xml:space="preserve">  </w:t>
       </w:r>
     </w:p>
     <w:p>
@@ -1882,7 +5722,6 @@
   <w:style w:type="character" w:default="1" w:styleId="a0">
     <w:name w:val="Default Paragraph Font"/>
     <w:uiPriority w:val="1"/>
-    <w:semiHidden/>
     <w:unhideWhenUsed/>
   </w:style>
   <w:style w:type="table" w:default="1" w:styleId="a1">
